--- a/BIOBUZZ_Simulator_Quick_Start.docx
+++ b/BIOBUZZ_Simulator_Quick_Start.docx
@@ -67,7 +67,7 @@
         </w:rPr>
         <w:t xml:space="preserve">AUTO:  </w:t>
       </w:r>
-      <w:hyperlink w:history="1" r:id="rIdt38rqkbjzifofiinw-ese">
+      <w:hyperlink w:history="1" r:id="rIdli5lehfvsj8v-7bpzz9vx">
         <w:r>
           <w:rPr>
             <w:rStyle w:val="Hyperlink"/>
@@ -87,7 +87,7 @@
         </w:rPr>
         <w:t xml:space="preserve">TeleOp:  </w:t>
       </w:r>
-      <w:hyperlink w:history="1" r:id="rIdpo5mi0p3qd074-qnu2nm2">
+      <w:hyperlink w:history="1" r:id="rIdkwmjikrwbafpmxfcbepno">
         <w:r>
           <w:rPr>
             <w:rStyle w:val="Hyperlink"/>
@@ -107,7 +107,7 @@
         </w:rPr>
         <w:t xml:space="preserve">Full match:  </w:t>
       </w:r>
-      <w:hyperlink w:history="1" r:id="rId8ycz2jsndbt7emzh9rcxi">
+      <w:hyperlink w:history="1" r:id="rIdpjti47u6cxtq8obbik1me">
         <w:r>
           <w:rPr>
             <w:rStyle w:val="Hyperlink"/>
@@ -127,7 +127,7 @@
         </w:rPr>
         <w:t xml:space="preserve">Records:  </w:t>
       </w:r>
-      <w:hyperlink w:history="1" r:id="rIdvm469qpydhkg92tzecvts">
+      <w:hyperlink w:history="1" r:id="rIdw7nn01vpcgtwd9wjg6zzm">
         <w:r>
           <w:rPr>
             <w:rStyle w:val="Hyperlink"/>
@@ -2725,7 +2725,7 @@
         <w:t xml:space="preserve">Records</w:t>
       </w:r>
       <w:r>
-        <w:t xml:space="preserve"> page ranks AUTO and TeleOp, solo and duo. A run counts if every robot has its own team’s code, a team number and a camera chosen, nobody crosses the center line (G402) and the robot numbers are realistic. Camera position, robot size, flywheel diameter and capacity can be changed freely; changing accuracy, speeds, shooting position or errors keeps a run off the board.</w:t>
+        <w:t xml:space="preserve"> page ranks AUTO and TeleOp, solo and duo. A run counts if every robot has its own team’s code, a team number and a camera chosen, and nobody crosses the center line (G402). The only robot settings that keep a run off the board: a flower pull under 0.75 s, a garden pickup under 0.5 s, launching all 4 in under 0.6 s, or a changed accuracy – everything else can be set to match your robot.</w:t>
       </w:r>
     </w:p>
     <w:p>

--- a/BIOBUZZ_Simulator_Quick_Start.docx
+++ b/BIOBUZZ_Simulator_Quick_Start.docx
@@ -53,7 +53,7 @@
         <w:t xml:space="preserve">BIOBUZZ</w:t>
       </w:r>
       <w:r>
-        <w:t xml:space="preserve"> (2026–27) code before you get to the field. Upload your real AUTO and TeleOp code, drive with PS5 controllers, and play a full 2:30 match – with scoring, ranking points and rule checks.</w:t>
+        <w:t xml:space="preserve"> (2026–27) code before you get to the field. Upload your real AUTO and TeleOp code, drive with your own controller, play online against another alliance, and play a full 2:30 match – with scoring, ranking points and rule checks.</w:t>
       </w:r>
     </w:p>
     <w:p>
@@ -67,7 +67,7 @@
         </w:rPr>
         <w:t xml:space="preserve">AUTO:  </w:t>
       </w:r>
-      <w:hyperlink w:history="1" r:id="rIdli5lehfvsj8v-7bpzz9vx">
+      <w:hyperlink w:history="1" r:id="rIdd2gj3pqodhqacnc020i5v">
         <w:r>
           <w:rPr>
             <w:rStyle w:val="Hyperlink"/>
@@ -87,7 +87,7 @@
         </w:rPr>
         <w:t xml:space="preserve">TeleOp:  </w:t>
       </w:r>
-      <w:hyperlink w:history="1" r:id="rIdkwmjikrwbafpmxfcbepno">
+      <w:hyperlink w:history="1" r:id="rIdjv6joarbqdwt_yfqdxgjm">
         <w:r>
           <w:rPr>
             <w:rStyle w:val="Hyperlink"/>
@@ -107,7 +107,7 @@
         </w:rPr>
         <w:t xml:space="preserve">Full match:  </w:t>
       </w:r>
-      <w:hyperlink w:history="1" r:id="rIdpjti47u6cxtq8obbik1me">
+      <w:hyperlink w:history="1" r:id="rIdgovvza-3lixlil-pqstqv">
         <w:r>
           <w:rPr>
             <w:rStyle w:val="Hyperlink"/>
@@ -127,7 +127,7 @@
         </w:rPr>
         <w:t xml:space="preserve">Records:  </w:t>
       </w:r>
-      <w:hyperlink w:history="1" r:id="rIdw7nn01vpcgtwd9wjg6zzm">
+      <w:hyperlink w:history="1" r:id="rIdar8hiyah4jqicxxlb040k">
         <w:r>
           <w:rPr>
             <w:rStyle w:val="Hyperlink"/>
@@ -544,7 +544,7 @@
       <w:tr>
         <w:trPr>
           <w:cantSplit/>
-          <w:tblHeader w:val="off"/>
+          <w:tblHeader w:val="false"/>
         </w:trPr>
         <w:tc>
           <w:tcPr>
@@ -617,7 +617,7 @@
       <w:tr>
         <w:trPr>
           <w:cantSplit/>
-          <w:tblHeader w:val="off"/>
+          <w:tblHeader w:val="false"/>
         </w:trPr>
         <w:tc>
           <w:tcPr>
@@ -673,7 +673,7 @@
       <w:tr>
         <w:trPr>
           <w:cantSplit/>
-          <w:tblHeader w:val="off"/>
+          <w:tblHeader w:val="false"/>
         </w:trPr>
         <w:tc>
           <w:tcPr>
@@ -729,7 +729,7 @@
       <w:tr>
         <w:trPr>
           <w:cantSplit/>
-          <w:tblHeader w:val="off"/>
+          <w:tblHeader w:val="false"/>
         </w:trPr>
         <w:tc>
           <w:tcPr>
@@ -785,7 +785,7 @@
       <w:tr>
         <w:trPr>
           <w:cantSplit/>
-          <w:tblHeader w:val="off"/>
+          <w:tblHeader w:val="false"/>
         </w:trPr>
         <w:tc>
           <w:tcPr>
@@ -935,7 +935,7 @@
       <w:tr>
         <w:trPr>
           <w:cantSplit/>
-          <w:tblHeader w:val="off"/>
+          <w:tblHeader w:val="false"/>
         </w:trPr>
         <w:tc>
           <w:tcPr>
@@ -1001,7 +1001,7 @@
       <w:tr>
         <w:trPr>
           <w:cantSplit/>
-          <w:tblHeader w:val="off"/>
+          <w:tblHeader w:val="false"/>
         </w:trPr>
         <w:tc>
           <w:tcPr>
@@ -1057,7 +1057,7 @@
       <w:tr>
         <w:trPr>
           <w:cantSplit/>
-          <w:tblHeader w:val="off"/>
+          <w:tblHeader w:val="false"/>
         </w:trPr>
         <w:tc>
           <w:tcPr>
@@ -1113,7 +1113,7 @@
       <w:tr>
         <w:trPr>
           <w:cantSplit/>
-          <w:tblHeader w:val="off"/>
+          <w:tblHeader w:val="false"/>
         </w:trPr>
         <w:tc>
           <w:tcPr>
@@ -1169,7 +1169,7 @@
       <w:tr>
         <w:trPr>
           <w:cantSplit/>
-          <w:tblHeader w:val="off"/>
+          <w:tblHeader w:val="false"/>
         </w:trPr>
         <w:tc>
           <w:tcPr>
@@ -1319,7 +1319,7 @@
       <w:tr>
         <w:trPr>
           <w:cantSplit/>
-          <w:tblHeader w:val="off"/>
+          <w:tblHeader w:val="false"/>
         </w:trPr>
         <w:tc>
           <w:tcPr>
@@ -1375,7 +1375,7 @@
       <w:tr>
         <w:trPr>
           <w:cantSplit/>
-          <w:tblHeader w:val="off"/>
+          <w:tblHeader w:val="false"/>
         </w:trPr>
         <w:tc>
           <w:tcPr>
@@ -1431,7 +1431,7 @@
       <w:tr>
         <w:trPr>
           <w:cantSplit/>
-          <w:tblHeader w:val="off"/>
+          <w:tblHeader w:val="false"/>
         </w:trPr>
         <w:tc>
           <w:tcPr>
@@ -1516,7 +1516,7 @@
       <w:tr>
         <w:trPr>
           <w:cantSplit/>
-          <w:tblHeader w:val="off"/>
+          <w:tblHeader w:val="false"/>
         </w:trPr>
         <w:tc>
           <w:tcPr>
@@ -1572,7 +1572,7 @@
       <w:tr>
         <w:trPr>
           <w:cantSplit/>
-          <w:tblHeader w:val="off"/>
+          <w:tblHeader w:val="false"/>
         </w:trPr>
         <w:tc>
           <w:tcPr>
@@ -1628,7 +1628,7 @@
       <w:tr>
         <w:trPr>
           <w:cantSplit/>
-          <w:tblHeader w:val="off"/>
+          <w:tblHeader w:val="false"/>
         </w:trPr>
         <w:tc>
           <w:tcPr>
@@ -1684,7 +1684,7 @@
       <w:tr>
         <w:trPr>
           <w:cantSplit/>
-          <w:tblHeader w:val="off"/>
+          <w:tblHeader w:val="false"/>
         </w:trPr>
         <w:tc>
           <w:tcPr>
@@ -1740,7 +1740,7 @@
       <w:tr>
         <w:trPr>
           <w:cantSplit/>
-          <w:tblHeader w:val="off"/>
+          <w:tblHeader w:val="false"/>
         </w:trPr>
         <w:tc>
           <w:tcPr>
@@ -1796,7 +1796,7 @@
       <w:tr>
         <w:trPr>
           <w:cantSplit/>
-          <w:tblHeader w:val="off"/>
+          <w:tblHeader w:val="false"/>
         </w:trPr>
         <w:tc>
           <w:tcPr>
@@ -1852,7 +1852,7 @@
       <w:tr>
         <w:trPr>
           <w:cantSplit/>
-          <w:tblHeader w:val="off"/>
+          <w:tblHeader w:val="false"/>
         </w:trPr>
         <w:tc>
           <w:tcPr>
@@ -1908,7 +1908,7 @@
       <w:tr>
         <w:trPr>
           <w:cantSplit/>
-          <w:tblHeader w:val="off"/>
+          <w:tblHeader w:val="false"/>
         </w:trPr>
         <w:tc>
           <w:tcPr>
@@ -1964,7 +1964,7 @@
       <w:tr>
         <w:trPr>
           <w:cantSplit/>
-          <w:tblHeader w:val="off"/>
+          <w:tblHeader w:val="false"/>
         </w:trPr>
         <w:tc>
           <w:tcPr>
@@ -2114,7 +2114,7 @@
       <w:tr>
         <w:trPr>
           <w:cantSplit/>
-          <w:tblHeader w:val="off"/>
+          <w:tblHeader w:val="false"/>
         </w:trPr>
         <w:tc>
           <w:tcPr>
@@ -2170,7 +2170,7 @@
       <w:tr>
         <w:trPr>
           <w:cantSplit/>
-          <w:tblHeader w:val="off"/>
+          <w:tblHeader w:val="false"/>
         </w:trPr>
         <w:tc>
           <w:tcPr>
@@ -2226,7 +2226,7 @@
       <w:tr>
         <w:trPr>
           <w:cantSplit/>
-          <w:tblHeader w:val="off"/>
+          <w:tblHeader w:val="false"/>
         </w:trPr>
         <w:tc>
           <w:tcPr>
@@ -2282,7 +2282,7 @@
       <w:tr>
         <w:trPr>
           <w:cantSplit/>
-          <w:tblHeader w:val="off"/>
+          <w:tblHeader w:val="false"/>
         </w:trPr>
         <w:tc>
           <w:tcPr>
@@ -2338,7 +2338,7 @@
       <w:tr>
         <w:trPr>
           <w:cantSplit/>
-          <w:tblHeader w:val="off"/>
+          <w:tblHeader w:val="false"/>
         </w:trPr>
         <w:tc>
           <w:tcPr>
@@ -2394,7 +2394,7 @@
       <w:tr>
         <w:trPr>
           <w:cantSplit/>
-          <w:tblHeader w:val="off"/>
+          <w:tblHeader w:val="false"/>
         </w:trPr>
         <w:tc>
           <w:tcPr>
@@ -2450,7 +2450,7 @@
       <w:tr>
         <w:trPr>
           <w:cantSplit/>
-          <w:tblHeader w:val="off"/>
+          <w:tblHeader w:val="false"/>
         </w:trPr>
         <w:tc>
           <w:tcPr>
@@ -2506,7 +2506,7 @@
       <w:tr>
         <w:trPr>
           <w:cantSplit/>
-          <w:tblHeader w:val="off"/>
+          <w:tblHeader w:val="false"/>
         </w:trPr>
         <w:tc>
           <w:tcPr>
@@ -2705,31 +2705,6 @@
     </w:p>
     <w:p>
       <w:pPr>
-        <w:spacing w:before="120"/>
-      </w:pPr>
-      <w:r>
-        <w:rPr>
-          <w:b/>
-          <w:bCs/>
-        </w:rPr>
-        <w:t xml:space="preserve">Top AUTO:</w:t>
-      </w:r>
-      <w:r>
-        <w:t xml:space="preserve"> every AUTO you play to 0:00 is recorded; the best 3 show next to the score, and the </w:t>
-      </w:r>
-      <w:r>
-        <w:rPr>
-          <w:b/>
-          <w:bCs/>
-        </w:rPr>
-        <w:t xml:space="preserve">Records</w:t>
-      </w:r>
-      <w:r>
-        <w:t xml:space="preserve"> page ranks AUTO and TeleOp, solo and duo. A run counts if every robot has its own team’s code, a team number and a camera chosen, and nobody crosses the center line (G402). The only robot settings that keep a run off the board: a flower pull under 0.75 s, a garden pickup under 0.5 s, launching all 4 in under 0.6 s, or a changed accuracy – everything else can be set to match your robot.</w:t>
-      </w:r>
-    </w:p>
-    <w:p>
-      <w:pPr>
         <w:pStyle w:val="Heading1"/>
         <w:keepNext/>
         <w:keepLines/>
@@ -2764,7 +2739,17 @@
         <w:t xml:space="preserve">Connect the controllers:</w:t>
       </w:r>
       <w:r>
-        <w:t xml:space="preserve"> plug in each PS5 controller (or Bluetooth), then </w:t>
+        <w:t xml:space="preserve"> plug in each controller – </w:t>
+      </w:r>
+      <w:r>
+        <w:rPr>
+          <w:b/>
+          <w:bCs/>
+        </w:rPr>
+        <w:t xml:space="preserve">PlayStation, Xbox, REV or Logitech</w:t>
+      </w:r>
+      <w:r>
+        <w:t xml:space="preserve"> – with USB or Bluetooth, then </w:t>
       </w:r>
       <w:r>
         <w:rPr>
@@ -2774,7 +2759,7 @@
         <w:t xml:space="preserve">press a button</w:t>
       </w:r>
       <w:r>
-        <w:t xml:space="preserve"> on it. More than 4? Use </w:t>
+        <w:t xml:space="preserve"> on it. More than 4 on one computer? Use </w:t>
       </w:r>
       <w:r>
         <w:rPr>
@@ -3039,13 +3024,652 @@
     </w:p>
     <w:p>
       <w:pPr>
+        <w:pStyle w:val="Heading2"/>
+        <w:keepNext/>
+        <w:keepLines/>
+        <w:spacing w:after="100" w:before="220"/>
+      </w:pPr>
+      <w:r>
+        <w:t xml:space="preserve">Play with friends</w:t>
+      </w:r>
+    </w:p>
+    <w:p>
+      <w:pPr>
+        <w:pStyle w:val="ListParagraph"/>
+        <w:numPr>
+          <w:ilvl w:val="0"/>
+          <w:numId w:val="3"/>
+        </w:numPr>
+        <w:spacing w:after="60"/>
+      </w:pPr>
+      <w:r>
+        <w:rPr>
+          <w:b/>
+          <w:bCs/>
+        </w:rPr>
+        <w:t xml:space="preserve">On one computer:</w:t>
+      </w:r>
+      <w:r>
+        <w:t xml:space="preserve"> up to 4 teams, each with a driver and an operator controller (8 in all). Press a button on each controller, then pick it on a robot card. Chrome and Edge see 4 controllers – use </w:t>
+      </w:r>
+      <w:r>
+        <w:rPr>
+          <w:b/>
+          <w:bCs/>
+        </w:rPr>
+        <w:t xml:space="preserve">Firefox</w:t>
+      </w:r>
+      <w:r>
+        <w:t xml:space="preserve"> for more.</w:t>
+      </w:r>
+    </w:p>
+    <w:p>
+      <w:pPr>
+        <w:pStyle w:val="ListParagraph"/>
+        <w:numPr>
+          <w:ilvl w:val="0"/>
+          <w:numId w:val="3"/>
+        </w:numPr>
+        <w:spacing w:after="60"/>
+      </w:pPr>
+      <w:r>
+        <w:rPr>
+          <w:b/>
+          <w:bCs/>
+        </w:rPr>
+        <w:t xml:space="preserve">Online, each driver on their own laptop:</w:t>
+      </w:r>
+      <w:r>
+        <w:t xml:space="preserve"> on the </w:t>
+      </w:r>
+      <w:r>
+        <w:rPr>
+          <w:b/>
+          <w:bCs/>
+        </w:rPr>
+        <w:t xml:space="preserve">TeleOp</w:t>
+      </w:r>
+      <w:r>
+        <w:t xml:space="preserve"> page, </w:t>
+      </w:r>
+      <w:r>
+        <w:rPr>
+          <w:b/>
+          <w:bCs/>
+        </w:rPr>
+        <w:t xml:space="preserve">Play online</w:t>
+      </w:r>
+      <w:r>
+        <w:t xml:space="preserve"> puts up to 4 laptops in one 2:00 match – you and a teammate against another alliance. Everyone uses their </w:t>
+      </w:r>
+      <w:r>
+        <w:rPr>
+          <w:b/>
+          <w:bCs/>
+        </w:rPr>
+        <w:t xml:space="preserve">own controller, button setup and TeleOp code</w:t>
+      </w:r>
+      <w:r>
+        <w:t xml:space="preserve">.</w:t>
+      </w:r>
+    </w:p>
+    <w:p>
+      <w:pPr>
+        <w:pStyle w:val="ListParagraph"/>
+        <w:numPr>
+          <w:ilvl w:val="0"/>
+          <w:numId w:val="6"/>
+        </w:numPr>
+        <w:spacing w:after="60"/>
+      </w:pPr>
+      <w:r>
+        <w:rPr>
+          <w:b/>
+          <w:bCs/>
+        </w:rPr>
+        <w:t xml:space="preserve">Everyone, first:</w:t>
+      </w:r>
+      <w:r>
+        <w:t xml:space="preserve"> on your own laptop, set up one robot card – team number, your controller as </w:t>
+      </w:r>
+      <w:r>
+        <w:rPr>
+          <w:b/>
+          <w:bCs/>
+        </w:rPr>
+        <w:t xml:space="preserve">Driver</w:t>
+      </w:r>
+      <w:r>
+        <w:t xml:space="preserve"> (and </w:t>
+      </w:r>
+      <w:r>
+        <w:rPr>
+          <w:b/>
+          <w:bCs/>
+        </w:rPr>
+        <w:t xml:space="preserve">Operator</w:t>
+      </w:r>
+      <w:r>
+        <w:t xml:space="preserve">), your buttons or your uploaded TeleOp, and </w:t>
+      </w:r>
+      <w:r>
+        <w:rPr>
+          <w:b/>
+          <w:bCs/>
+        </w:rPr>
+        <w:t xml:space="preserve">Robot build and timing</w:t>
+      </w:r>
+      <w:r>
+        <w:t xml:space="preserve">. It’s saved for next time.</w:t>
+      </w:r>
+    </w:p>
+    <w:p>
+      <w:pPr>
+        <w:pStyle w:val="ListParagraph"/>
+        <w:numPr>
+          <w:ilvl w:val="0"/>
+          <w:numId w:val="6"/>
+        </w:numPr>
+        <w:spacing w:after="60"/>
+      </w:pPr>
+      <w:r>
+        <w:rPr>
+          <w:b/>
+          <w:bCs/>
+        </w:rPr>
+        <w:t xml:space="preserve">Host</w:t>
+      </w:r>
+      <w:r>
+        <w:t xml:space="preserve"> (best internet): turn on only your own robot card(s), press </w:t>
+      </w:r>
+      <w:r>
+        <w:rPr>
+          <w:b/>
+          <w:bCs/>
+        </w:rPr>
+        <w:t xml:space="preserve">Play online → Create a room</w:t>
+      </w:r>
+      <w:r>
+        <w:t xml:space="preserve"> and send the </w:t>
+      </w:r>
+      <w:r>
+        <w:rPr>
+          <w:b/>
+          <w:bCs/>
+        </w:rPr>
+        <w:t xml:space="preserve">6-letter code</w:t>
+      </w:r>
+      <w:r>
+        <w:t xml:space="preserve"> (or the invite link) to your teammate and the other alliance.</w:t>
+      </w:r>
+    </w:p>
+    <w:p>
+      <w:pPr>
+        <w:pStyle w:val="ListParagraph"/>
+        <w:numPr>
+          <w:ilvl w:val="0"/>
+          <w:numId w:val="6"/>
+        </w:numPr>
+        <w:spacing w:after="60"/>
+      </w:pPr>
+      <w:r>
+        <w:rPr>
+          <w:b/>
+          <w:bCs/>
+        </w:rPr>
+        <w:t xml:space="preserve">Players:</w:t>
+      </w:r>
+      <w:r>
+        <w:t xml:space="preserve"> press </w:t>
+      </w:r>
+      <w:r>
+        <w:rPr>
+          <w:b/>
+          <w:bCs/>
+        </w:rPr>
+        <w:t xml:space="preserve">Play online</w:t>
+      </w:r>
+      <w:r>
+        <w:t xml:space="preserve">, type the code, choose your robot card and where it starts, and press </w:t>
+      </w:r>
+      <w:r>
+        <w:rPr>
+          <w:b/>
+          <w:bCs/>
+        </w:rPr>
+        <w:t xml:space="preserve">Join</w:t>
+      </w:r>
+      <w:r>
+        <w:t xml:space="preserve">. Practice together while you wait.</w:t>
+      </w:r>
+    </w:p>
+    <w:p>
+      <w:pPr>
+        <w:pStyle w:val="ListParagraph"/>
+        <w:numPr>
+          <w:ilvl w:val="0"/>
+          <w:numId w:val="6"/>
+        </w:numPr>
+        <w:spacing w:after="60"/>
+      </w:pPr>
+      <w:r>
+        <w:t xml:space="preserve">The host presses </w:t>
+      </w:r>
+      <w:r>
+        <w:rPr>
+          <w:b/>
+          <w:bCs/>
+        </w:rPr>
+        <w:t xml:space="preserve">Start 2:00 TeleOp</w:t>
+      </w:r>
+      <w:r>
+        <w:t xml:space="preserve">. Everyone sees the same field and gets the results. Your code runs only on your laptop – just your robot’s commands are sent.</w:t>
+      </w:r>
+    </w:p>
+    <w:p>
+      <w:pPr>
+        <w:pStyle w:val="ListParagraph"/>
+        <w:numPr>
+          <w:ilvl w:val="0"/>
+          <w:numId w:val="3"/>
+        </w:numPr>
+        <w:spacing w:after="60"/>
+      </w:pPr>
+      <w:r>
+        <w:rPr>
+          <w:b/>
+          <w:bCs/>
+        </w:rPr>
+        <w:t xml:space="preserve">Won’t connect?</w:t>
+      </w:r>
+      <w:r>
+        <w:t xml:space="preserve"> Some school Wi-Fi blocks laptop-to-laptop connections – try a phone hotspot or home Wi-Fi. Keep the simulator tab in front. For a </w:t>
+      </w:r>
+      <w:r>
+        <w:rPr>
+          <w:b/>
+          <w:bCs/>
+        </w:rPr>
+        <w:t xml:space="preserve">full match</w:t>
+      </w:r>
+      <w:r>
+        <w:t xml:space="preserve"> online, or as a backup, use </w:t>
+      </w:r>
+      <w:r>
+        <w:rPr>
+          <w:b/>
+          <w:bCs/>
+        </w:rPr>
+        <w:t xml:space="preserve">Parsec</w:t>
+      </w:r>
+      <w:r>
+        <w:t xml:space="preserve"> (free, parsec.app): the host shares their screen and friends’ controllers show up on the host’s computer – see the README for the steps.</w:t>
+      </w:r>
+    </w:p>
+    <w:p>
+      <w:pPr>
         <w:pStyle w:val="Heading1"/>
         <w:keepNext/>
         <w:keepLines/>
         <w:spacing w:after="110" w:before="240"/>
       </w:pPr>
       <w:r>
-        <w:t xml:space="preserve">4. If something isn’t right</w:t>
+        <w:t xml:space="preserve">4. Leaderboards</w:t>
+      </w:r>
+    </w:p>
+    <w:p>
+      <w:pPr>
+        <w:spacing w:after="120"/>
+      </w:pPr>
+      <w:r>
+        <w:t xml:space="preserve">Two boards share one score sheet: </w:t>
+      </w:r>
+      <w:r>
+        <w:rPr>
+          <w:b/>
+          <w:bCs/>
+        </w:rPr>
+        <w:t xml:space="preserve">Top AUTO</w:t>
+      </w:r>
+      <w:r>
+        <w:t xml:space="preserve"> on the AUTO page (top 3 next to the score, top 10 in the right column) and the </w:t>
+      </w:r>
+      <w:r>
+        <w:rPr>
+          <w:b/>
+          <w:bCs/>
+        </w:rPr>
+        <w:t xml:space="preserve">Records</w:t>
+      </w:r>
+      <w:r>
+        <w:t xml:space="preserve"> page – </w:t>
+      </w:r>
+      <w:r>
+        <w:rPr>
+          <w:b/>
+          <w:bCs/>
+        </w:rPr>
+        <w:t xml:space="preserve">AUTO</w:t>
+      </w:r>
+      <w:r>
+        <w:t xml:space="preserve"> or </w:t>
+      </w:r>
+      <w:r>
+        <w:rPr>
+          <w:b/>
+          <w:bCs/>
+        </w:rPr>
+        <w:t xml:space="preserve">TeleOp</w:t>
+      </w:r>
+      <w:r>
+        <w:t xml:space="preserve">, </w:t>
+      </w:r>
+      <w:r>
+        <w:rPr>
+          <w:b/>
+          <w:bCs/>
+        </w:rPr>
+        <w:t xml:space="preserve">Solo</w:t>
+      </w:r>
+      <w:r>
+        <w:t xml:space="preserve"> or </w:t>
+      </w:r>
+      <w:r>
+        <w:rPr>
+          <w:b/>
+          <w:bCs/>
+        </w:rPr>
+        <w:t xml:space="preserve">Duo</w:t>
+      </w:r>
+      <w:r>
+        <w:t xml:space="preserve">, filtered by robot type, with a team search for your best, average and number of runs.</w:t>
+      </w:r>
+    </w:p>
+    <w:tbl>
+      <w:tblPr>
+        <w:tblW w:type="dxa" w:w="9720"/>
+        <w:tblBorders>
+          <w:top w:val="single" w:color="auto" w:sz="4"/>
+          <w:left w:val="single" w:color="auto" w:sz="4"/>
+          <w:bottom w:val="single" w:color="auto" w:sz="4"/>
+          <w:right w:val="single" w:color="auto" w:sz="4"/>
+          <w:insideH w:val="single" w:color="auto" w:sz="4"/>
+          <w:insideV w:val="single" w:color="auto" w:sz="4"/>
+        </w:tblBorders>
+      </w:tblPr>
+      <w:tblGrid>
+        <w:gridCol w:w="3000"/>
+        <w:gridCol w:w="6720"/>
+      </w:tblGrid>
+      <w:tr>
+        <w:trPr>
+          <w:cantSplit/>
+          <w:tblHeader/>
+        </w:trPr>
+        <w:tc>
+          <w:tcPr>
+            <w:tcW w:type="dxa" w:w="3000"/>
+            <w:tcBorders>
+              <w:top w:val="single" w:color="C9D2E0" w:sz="4"/>
+              <w:left w:val="single" w:color="C9D2E0" w:sz="4"/>
+              <w:bottom w:val="single" w:color="C9D2E0" w:sz="4"/>
+              <w:right w:val="single" w:color="C9D2E0" w:sz="4"/>
+            </w:tcBorders>
+            <w:shd w:fill="E8EEF7" w:color="auto" w:val="clear"/>
+            <w:tcMar>
+              <w:top w:type="dxa" w:w="70"/>
+              <w:left w:type="dxa" w:w="110"/>
+              <w:bottom w:type="dxa" w:w="70"/>
+              <w:right w:type="dxa" w:w="110"/>
+            </w:tcMar>
+          </w:tcPr>
+          <w:p>
+            <w:pPr>
+              <w:keepNext/>
+            </w:pPr>
+            <w:r>
+              <w:rPr>
+                <w:b/>
+                <w:bCs/>
+              </w:rPr>
+              <w:t xml:space="preserve">Board</w:t>
+            </w:r>
+          </w:p>
+        </w:tc>
+        <w:tc>
+          <w:tcPr>
+            <w:tcW w:type="dxa" w:w="6720"/>
+            <w:tcBorders>
+              <w:top w:val="single" w:color="C9D2E0" w:sz="4"/>
+              <w:left w:val="single" w:color="C9D2E0" w:sz="4"/>
+              <w:bottom w:val="single" w:color="C9D2E0" w:sz="4"/>
+              <w:right w:val="single" w:color="C9D2E0" w:sz="4"/>
+            </w:tcBorders>
+            <w:shd w:fill="E8EEF7" w:color="auto" w:val="clear"/>
+            <w:tcMar>
+              <w:top w:type="dxa" w:w="70"/>
+              <w:left w:type="dxa" w:w="110"/>
+              <w:bottom w:type="dxa" w:w="70"/>
+              <w:right w:type="dxa" w:w="110"/>
+            </w:tcMar>
+          </w:tcPr>
+          <w:p>
+            <w:pPr>
+              <w:keepNext/>
+            </w:pPr>
+            <w:r>
+              <w:rPr>
+                <w:b/>
+                <w:bCs/>
+              </w:rPr>
+              <w:t xml:space="preserve">What gets recorded</w:t>
+            </w:r>
+          </w:p>
+        </w:tc>
+      </w:tr>
+      <w:tr>
+        <w:trPr>
+          <w:cantSplit/>
+          <w:tblHeader w:val="false"/>
+        </w:trPr>
+        <w:tc>
+          <w:tcPr>
+            <w:tcW w:type="dxa" w:w="3000"/>
+            <w:tcBorders>
+              <w:top w:val="single" w:color="C9D2E0" w:sz="4"/>
+              <w:left w:val="single" w:color="C9D2E0" w:sz="4"/>
+              <w:bottom w:val="single" w:color="C9D2E0" w:sz="4"/>
+              <w:right w:val="single" w:color="C9D2E0" w:sz="4"/>
+            </w:tcBorders>
+            <w:tcMar>
+              <w:top w:type="dxa" w:w="70"/>
+              <w:left w:type="dxa" w:w="110"/>
+              <w:bottom w:type="dxa" w:w="70"/>
+              <w:right w:type="dxa" w:w="110"/>
+            </w:tcMar>
+          </w:tcPr>
+          <w:p>
+            <w:pPr>
+              <w:keepNext/>
+            </w:pPr>
+            <w:r>
+              <w:t xml:space="preserve">AUTO</w:t>
+            </w:r>
+          </w:p>
+        </w:tc>
+        <w:tc>
+          <w:tcPr>
+            <w:tcW w:type="dxa" w:w="6720"/>
+            <w:tcBorders>
+              <w:top w:val="single" w:color="C9D2E0" w:sz="4"/>
+              <w:left w:val="single" w:color="C9D2E0" w:sz="4"/>
+              <w:bottom w:val="single" w:color="C9D2E0" w:sz="4"/>
+              <w:right w:val="single" w:color="C9D2E0" w:sz="4"/>
+            </w:tcBorders>
+            <w:tcMar>
+              <w:top w:type="dxa" w:w="70"/>
+              <w:left w:type="dxa" w:w="110"/>
+              <w:bottom w:type="dxa" w:w="70"/>
+              <w:right w:type="dxa" w:w="110"/>
+            </w:tcMar>
+          </w:tcPr>
+          <w:p>
+            <w:pPr>
+              <w:keepNext/>
+            </w:pPr>
+            <w:r>
+              <w:t xml:space="preserve">Every AUTO played to 0:00, one row per alliance running a team’s own code. One robot = Solo; two robots = Duo (both team numbers shown).</w:t>
+            </w:r>
+          </w:p>
+        </w:tc>
+      </w:tr>
+      <w:tr>
+        <w:trPr>
+          <w:cantSplit/>
+          <w:tblHeader w:val="false"/>
+        </w:trPr>
+        <w:tc>
+          <w:tcPr>
+            <w:tcW w:type="dxa" w:w="3000"/>
+            <w:tcBorders>
+              <w:top w:val="single" w:color="C9D2E0" w:sz="4"/>
+              <w:left w:val="single" w:color="C9D2E0" w:sz="4"/>
+              <w:bottom w:val="single" w:color="C9D2E0" w:sz="4"/>
+              <w:right w:val="single" w:color="C9D2E0" w:sz="4"/>
+            </w:tcBorders>
+            <w:tcMar>
+              <w:top w:type="dxa" w:w="70"/>
+              <w:left w:type="dxa" w:w="110"/>
+              <w:bottom w:type="dxa" w:w="70"/>
+              <w:right w:type="dxa" w:w="110"/>
+            </w:tcMar>
+          </w:tcPr>
+          <w:p>
+            <w:pPr>
+              <w:keepNext w:val="false"/>
+            </w:pPr>
+            <w:r>
+              <w:t xml:space="preserve">TeleOp</w:t>
+            </w:r>
+          </w:p>
+        </w:tc>
+        <w:tc>
+          <w:tcPr>
+            <w:tcW w:type="dxa" w:w="6720"/>
+            <w:tcBorders>
+              <w:top w:val="single" w:color="C9D2E0" w:sz="4"/>
+              <w:left w:val="single" w:color="C9D2E0" w:sz="4"/>
+              <w:bottom w:val="single" w:color="C9D2E0" w:sz="4"/>
+              <w:right w:val="single" w:color="C9D2E0" w:sz="4"/>
+            </w:tcBorders>
+            <w:tcMar>
+              <w:top w:type="dxa" w:w="70"/>
+              <w:left w:type="dxa" w:w="110"/>
+              <w:bottom w:type="dxa" w:w="70"/>
+              <w:right w:type="dxa" w:w="110"/>
+            </w:tcMar>
+          </w:tcPr>
+          <w:p>
+            <w:pPr>
+              <w:keepNext w:val="false"/>
+            </w:pPr>
+            <w:r>
+              <w:rPr>
+                <w:b/>
+                <w:bCs/>
+              </w:rPr>
+              <w:t xml:space="preserve">Start 2:00 TeleOp</w:t>
+            </w:r>
+            <w:r>
+              <w:t xml:space="preserve"> on the TeleOp page with one robot (Solo) or two on the same alliance (Duo), no opponents, played to the end. Matches with opponents and online matches aren’t recorded.</w:t>
+            </w:r>
+          </w:p>
+        </w:tc>
+      </w:tr>
+    </w:tbl>
+    <w:p>
+      <w:pPr>
+        <w:spacing w:before="120"/>
+      </w:pPr>
+      <w:r>
+        <w:rPr>
+          <w:b/>
+          <w:bCs/>
+        </w:rPr>
+        <w:t xml:space="preserve">A score counts when:</w:t>
+      </w:r>
+      <w:r>
+        <w:t xml:space="preserve"> every robot has its own team’s code and a team number, an AprilTag camera is chosen (AUTO), nobody crosses the center line (G402), the hive tip rules are standard, and the card times are realistic – </w:t>
+      </w:r>
+      <w:r>
+        <w:rPr>
+          <w:b/>
+          <w:bCs/>
+        </w:rPr>
+        <w:t xml:space="preserve">flower pull 0.75 s or more, garden 0.5 s or more, launching 4 in 0.6 s or more</w:t>
+      </w:r>
+      <w:r>
+        <w:t xml:space="preserve"> – with </w:t>
+      </w:r>
+      <w:r>
+        <w:rPr>
+          <w:b/>
+          <w:bCs/>
+        </w:rPr>
+        <w:t xml:space="preserve">accuracy</w:t>
+      </w:r>
+      <w:r>
+        <w:t xml:space="preserve"> left at the standard value. Everything else can match your robot.</w:t>
+      </w:r>
+    </w:p>
+    <w:p>
+      <w:pPr>
+        <w:pStyle w:val="ListParagraph"/>
+        <w:numPr>
+          <w:ilvl w:val="0"/>
+          <w:numId w:val="3"/>
+        </w:numPr>
+        <w:spacing w:after="60"/>
+      </w:pPr>
+      <w:r>
+        <w:t xml:space="preserve">A message on the field after each run says whether it counted, and why not if it didn’t.</w:t>
+      </w:r>
+    </w:p>
+    <w:p>
+      <w:pPr>
+        <w:pStyle w:val="ListParagraph"/>
+        <w:numPr>
+          <w:ilvl w:val="0"/>
+          <w:numId w:val="3"/>
+        </w:numPr>
+        <w:spacing w:after="60"/>
+      </w:pPr>
+      <w:r>
+        <w:t xml:space="preserve">Each team (or pair) shows its best score; ties go to whoever got there first. New scores appear within about 5 minutes.</w:t>
+      </w:r>
+    </w:p>
+    <w:p>
+      <w:pPr>
+        <w:pStyle w:val="ListParagraph"/>
+        <w:numPr>
+          <w:ilvl w:val="0"/>
+          <w:numId w:val="3"/>
+        </w:numPr>
+        <w:spacing w:after="60"/>
+      </w:pPr>
+      <w:r>
+        <w:t xml:space="preserve">Only team numbers, the score, robot type and a code fingerprint are sent – never your code. TeleOp scores are on the honor system.</w:t>
+      </w:r>
+    </w:p>
+    <w:p>
+      <w:pPr>
+        <w:pStyle w:val="Heading1"/>
+        <w:keepNext/>
+        <w:keepLines/>
+        <w:spacing w:after="110" w:before="240"/>
+      </w:pPr>
+      <w:r>
+        <w:t xml:space="preserve">5. If something isn’t right</w:t>
       </w:r>
     </w:p>
     <w:tbl>
@@ -3133,7 +3757,7 @@
       <w:tr>
         <w:trPr>
           <w:cantSplit/>
-          <w:tblHeader w:val="off"/>
+          <w:tblHeader w:val="false"/>
         </w:trPr>
         <w:tc>
           <w:tcPr>
@@ -3199,7 +3823,7 @@
       <w:tr>
         <w:trPr>
           <w:cantSplit/>
-          <w:tblHeader w:val="off"/>
+          <w:tblHeader w:val="false"/>
         </w:trPr>
         <w:tc>
           <w:tcPr>
@@ -3267,7 +3891,7 @@
       <w:tr>
         <w:trPr>
           <w:cantSplit/>
-          <w:tblHeader w:val="off"/>
+          <w:tblHeader w:val="false"/>
         </w:trPr>
         <w:tc>
           <w:tcPr>
@@ -3357,7 +3981,7 @@
       <w:tr>
         <w:trPr>
           <w:cantSplit/>
-          <w:tblHeader w:val="off"/>
+          <w:tblHeader w:val="false"/>
         </w:trPr>
         <w:tc>
           <w:tcPr>
@@ -3413,7 +4037,7 @@
       <w:tr>
         <w:trPr>
           <w:cantSplit/>
-          <w:tblHeader w:val="off"/>
+          <w:tblHeader w:val="false"/>
         </w:trPr>
         <w:tc>
           <w:tcPr>
@@ -3469,7 +4093,7 @@
       <w:tr>
         <w:trPr>
           <w:cantSplit/>
-          <w:tblHeader w:val="off"/>
+          <w:tblHeader w:val="false"/>
         </w:trPr>
         <w:tc>
           <w:tcPr>
@@ -3525,7 +4149,7 @@
       <w:tr>
         <w:trPr>
           <w:cantSplit/>
-          <w:tblHeader w:val="off"/>
+          <w:tblHeader w:val="false"/>
         </w:trPr>
         <w:tc>
           <w:tcPr>
@@ -3581,7 +4205,7 @@
       <w:tr>
         <w:trPr>
           <w:cantSplit/>
-          <w:tblHeader w:val="off"/>
+          <w:tblHeader w:val="false"/>
         </w:trPr>
         <w:tc>
           <w:tcPr>
@@ -3643,7 +4267,7 @@
         <w:spacing w:after="110" w:before="240"/>
       </w:pPr>
       <w:r>
-        <w:t xml:space="preserve">5. Tell us how it went</w:t>
+        <w:t xml:space="preserve">6. Tell us how it went</w:t>
       </w:r>
     </w:p>
     <w:p>
@@ -3703,7 +4327,7 @@
       </w:r>
     </w:p>
     <w:sectPr>
-      <w:footerReference w:type="default" r:id="rId6"/>
+      <w:footerReference w:type="default" r:id="rId7"/>
       <w:pgSz w:w="12240" w:h="15840" w:orient="portrait"/>
       <w:pgMar w:top="760" w:right="1200" w:bottom="760" w:left="1200" w:header="708" w:footer="708" w:gutter="0"/>
       <w:pgNumType/>
@@ -3711,6 +4335,10 @@
     </w:sectPr>
   </w:body>
 </w:document>
+</file>
+
+<file path=word/comments.xml><?xml version="1.0" encoding="utf-8"?>
+<w:comments xmlns:cx="http://schemas.microsoft.com/office/drawing/2014/chartex" xmlns:cx1="http://schemas.microsoft.com/office/drawing/2015/9/8/chartex" xmlns:cx2="http://schemas.microsoft.com/office/drawing/2015/10/21/chartex" xmlns:cx3="http://schemas.microsoft.com/office/drawing/2016/5/9/chartex" xmlns:cx4="http://schemas.microsoft.com/office/drawing/2016/5/10/chartex" xmlns:cx5="http://schemas.microsoft.com/office/drawing/2016/5/11/chartex" xmlns:cx6="http://schemas.microsoft.com/office/drawing/2016/5/12/chartex" xmlns:cx7="http://schemas.microsoft.com/office/drawing/2016/5/13/chartex" xmlns:cx8="http://schemas.microsoft.com/office/drawing/2016/5/14/chartex" xmlns:mc="http://schemas.openxmlformats.org/markup-compatibility/2006" xmlns:aink="http://schemas.microsoft.com/office/drawing/2016/ink" xmlns:am3d="http://schemas.microsoft.com/office/drawing/2017/model3d" xmlns:o="urn:schemas-microsoft-com:office:office" xmlns:r="http://schemas.openxmlformats.org/officeDocument/2006/relationships" xmlns:m="http://schemas.openxmlformats.org/officeDocument/2006/math" xmlns:v="urn:schemas-microsoft-com:vml" xmlns:wp14="http://schemas.microsoft.com/office/word/2010/wordprocessingDrawing" xmlns:wp="http://schemas.openxmlformats.org/drawingml/2006/wordprocessingDrawing" xmlns:w10="urn:schemas-microsoft-com:office:word" xmlns:w="http://schemas.openxmlformats.org/wordprocessingml/2006/main" xmlns:w14="http://schemas.microsoft.com/office/word/2010/wordml" xmlns:w15="http://schemas.microsoft.com/office/word/2012/wordml" xmlns:w16cex="http://schemas.microsoft.com/office/word/2018/wordml/cex" xmlns:w16cid="http://schemas.microsoft.com/office/word/2016/wordml/cid" xmlns:w16="http://schemas.microsoft.com/office/word/2018/wordml" xmlns:w16sdtdh="http://schemas.microsoft.com/office/word/2020/wordml/sdtdatahash" xmlns:w16se="http://schemas.microsoft.com/office/word/2015/wordml/symex" xmlns:wpg="http://schemas.microsoft.com/office/word/2010/wordprocessingGroup" xmlns:wpi="http://schemas.microsoft.com/office/word/2010/wordprocessingInk" xmlns:wne="http://schemas.microsoft.com/office/word/2006/wordml" xmlns:wps="http://schemas.microsoft.com/office/word/2010/wordprocessingShape"/>
 </file>
 
 <file path=word/endnotes.xml><?xml version="1.0" encoding="utf-8"?>
@@ -3820,7 +4448,7 @@
 <w:numbering xmlns:wpc="http://schemas.microsoft.com/office/word/2010/wordprocessingCanvas" xmlns:mc="http://schemas.openxmlformats.org/markup-compatibility/2006" xmlns:o="urn:schemas-microsoft-com:office:office" xmlns:r="http://schemas.openxmlformats.org/officeDocument/2006/relationships" xmlns:m="http://schemas.openxmlformats.org/officeDocument/2006/math" xmlns:v="urn:schemas-microsoft-com:vml" xmlns:wp14="http://schemas.microsoft.com/office/word/2010/wordprocessingDrawing" xmlns:wp="http://schemas.openxmlformats.org/drawingml/2006/wordprocessingDrawing" xmlns:w10="urn:schemas-microsoft-com:office:word" xmlns:w="http://schemas.openxmlformats.org/wordprocessingml/2006/main" xmlns:w14="http://schemas.microsoft.com/office/word/2010/wordml" xmlns:w15="http://schemas.microsoft.com/office/word/2012/wordml" xmlns:wpg="http://schemas.microsoft.com/office/word/2010/wordprocessingGroup" xmlns:wpi="http://schemas.microsoft.com/office/word/2010/wordprocessingInk" xmlns:wne="http://schemas.microsoft.com/office/word/2006/wordml" xmlns:wps="http://schemas.microsoft.com/office/word/2010/wordprocessingShape" mc:Ignorable="w14 w15 wp14">
   <w:abstractNum w:abstractNumId="1" w15:restartNumberingAfterBreak="0">
     <w:multiLevelType w:val="hybridMultilevel"/>
-    <w:lvl w:ilvl="0" w:tentative="1">
+    <w:lvl w:ilvl="0" w15:tentative="1">
       <w:start w:val="1"/>
       <w:numFmt w:val="bullet"/>
       <w:lvlText w:val="●"/>
@@ -3829,7 +4457,7 @@
         <w:ind w:left="720" w:hanging="360"/>
       </w:pPr>
     </w:lvl>
-    <w:lvl w:ilvl="1" w:tentative="1">
+    <w:lvl w:ilvl="1" w15:tentative="1">
       <w:start w:val="1"/>
       <w:numFmt w:val="bullet"/>
       <w:lvlText w:val="○"/>
@@ -3838,7 +4466,7 @@
         <w:ind w:left="1440" w:hanging="360"/>
       </w:pPr>
     </w:lvl>
-    <w:lvl w:ilvl="2" w:tentative="1">
+    <w:lvl w:ilvl="2" w15:tentative="1">
       <w:start w:val="1"/>
       <w:numFmt w:val="bullet"/>
       <w:lvlText w:val="■"/>
@@ -3847,7 +4475,7 @@
         <w:ind w:left="2160" w:hanging="360"/>
       </w:pPr>
     </w:lvl>
-    <w:lvl w:ilvl="3" w:tentative="1">
+    <w:lvl w:ilvl="3" w15:tentative="1">
       <w:start w:val="1"/>
       <w:numFmt w:val="bullet"/>
       <w:lvlText w:val="●"/>
@@ -3856,7 +4484,7 @@
         <w:ind w:left="2880" w:hanging="360"/>
       </w:pPr>
     </w:lvl>
-    <w:lvl w:ilvl="4" w:tentative="1">
+    <w:lvl w:ilvl="4" w15:tentative="1">
       <w:start w:val="1"/>
       <w:numFmt w:val="bullet"/>
       <w:lvlText w:val="○"/>
@@ -3865,7 +4493,7 @@
         <w:ind w:left="3600" w:hanging="360"/>
       </w:pPr>
     </w:lvl>
-    <w:lvl w:ilvl="5" w:tentative="1">
+    <w:lvl w:ilvl="5" w15:tentative="1">
       <w:start w:val="1"/>
       <w:numFmt w:val="bullet"/>
       <w:lvlText w:val="■"/>
@@ -3874,7 +4502,7 @@
         <w:ind w:left="4320" w:hanging="360"/>
       </w:pPr>
     </w:lvl>
-    <w:lvl w:ilvl="6" w:tentative="1">
+    <w:lvl w:ilvl="6" w15:tentative="1">
       <w:start w:val="1"/>
       <w:numFmt w:val="bullet"/>
       <w:lvlText w:val="●"/>
@@ -3883,7 +4511,7 @@
         <w:ind w:left="5040" w:hanging="360"/>
       </w:pPr>
     </w:lvl>
-    <w:lvl w:ilvl="7" w:tentative="1">
+    <w:lvl w:ilvl="7" w15:tentative="1">
       <w:start w:val="1"/>
       <w:numFmt w:val="bullet"/>
       <w:lvlText w:val="●"/>
@@ -3892,7 +4520,7 @@
         <w:ind w:left="5760" w:hanging="360"/>
       </w:pPr>
     </w:lvl>
-    <w:lvl w:ilvl="8" w:tentative="1">
+    <w:lvl w:ilvl="8" w15:tentative="1">
       <w:start w:val="1"/>
       <w:numFmt w:val="bullet"/>
       <w:lvlText w:val="●"/>
@@ -3904,7 +4532,7 @@
   </w:abstractNum>
   <w:abstractNum w:abstractNumId="2" w15:restartNumberingAfterBreak="0">
     <w:multiLevelType w:val="hybridMultilevel"/>
-    <w:lvl w:ilvl="0" w:tentative="1">
+    <w:lvl w:ilvl="0" w15:tentative="1">
       <w:start w:val="1"/>
       <w:numFmt w:val="bullet"/>
       <w:lvlText w:val="•"/>
@@ -3913,7 +4541,7 @@
         <w:ind w:left="540" w:hanging="270"/>
       </w:pPr>
     </w:lvl>
-    <w:lvl w:ilvl="1" w:tentative="1">
+    <w:lvl w:ilvl="1" w15:tentative="1">
       <w:start w:val="1"/>
       <w:numFmt w:val="bullet"/>
       <w:lvlText w:val="–"/>
@@ -3925,7 +4553,7 @@
   </w:abstractNum>
   <w:abstractNum w:abstractNumId="3" w15:restartNumberingAfterBreak="0">
     <w:multiLevelType w:val="hybridMultilevel"/>
-    <w:lvl w:ilvl="0" w:tentative="1">
+    <w:lvl w:ilvl="0" w15:tentative="1">
       <w:start w:val="1"/>
       <w:numFmt w:val="decimal"/>
       <w:lvlText w:val="%1."/>
@@ -3937,7 +4565,7 @@
   </w:abstractNum>
   <w:abstractNum w:abstractNumId="4" w15:restartNumberingAfterBreak="0">
     <w:multiLevelType w:val="hybridMultilevel"/>
-    <w:lvl w:ilvl="0" w:tentative="1">
+    <w:lvl w:ilvl="0" w15:tentative="1">
       <w:start w:val="1"/>
       <w:numFmt w:val="decimal"/>
       <w:lvlText w:val="%1."/>
@@ -3949,7 +4577,7 @@
   </w:abstractNum>
   <w:abstractNum w:abstractNumId="5" w15:restartNumberingAfterBreak="0">
     <w:multiLevelType w:val="hybridMultilevel"/>
-    <w:lvl w:ilvl="0" w:tentative="1">
+    <w:lvl w:ilvl="0" w15:tentative="1">
       <w:start w:val="1"/>
       <w:numFmt w:val="decimal"/>
       <w:lvlText w:val="%1."/>
@@ -3961,7 +4589,7 @@
   </w:abstractNum>
   <w:abstractNum w:abstractNumId="6" w15:restartNumberingAfterBreak="0">
     <w:multiLevelType w:val="hybridMultilevel"/>
-    <w:lvl w:ilvl="0" w:tentative="1">
+    <w:lvl w:ilvl="0" w15:tentative="1">
       <w:start w:val="1"/>
       <w:numFmt w:val="decimal"/>
       <w:lvlText w:val="%1."/>
@@ -3973,7 +4601,7 @@
   </w:abstractNum>
   <w:abstractNum w:abstractNumId="7" w15:restartNumberingAfterBreak="0">
     <w:multiLevelType w:val="hybridMultilevel"/>
-    <w:lvl w:ilvl="0" w:tentative="1">
+    <w:lvl w:ilvl="0" w15:tentative="1">
       <w:start w:val="1"/>
       <w:numFmt w:val="decimal"/>
       <w:lvlText w:val="%1."/>
@@ -3985,7 +4613,7 @@
   </w:abstractNum>
   <w:abstractNum w:abstractNumId="8" w15:restartNumberingAfterBreak="0">
     <w:multiLevelType w:val="hybridMultilevel"/>
-    <w:lvl w:ilvl="0" w:tentative="1">
+    <w:lvl w:ilvl="0" w15:tentative="1">
       <w:start w:val="1"/>
       <w:numFmt w:val="decimal"/>
       <w:lvlText w:val="%1."/>
@@ -3997,7 +4625,7 @@
   </w:abstractNum>
   <w:abstractNum w:abstractNumId="9" w15:restartNumberingAfterBreak="0">
     <w:multiLevelType w:val="hybridMultilevel"/>
-    <w:lvl w:ilvl="0" w:tentative="1">
+    <w:lvl w:ilvl="0" w15:tentative="1">
       <w:start w:val="1"/>
       <w:numFmt w:val="decimal"/>
       <w:lvlText w:val="%1."/>
@@ -4009,7 +4637,7 @@
   </w:abstractNum>
   <w:abstractNum w:abstractNumId="10" w15:restartNumberingAfterBreak="0">
     <w:multiLevelType w:val="hybridMultilevel"/>
-    <w:lvl w:ilvl="0" w:tentative="1">
+    <w:lvl w:ilvl="0" w15:tentative="1">
       <w:start w:val="1"/>
       <w:numFmt w:val="decimal"/>
       <w:lvlText w:val="%1."/>
@@ -4049,6 +4677,12 @@
       <w:startOverride w:val="1"/>
     </w:lvlOverride>
   </w:num>
+  <w:num w:numId="6">
+    <w:abstractNumId w:val="7"/>
+    <w:lvlOverride w:ilvl="0">
+      <w:startOverride w:val="1"/>
+    </w:lvlOverride>
+  </w:num>
 </w:numbering>
 </file>
 
@@ -4065,10 +4699,6 @@
     </w:rPrDefault>
     <w:pPrDefault/>
   </w:docDefaults>
-  <w:style w:type="paragraph" w:styleId="Normal" w:default="1">
-    <w:name w:val="Normal"/>
-    <w:qFormat/>
-  </w:style>
   <w:style w:type="paragraph" w:styleId="Title">
     <w:name w:val="Title"/>
     <w:basedOn w:val="Normal"/>
@@ -4077,6 +4707,28 @@
     <w:rPr>
       <w:sz w:val="56"/>
       <w:szCs w:val="56"/>
+    </w:rPr>
+  </w:style>
+  <w:style w:type="paragraph" w:styleId="Heading1">
+    <w:name w:val="Heading 1"/>
+    <w:basedOn w:val="Normal"/>
+    <w:next w:val="Normal"/>
+    <w:qFormat/>
+    <w:rPr>
+      <w:color w:val="2E74B5"/>
+      <w:sz w:val="32"/>
+      <w:szCs w:val="32"/>
+    </w:rPr>
+  </w:style>
+  <w:style w:type="paragraph" w:styleId="Heading2">
+    <w:name w:val="Heading 2"/>
+    <w:basedOn w:val="Normal"/>
+    <w:next w:val="Normal"/>
+    <w:qFormat/>
+    <w:rPr>
+      <w:color w:val="2E74B5"/>
+      <w:sz w:val="26"/>
+      <w:szCs w:val="26"/>
     </w:rPr>
   </w:style>
   <w:style w:type="paragraph" w:styleId="Heading3">
@@ -4253,294 +4905,4 @@
     </w:rPr>
   </w:style>
 </w:styles>
-</file>
-
-<file path=word/theme/theme1.xml><?xml version="1.0" encoding="utf-8"?>
-<a:theme xmlns:a="http://schemas.openxmlformats.org/drawingml/2006/main" name="Office Theme">
-  <a:themeElements>
-    <a:clrScheme name="Office">
-      <a:dk1>
-        <a:sysClr val="windowText" lastClr="000000"/>
-      </a:dk1>
-      <a:lt1>
-        <a:sysClr val="window" lastClr="FFFFFF"/>
-      </a:lt1>
-      <a:dk2>
-        <a:srgbClr val="44546A"/>
-      </a:dk2>
-      <a:lt2>
-        <a:srgbClr val="E7E6E6"/>
-      </a:lt2>
-      <a:accent1>
-        <a:srgbClr val="4472C4"/>
-      </a:accent1>
-      <a:accent2>
-        <a:srgbClr val="ED7D31"/>
-      </a:accent2>
-      <a:accent3>
-        <a:srgbClr val="A5A5A5"/>
-      </a:accent3>
-      <a:accent4>
-        <a:srgbClr val="FFC000"/>
-      </a:accent4>
-      <a:accent5>
-        <a:srgbClr val="5B9BD5"/>
-      </a:accent5>
-      <a:accent6>
-        <a:srgbClr val="70AD47"/>
-      </a:accent6>
-      <a:hlink>
-        <a:srgbClr val="0563C1"/>
-      </a:hlink>
-      <a:folHlink>
-        <a:srgbClr val="954F72"/>
-      </a:folHlink>
-    </a:clrScheme>
-    <a:fontScheme name="Office">
-      <a:majorFont>
-        <a:latin typeface="Calibri Light" panose="020F0302020204030204"/>
-        <a:ea typeface=""/>
-        <a:cs typeface=""/>
-        <a:font script="Jpan" typeface="游ゴシック Light"/>
-        <a:font script="Hang" typeface="맑은 고딕"/>
-        <a:font script="Hans" typeface="等线 Light"/>
-        <a:font script="Hant" typeface="新細明體"/>
-        <a:font script="Arab" typeface="Times New Roman"/>
-        <a:font script="Hebr" typeface="Times New Roman"/>
-        <a:font script="Thai" typeface="Angsana New"/>
-        <a:font script="Ethi" typeface="Nyala"/>
-        <a:font script="Beng" typeface="Vrinda"/>
-        <a:font script="Gujr" typeface="Shruti"/>
-        <a:font script="Khmr" typeface="MoolBoran"/>
-        <a:font script="Knda" typeface="Tunga"/>
-        <a:font script="Guru" typeface="Raavi"/>
-        <a:font script="Cans" typeface="Euphemia"/>
-        <a:font script="Cher" typeface="Plantagenet Cherokee"/>
-        <a:font script="Yiii" typeface="Microsoft Yi Baiti"/>
-        <a:font script="Tibt" typeface="Microsoft Himalaya"/>
-        <a:font script="Thaa" typeface="MV Boli"/>
-        <a:font script="Deva" typeface="Mangal"/>
-        <a:font script="Telu" typeface="Gautami"/>
-        <a:font script="Taml" typeface="Latha"/>
-        <a:font script="Syrc" typeface="Estrangelo Edessa"/>
-        <a:font script="Orya" typeface="Kalinga"/>
-        <a:font script="Mlym" typeface="Kartika"/>
-        <a:font script="Laoo" typeface="DokChampa"/>
-        <a:font script="Sinh" typeface="Iskoola Pota"/>
-        <a:font script="Mong" typeface="Mongolian Baiti"/>
-        <a:font script="Viet" typeface="Times New Roman"/>
-        <a:font script="Uigh" typeface="Microsoft Uighur"/>
-        <a:font script="Geor" typeface="Sylfaen"/>
-        <a:font script="Armn" typeface="Arial"/>
-        <a:font script="Bugi" typeface="Leelawadee UI"/>
-        <a:font script="Bopo" typeface="Microsoft JhengHei"/>
-        <a:font script="Java" typeface="Javanese Text"/>
-        <a:font script="Lisu" typeface="Segoe UI"/>
-        <a:font script="Mymr" typeface="Myanmar Text"/>
-        <a:font script="Nkoo" typeface="Ebrima"/>
-        <a:font script="Olck" typeface="Nirmala UI"/>
-        <a:font script="Osma" typeface="Ebrima"/>
-        <a:font script="Phag" typeface="Phagspa"/>
-        <a:font script="Syrn" typeface="Estrangelo Edessa"/>
-        <a:font script="Syrj" typeface="Estrangelo Edessa"/>
-        <a:font script="Syre" typeface="Estrangelo Edessa"/>
-        <a:font script="Sora" typeface="Nirmala UI"/>
-        <a:font script="Tale" typeface="Microsoft Tai Le"/>
-        <a:font script="Talu" typeface="Microsoft New Tai Lue"/>
-        <a:font script="Tfng" typeface="Ebrima"/>
-      </a:majorFont>
-      <a:minorFont>
-        <a:latin typeface="Calibri" panose="020F0502020204030204"/>
-        <a:ea typeface=""/>
-        <a:cs typeface=""/>
-        <a:font script="Jpan" typeface="游明朝"/>
-        <a:font script="Hang" typeface="맑은 고딕"/>
-        <a:font script="Hans" typeface="等线"/>
-        <a:font script="Hant" typeface="新細明體"/>
-        <a:font script="Arab" typeface="Arial"/>
-        <a:font script="Hebr" typeface="Arial"/>
-        <a:font script="Thai" typeface="Cordia New"/>
-        <a:font script="Ethi" typeface="Nyala"/>
-        <a:font script="Beng" typeface="Vrinda"/>
-        <a:font script="Gujr" typeface="Shruti"/>
-        <a:font script="Khmr" typeface="DaunPenh"/>
-        <a:font script="Knda" typeface="Tunga"/>
-        <a:font script="Guru" typeface="Raavi"/>
-        <a:font script="Cans" typeface="Euphemia"/>
-        <a:font script="Cher" typeface="Plantagenet Cherokee"/>
-        <a:font script="Yiii" typeface="Microsoft Yi Baiti"/>
-        <a:font script="Tibt" typeface="Microsoft Himalaya"/>
-        <a:font script="Thaa" typeface="MV Boli"/>
-        <a:font script="Deva" typeface="Mangal"/>
-        <a:font script="Telu" typeface="Gautami"/>
-        <a:font script="Taml" typeface="Latha"/>
-        <a:font script="Syrc" typeface="Estrangelo Edessa"/>
-        <a:font script="Orya" typeface="Kalinga"/>
-        <a:font script="Mlym" typeface="Kartika"/>
-        <a:font script="Laoo" typeface="DokChampa"/>
-        <a:font script="Sinh" typeface="Iskoola Pota"/>
-        <a:font script="Mong" typeface="Mongolian Baiti"/>
-        <a:font script="Viet" typeface="Arial"/>
-        <a:font script="Uigh" typeface="Microsoft Uighur"/>
-        <a:font script="Geor" typeface="Sylfaen"/>
-        <a:font script="Armn" typeface="Arial"/>
-        <a:font script="Bugi" typeface="Leelawadee UI"/>
-        <a:font script="Bopo" typeface="Microsoft JhengHei"/>
-        <a:font script="Java" typeface="Javanese Text"/>
-        <a:font script="Lisu" typeface="Segoe UI"/>
-        <a:font script="Mymr" typeface="Myanmar Text"/>
-        <a:font script="Nkoo" typeface="Ebrima"/>
-        <a:font script="Olck" typeface="Nirmala UI"/>
-        <a:font script="Osma" typeface="Ebrima"/>
-        <a:font script="Phag" typeface="Phagspa"/>
-        <a:font script="Syrn" typeface="Estrangelo Edessa"/>
-        <a:font script="Syrj" typeface="Estrangelo Edessa"/>
-        <a:font script="Syre" typeface="Estrangelo Edessa"/>
-        <a:font script="Sora" typeface="Nirmala UI"/>
-        <a:font script="Tale" typeface="Microsoft Tai Le"/>
-        <a:font script="Talu" typeface="Microsoft New Tai Lue"/>
-        <a:font script="Tfng" typeface="Ebrima"/>
-      </a:minorFont>
-    </a:fontScheme>
-    <a:fmtScheme name="Office">
-      <a:fillStyleLst>
-        <a:solidFill>
-          <a:schemeClr val="phClr"/>
-        </a:solidFill>
-        <a:gradFill rotWithShape="true">
-          <a:gsLst>
-            <a:gs pos="0">
-              <a:schemeClr val="phClr">
-                <a:lumMod val="110000"/>
-                <a:satMod val="105000"/>
-                <a:tint val="67000"/>
-              </a:schemeClr>
-            </a:gs>
-            <a:gs pos="50000">
-              <a:schemeClr val="phClr">
-                <a:lumMod val="105000"/>
-                <a:satMod val="103000"/>
-                <a:tint val="73000"/>
-              </a:schemeClr>
-            </a:gs>
-            <a:gs pos="100000">
-              <a:schemeClr val="phClr">
-                <a:lumMod val="105000"/>
-                <a:satMod val="109000"/>
-                <a:tint val="81000"/>
-              </a:schemeClr>
-            </a:gs>
-          </a:gsLst>
-          <a:lin ang="5400000" scaled="false"/>
-        </a:gradFill>
-        <a:gradFill rotWithShape="true">
-          <a:gsLst>
-            <a:gs pos="0">
-              <a:schemeClr val="phClr">
-                <a:satMod val="103000"/>
-                <a:lumMod val="102000"/>
-                <a:tint val="94000"/>
-              </a:schemeClr>
-            </a:gs>
-            <a:gs pos="50000">
-              <a:schemeClr val="phClr">
-                <a:satMod val="110000"/>
-                <a:lumMod val="100000"/>
-                <a:shade val="100000"/>
-              </a:schemeClr>
-            </a:gs>
-            <a:gs pos="100000">
-              <a:schemeClr val="phClr">
-                <a:lumMod val="99000"/>
-                <a:satMod val="120000"/>
-                <a:shade val="78000"/>
-              </a:schemeClr>
-            </a:gs>
-          </a:gsLst>
-          <a:lin ang="5400000" scaled="false"/>
-        </a:gradFill>
-      </a:fillStyleLst>
-      <a:lnStyleLst>
-        <a:ln w="6350" cap="flat" cmpd="sng" algn="ctr">
-          <a:solidFill>
-            <a:schemeClr val="phClr"/>
-          </a:solidFill>
-          <a:prstDash val="solid"/>
-          <a:miter lim="800000"/>
-        </a:ln>
-        <a:ln w="12700" cap="flat" cmpd="sng" algn="ctr">
-          <a:solidFill>
-            <a:schemeClr val="phClr"/>
-          </a:solidFill>
-          <a:prstDash val="solid"/>
-          <a:miter lim="800000"/>
-        </a:ln>
-        <a:ln w="19050" cap="flat" cmpd="sng" algn="ctr">
-          <a:solidFill>
-            <a:schemeClr val="phClr"/>
-          </a:solidFill>
-          <a:prstDash val="solid"/>
-          <a:miter lim="800000"/>
-        </a:ln>
-      </a:lnStyleLst>
-      <a:effectStyleLst>
-        <a:effectStyle>
-          <a:effectLst/>
-        </a:effectStyle>
-        <a:effectStyle>
-          <a:effectLst/>
-        </a:effectStyle>
-        <a:effectStyle>
-          <a:effectLst>
-            <a:outerShdw blurRad="57150" dist="19050" dir="5400000" algn="ctr" rotWithShape="false">
-              <a:srgbClr val="000000">
-                <a:alpha val="63000"/>
-              </a:srgbClr>
-            </a:outerShdw>
-          </a:effectLst>
-        </a:effectStyle>
-      </a:effectStyleLst>
-      <a:bgFillStyleLst>
-        <a:solidFill>
-          <a:schemeClr val="phClr"/>
-        </a:solidFill>
-        <a:solidFill>
-          <a:schemeClr val="phClr">
-            <a:tint val="95000"/>
-            <a:satMod val="170000"/>
-          </a:schemeClr>
-        </a:solidFill>
-        <a:gradFill rotWithShape="true">
-          <a:gsLst>
-            <a:gs pos="0">
-              <a:schemeClr val="phClr">
-                <a:tint val="93000"/>
-                <a:satMod val="150000"/>
-                <a:shade val="98000"/>
-                <a:lumMod val="102000"/>
-              </a:schemeClr>
-            </a:gs>
-            <a:gs pos="50000">
-              <a:schemeClr val="phClr">
-                <a:tint val="98000"/>
-                <a:satMod val="130000"/>
-                <a:shade val="90000"/>
-                <a:lumMod val="103000"/>
-              </a:schemeClr>
-            </a:gs>
-            <a:gs pos="100000">
-              <a:schemeClr val="phClr">
-                <a:shade val="63000"/>
-                <a:satMod val="120000"/>
-              </a:schemeClr>
-            </a:gs>
-          </a:gsLst>
-          <a:lin ang="5400000" scaled="false"/>
-        </a:gradFill>
-      </a:bgFillStyleLst>
-    </a:fmtScheme>
-  </a:themeElements>
-  <a:objectDefaults/>
-  <a:extraClrSchemeLst/>
-</a:theme>
 </file>
--- a/BIOBUZZ_Simulator_Quick_Start.docx
+++ b/BIOBUZZ_Simulator_Quick_Start.docx
@@ -67,7 +67,7 @@
         </w:rPr>
         <w:t xml:space="preserve">AUTO:  </w:t>
       </w:r>
-      <w:hyperlink w:history="1" r:id="rIdd2gj3pqodhqacnc020i5v">
+      <w:hyperlink w:history="1" r:id="rIdqwpq_z5touusyixbylxzb">
         <w:r>
           <w:rPr>
             <w:rStyle w:val="Hyperlink"/>
@@ -87,7 +87,7 @@
         </w:rPr>
         <w:t xml:space="preserve">TeleOp:  </w:t>
       </w:r>
-      <w:hyperlink w:history="1" r:id="rIdjv6joarbqdwt_yfqdxgjm">
+      <w:hyperlink w:history="1" r:id="rIdg1u76kwnhyreoudqogn3k">
         <w:r>
           <w:rPr>
             <w:rStyle w:val="Hyperlink"/>
@@ -107,7 +107,7 @@
         </w:rPr>
         <w:t xml:space="preserve">Full match:  </w:t>
       </w:r>
-      <w:hyperlink w:history="1" r:id="rIdgovvza-3lixlil-pqstqv">
+      <w:hyperlink w:history="1" r:id="rIduovxnfoeq3hyjnaoupgov">
         <w:r>
           <w:rPr>
             <w:rStyle w:val="Hyperlink"/>
@@ -127,7 +127,7 @@
         </w:rPr>
         <w:t xml:space="preserve">Records:  </w:t>
       </w:r>
-      <w:hyperlink w:history="1" r:id="rIdar8hiyah4jqicxxlb040k">
+      <w:hyperlink w:history="1" r:id="rIdnus-5tuwi02ebk2ajobzj">
         <w:r>
           <w:rPr>
             <w:rStyle w:val="Hyperlink"/>
@@ -2969,7 +2969,84 @@
         <w:t xml:space="preserve">TeleOp only:</w:t>
       </w:r>
       <w:r>
-        <w:t xml:space="preserve"> starts as if AUTO went well – 1 tip each, LEAVE and PARK, spilled elements on the field.</w:t>
+        <w:t xml:space="preserve"> both alliances start at </w:t>
+      </w:r>
+      <w:r>
+        <w:rPr>
+          <w:b/>
+          <w:bCs/>
+        </w:rPr>
+        <w:t xml:space="preserve">0 points</w:t>
+      </w:r>
+      <w:r>
+        <w:t xml:space="preserve">, with the field as it looks after a typical AUTO (robots parked, spilled elements on the field).</w:t>
+      </w:r>
+    </w:p>
+    <w:p>
+      <w:pPr>
+        <w:pStyle w:val="ListParagraph"/>
+        <w:numPr>
+          <w:ilvl w:val="0"/>
+          <w:numId w:val="3"/>
+        </w:numPr>
+        <w:spacing w:after="60"/>
+      </w:pPr>
+      <w:r>
+        <w:rPr>
+          <w:b/>
+          <w:bCs/>
+        </w:rPr>
+        <w:t xml:space="preserve">Scoring and cues:</w:t>
+      </w:r>
+      <w:r>
+        <w:t xml:space="preserve"> the total counts AUTO, TeleOp tips and fouls as they happen; FLOWERS, GARDENS, the up cell and PARK are added at </w:t>
+      </w:r>
+      <w:r>
+        <w:rPr>
+          <w:b/>
+          <w:bCs/>
+        </w:rPr>
+        <w:t xml:space="preserve">0:00</w:t>
+      </w:r>
+      <w:r>
+        <w:t xml:space="preserve">. At 1:00 a voice says NECTAR may go in FLOWERS; at 0:30, </w:t>
+      </w:r>
+      <w:r>
+        <w:rPr>
+          <w:i/>
+          <w:iCs/>
+        </w:rPr>
+        <w:t xml:space="preserve">“End game, end game.”</w:t>
+      </w:r>
+    </w:p>
+    <w:p>
+      <w:pPr>
+        <w:pStyle w:val="ListParagraph"/>
+        <w:numPr>
+          <w:ilvl w:val="0"/>
+          <w:numId w:val="3"/>
+        </w:numPr>
+        <w:spacing w:after="60"/>
+      </w:pPr>
+      <w:r>
+        <w:rPr>
+          <w:b/>
+          <w:bCs/>
+        </w:rPr>
+        <w:t xml:space="preserve">FLOWERS:</w:t>
+      </w:r>
+      <w:r>
+        <w:t xml:space="preserve"> POLLEN any time; NECTAR only in the last 1:00 – earlier is a </w:t>
+      </w:r>
+      <w:r>
+        <w:rPr>
+          <w:b/>
+          <w:bCs/>
+        </w:rPr>
+        <w:t xml:space="preserve">MAJOR FOUL, +20</w:t>
+      </w:r>
+      <w:r>
+        <w:t xml:space="preserve"> to the other alliance per NECTAR (G410).</w:t>
       </w:r>
     </w:p>
     <w:p>

--- a/BIOBUZZ_Simulator_Quick_Start.docx
+++ b/BIOBUZZ_Simulator_Quick_Start.docx
@@ -67,7 +67,7 @@
         </w:rPr>
         <w:t xml:space="preserve">AUTO:  </w:t>
       </w:r>
-      <w:hyperlink w:history="1" r:id="rIdtspq1d9axojzj-dwpnv6z">
+      <w:hyperlink w:history="1" r:id="rIdhcqzwlhujpbbog02vbibf">
         <w:r>
           <w:rPr>
             <w:rStyle w:val="Hyperlink"/>
@@ -87,7 +87,7 @@
         </w:rPr>
         <w:t xml:space="preserve">TeleOp:  </w:t>
       </w:r>
-      <w:hyperlink w:history="1" r:id="rIdngfmgn9ryert6__rbsexk">
+      <w:hyperlink w:history="1" r:id="rIdgwqh91ivhhkxt1ki6ifpz">
         <w:r>
           <w:rPr>
             <w:rStyle w:val="Hyperlink"/>
@@ -107,7 +107,7 @@
         </w:rPr>
         <w:t xml:space="preserve">Full match:  </w:t>
       </w:r>
-      <w:hyperlink w:history="1" r:id="rId7bdfil0gfs8wzoys3e5t1">
+      <w:hyperlink w:history="1" r:id="rIdhevzccgjnvulqteafh0uz">
         <w:r>
           <w:rPr>
             <w:rStyle w:val="Hyperlink"/>
@@ -127,7 +127,7 @@
         </w:rPr>
         <w:t xml:space="preserve">Records:  </w:t>
       </w:r>
-      <w:hyperlink w:history="1" r:id="rIdrq0txjhsurkzjpd-6o12m">
+      <w:hyperlink w:history="1" r:id="rIdjixaikysgp4gw51uqe6o9">
         <w:r>
           <w:rPr>
             <w:rStyle w:val="Hyperlink"/>
@@ -2919,7 +2919,67 @@
         <w:t xml:space="preserve">No TeleOp code?</w:t>
       </w:r>
       <w:r>
-        <w:t xml:space="preserve"> Set each button in </w:t>
+        <w:t xml:space="preserve"> The card runs the </w:t>
+      </w:r>
+      <w:r>
+        <w:rPr>
+          <w:b/>
+          <w:bCs/>
+        </w:rPr>
+        <w:t xml:space="preserve">Sample TeleOp</w:t>
+      </w:r>
+      <w:r>
+        <w:t xml:space="preserve"> – </w:t>
+      </w:r>
+      <w:r>
+        <w:rPr>
+          <w:b/>
+          <w:bCs/>
+        </w:rPr>
+        <w:t xml:space="preserve">View sample code</w:t>
+      </w:r>
+      <w:r>
+        <w:t xml:space="preserve"> or </w:t>
+      </w:r>
+      <w:r>
+        <w:rPr>
+          <w:b/>
+          <w:bCs/>
+        </w:rPr>
+        <w:t xml:space="preserve">Download SampleTeleOp.java</w:t>
+      </w:r>
+      <w:r>
+        <w:t xml:space="preserve"> to get the same controls as real FTC code for your robot. Pick a </w:t>
+      </w:r>
+      <w:r>
+        <w:rPr>
+          <w:b/>
+          <w:bCs/>
+        </w:rPr>
+        <w:t xml:space="preserve">Button setup</w:t>
+      </w:r>
+      <w:r>
+        <w:t xml:space="preserve"> – </w:t>
+      </w:r>
+      <w:r>
+        <w:rPr>
+          <w:i/>
+          <w:iCs/>
+        </w:rPr>
+        <w:t xml:space="preserve">Sample – one controller</w:t>
+      </w:r>
+      <w:r>
+        <w:t xml:space="preserve"> or </w:t>
+      </w:r>
+      <w:r>
+        <w:rPr>
+          <w:i/>
+          <w:iCs/>
+        </w:rPr>
+        <w:t xml:space="preserve">Sample – two controllers</w:t>
+      </w:r>
+      <w:r>
+        <w:t xml:space="preserve"> (driving, intake and flower bar on the driver; transfer, flywheel and turret on the operator) – then change any button in </w:t>
       </w:r>
       <w:r>
         <w:rPr>
@@ -2929,7 +2989,7 @@
         <w:t xml:space="preserve">Driver buttons</w:t>
       </w:r>
       <w:r>
-        <w:t xml:space="preserve"> and </w:t>
+        <w:t xml:space="preserve"> / </w:t>
       </w:r>
       <w:r>
         <w:rPr>
@@ -2937,6 +2997,16 @@
           <w:bCs/>
         </w:rPr>
         <w:t xml:space="preserve">Operator buttons</w:t>
+      </w:r>
+      <w:r>
+        <w:t xml:space="preserve">, and set the turret, flower bar and transfer in </w:t>
+      </w:r>
+      <w:r>
+        <w:rPr>
+          <w:b/>
+          <w:bCs/>
+        </w:rPr>
+        <w:t xml:space="preserve">Servo controls</w:t>
       </w:r>
       <w:r>
         <w:t xml:space="preserve">.</w:t>

--- a/BIOBUZZ_Simulator_Quick_Start.docx
+++ b/BIOBUZZ_Simulator_Quick_Start.docx
@@ -67,7 +67,7 @@
         </w:rPr>
         <w:t xml:space="preserve">AUTO:  </w:t>
       </w:r>
-      <w:hyperlink w:history="1" r:id="rIdhcqzwlhujpbbog02vbibf">
+      <w:hyperlink w:history="1" r:id="rIdgjl9yg6fevspvolmw_0wx">
         <w:r>
           <w:rPr>
             <w:rStyle w:val="Hyperlink"/>
@@ -87,7 +87,7 @@
         </w:rPr>
         <w:t xml:space="preserve">TeleOp:  </w:t>
       </w:r>
-      <w:hyperlink w:history="1" r:id="rIdgwqh91ivhhkxt1ki6ifpz">
+      <w:hyperlink w:history="1" r:id="rId_eug_bbrkmf8urk0f25n1">
         <w:r>
           <w:rPr>
             <w:rStyle w:val="Hyperlink"/>
@@ -107,7 +107,7 @@
         </w:rPr>
         <w:t xml:space="preserve">Full match:  </w:t>
       </w:r>
-      <w:hyperlink w:history="1" r:id="rIdhevzccgjnvulqteafh0uz">
+      <w:hyperlink w:history="1" r:id="rIdtr5yh06f1x1r0pvmitz3z">
         <w:r>
           <w:rPr>
             <w:rStyle w:val="Hyperlink"/>
@@ -127,7 +127,7 @@
         </w:rPr>
         <w:t xml:space="preserve">Records:  </w:t>
       </w:r>
-      <w:hyperlink w:history="1" r:id="rIdjixaikysgp4gw51uqe6o9">
+      <w:hyperlink w:history="1" r:id="rIdwkw2orhjoc6kmdktpfx96">
         <w:r>
           <w:rPr>
             <w:rStyle w:val="Hyperlink"/>
@@ -4479,7 +4479,7 @@
           <w:b/>
           <w:bCs/>
         </w:rPr>
-        <w:t xml:space="preserve">forms.gle/zr3jQuYYXK26dmqx7</w:t>
+        <w:t xml:space="preserve">forms.gle/3GBBndVtxXPdDvw2A</w:t>
       </w:r>
       <w:r>
         <w:t xml:space="preserve">) to tell us what worked, what didn’t and what you’d like next. Anything else: </w:t>

--- a/BIOBUZZ_Simulator_Quick_Start.docx
+++ b/BIOBUZZ_Simulator_Quick_Start.docx
@@ -67,7 +67,7 @@
         </w:rPr>
         <w:t xml:space="preserve">AUTO:  </w:t>
       </w:r>
-      <w:hyperlink w:history="1" r:id="rIdgjl9yg6fevspvolmw_0wx">
+      <w:hyperlink w:history="1" r:id="rIdqcs6ufngsch-huniomqwm">
         <w:r>
           <w:rPr>
             <w:rStyle w:val="Hyperlink"/>
@@ -87,7 +87,7 @@
         </w:rPr>
         <w:t xml:space="preserve">TeleOp:  </w:t>
       </w:r>
-      <w:hyperlink w:history="1" r:id="rId_eug_bbrkmf8urk0f25n1">
+      <w:hyperlink w:history="1" r:id="rIdbdn2mgjfp9zpm1-faoeyg">
         <w:r>
           <w:rPr>
             <w:rStyle w:val="Hyperlink"/>
@@ -107,7 +107,7 @@
         </w:rPr>
         <w:t xml:space="preserve">Full match:  </w:t>
       </w:r>
-      <w:hyperlink w:history="1" r:id="rIdtr5yh06f1x1r0pvmitz3z">
+      <w:hyperlink w:history="1" r:id="rIds48xi2-o7enus5p1co5iy">
         <w:r>
           <w:rPr>
             <w:rStyle w:val="Hyperlink"/>
@@ -127,7 +127,7 @@
         </w:rPr>
         <w:t xml:space="preserve">Records:  </w:t>
       </w:r>
-      <w:hyperlink w:history="1" r:id="rIdwkw2orhjoc6kmdktpfx96">
+      <w:hyperlink w:history="1" r:id="rIdvep0gtrfbkxkd3tejqjlc">
         <w:r>
           <w:rPr>
             <w:rStyle w:val="Hyperlink"/>
@@ -151,7 +151,7 @@
         <w:t xml:space="preserve">Chrome, Edge or Firefox</w:t>
       </w:r>
       <w:r>
-        <w:t xml:space="preserve"> on a laptop or Chromebook. Nothing to install. The first visit asks your </w:t>
+        <w:t xml:space="preserve"> on a laptop or Chromebook. Nothing to install. The first visit on a computer asks your </w:t>
       </w:r>
       <w:r>
         <w:rPr>
@@ -161,7 +161,7 @@
         <w:t xml:space="preserve">team number and role</w:t>
       </w:r>
       <w:r>
-        <w:t xml:space="preserve"> once – no names or emails. </w:t>
+        <w:t xml:space="preserve"> once (no names or emails); after that, one visit a day is counted automatically. </w:t>
       </w:r>
       <w:r>
         <w:rPr>
@@ -446,6 +446,21 @@
       </w:pPr>
       <w:r>
         <w:t xml:space="preserve">Every number is saved on your robot card in your browser, so you only enter it once per computer. Keep a copy of your numbers in your engineering notebook.</w:t>
+      </w:r>
+    </w:p>
+    <w:p>
+      <w:pPr>
+        <w:spacing w:after="120"/>
+      </w:pPr>
+      <w:r>
+        <w:rPr>
+          <w:b/>
+          <w:bCs/>
+        </w:rPr>
+        <w:t xml:space="preserve">Sliders and tiles:</w:t>
+      </w:r>
+      <w:r>
+        <w:t xml:space="preserve"> each number is a slider – drag it, use the arrow keys, or click the number to type an exact value. Short choices (camera, shooter, drive motor RPM…) are tiles: tap the one that matches your robot.</w:t>
       </w:r>
     </w:p>
     <w:p>
@@ -2799,7 +2814,17 @@
         <w:t xml:space="preserve">team number and team name</w:t>
       </w:r>
       <w:r>
-        <w:t xml:space="preserve"> (required – the card starts blank), and choose your </w:t>
+        <w:t xml:space="preserve"> (required – the card starts blank), pick a </w:t>
+      </w:r>
+      <w:r>
+        <w:rPr>
+          <w:b/>
+          <w:bCs/>
+        </w:rPr>
+        <w:t xml:space="preserve">Driving mode</w:t>
+      </w:r>
+      <w:r>
+        <w:t xml:space="preserve"> (robot-centric to start, or field-centric), and choose your </w:t>
       </w:r>
       <w:r>
         <w:rPr>
@@ -3106,27 +3131,60 @@
           <w:b/>
           <w:bCs/>
         </w:rPr>
-        <w:t xml:space="preserve">Scoring and cues:</w:t>
-      </w:r>
-      <w:r>
-        <w:t xml:space="preserve"> the total counts AUTO, TeleOp tips and fouls as they happen; FLOWERS, GARDENS, the up cell and PARK are added at </w:t>
-      </w:r>
-      <w:r>
-        <w:rPr>
-          <w:b/>
-          <w:bCs/>
-        </w:rPr>
-        <w:t xml:space="preserve">0:00</w:t>
-      </w:r>
-      <w:r>
-        <w:t xml:space="preserve">. At 1:00 a voice says NECTAR may go in FLOWERS; at 0:30, </w:t>
-      </w:r>
-      <w:r>
-        <w:rPr>
-          <w:i/>
-          <w:iCs/>
-        </w:rPr>
-        <w:t xml:space="preserve">“End game, end game.”</w:t>
+        <w:t xml:space="preserve">Aiming:</w:t>
+      </w:r>
+      <w:r>
+        <w:t xml:space="preserve"> while a robot holds POLLEN or NECTAR, a dashed </w:t>
+      </w:r>
+      <w:r>
+        <w:rPr>
+          <w:b/>
+          <w:bCs/>
+        </w:rPr>
+        <w:t xml:space="preserve">aim path</w:t>
+      </w:r>
+      <w:r>
+        <w:t xml:space="preserve"> shows where a launch would go – </w:t>
+      </w:r>
+      <w:r>
+        <w:rPr>
+          <w:b/>
+          <w:bCs/>
+        </w:rPr>
+        <w:t xml:space="preserve">green</w:t>
+      </w:r>
+      <w:r>
+        <w:t xml:space="preserve"> = in, </w:t>
+      </w:r>
+      <w:r>
+        <w:rPr>
+          <w:b/>
+          <w:bCs/>
+        </w:rPr>
+        <w:t xml:space="preserve">orange</w:t>
+      </w:r>
+      <w:r>
+        <w:t xml:space="preserve"> = not (Robot status says what to fix). The </w:t>
+      </w:r>
+      <w:r>
+        <w:rPr>
+          <w:b/>
+          <w:bCs/>
+        </w:rPr>
+        <w:t xml:space="preserve">D-pad</w:t>
+      </w:r>
+      <w:r>
+        <w:t xml:space="preserve"> aims: ◀ ▶ turn the turret (or a fixed shooter’s robot), ▲ ▼ flywheel faster or slower, </w:t>
+      </w:r>
+      <w:r>
+        <w:rPr>
+          <w:b/>
+          <w:bCs/>
+        </w:rPr>
+        <w:t xml:space="preserve">L3</w:t>
+      </w:r>
+      <w:r>
+        <w:t xml:space="preserve"> back to automatic speed.</w:t>
       </w:r>
     </w:p>
     <w:p>
@@ -3143,20 +3201,27 @@
           <w:b/>
           <w:bCs/>
         </w:rPr>
-        <w:t xml:space="preserve">FLOWERS:</w:t>
-      </w:r>
-      <w:r>
-        <w:t xml:space="preserve"> POLLEN any time; NECTAR only in the last 1:00 – earlier is a </w:t>
-      </w:r>
-      <w:r>
-        <w:rPr>
-          <w:b/>
-          <w:bCs/>
-        </w:rPr>
-        <w:t xml:space="preserve">MAJOR FOUL, +20</w:t>
-      </w:r>
-      <w:r>
-        <w:t xml:space="preserve"> to the other alliance per NECTAR (G410).</w:t>
+        <w:t xml:space="preserve">Scoring and cues:</w:t>
+      </w:r>
+      <w:r>
+        <w:t xml:space="preserve"> the total counts AUTO, TeleOp tips and fouls as they happen; FLOWERS, GARDENS, the up cell and PARK are added at </w:t>
+      </w:r>
+      <w:r>
+        <w:rPr>
+          <w:b/>
+          <w:bCs/>
+        </w:rPr>
+        <w:t xml:space="preserve">0:00</w:t>
+      </w:r>
+      <w:r>
+        <w:t xml:space="preserve">. At 1:00 a voice says NECTAR may go in FLOWERS; at 0:30, </w:t>
+      </w:r>
+      <w:r>
+        <w:rPr>
+          <w:i/>
+          <w:iCs/>
+        </w:rPr>
+        <w:t xml:space="preserve">“End game, end game.”</w:t>
       </w:r>
     </w:p>
     <w:p>
@@ -3173,20 +3238,20 @@
           <w:b/>
           <w:bCs/>
         </w:rPr>
-        <w:t xml:space="preserve">Your code really runs:</w:t>
-      </w:r>
-      <w:r>
-        <w:t xml:space="preserve"> the </w:t>
-      </w:r>
-      <w:r>
-        <w:rPr>
-          <w:b/>
-          <w:bCs/>
-        </w:rPr>
-        <w:t xml:space="preserve">Driver Hub</w:t>
-      </w:r>
-      <w:r>
-        <w:t xml:space="preserve"> panel shows your telemetry; a crash shows the error with file and line.</w:t>
+        <w:t xml:space="preserve">FLOWERS:</w:t>
+      </w:r>
+      <w:r>
+        <w:t xml:space="preserve"> POLLEN any time; NECTAR only in the last 1:00 – earlier is a </w:t>
+      </w:r>
+      <w:r>
+        <w:rPr>
+          <w:b/>
+          <w:bCs/>
+        </w:rPr>
+        <w:t xml:space="preserve">MAJOR FOUL, +20</w:t>
+      </w:r>
+      <w:r>
+        <w:t xml:space="preserve"> to the other alliance per NECTAR (G410).</w:t>
       </w:r>
     </w:p>
     <w:p>
@@ -3203,21 +3268,20 @@
           <w:b/>
           <w:bCs/>
         </w:rPr>
-        <w:t xml:space="preserve">Defense counts:</w:t>
-      </w:r>
-      <w:r>
-        <w:t xml:space="preserve"> heavier robots push harder; a robot being pushed while launching makes fewer shots; pinning over 3 s is a major foul (G421).</w:t>
-      </w:r>
-    </w:p>
-    <w:p>
-      <w:pPr>
-        <w:pStyle w:val="Heading2"/>
-        <w:keepNext/>
-        <w:keepLines/>
-        <w:spacing w:after="100" w:before="220"/>
-      </w:pPr>
-      <w:r>
-        <w:t xml:space="preserve">Play with friends</w:t>
+        <w:t xml:space="preserve">Your code really runs:</w:t>
+      </w:r>
+      <w:r>
+        <w:t xml:space="preserve"> the </w:t>
+      </w:r>
+      <w:r>
+        <w:rPr>
+          <w:b/>
+          <w:bCs/>
+        </w:rPr>
+        <w:t xml:space="preserve">Driver Hub</w:t>
+      </w:r>
+      <w:r>
+        <w:t xml:space="preserve"> panel shows your telemetry; a crash shows the error with file and line.</w:t>
       </w:r>
     </w:p>
     <w:p>
@@ -3234,20 +3298,21 @@
           <w:b/>
           <w:bCs/>
         </w:rPr>
-        <w:t xml:space="preserve">On one computer:</w:t>
-      </w:r>
-      <w:r>
-        <w:t xml:space="preserve"> up to 4 teams, each with a driver and an operator controller (8 in all). Press a button on each controller, then pick it on a robot card. Chrome and Edge see 4 controllers – use </w:t>
-      </w:r>
-      <w:r>
-        <w:rPr>
-          <w:b/>
-          <w:bCs/>
-        </w:rPr>
-        <w:t xml:space="preserve">Firefox</w:t>
-      </w:r>
-      <w:r>
-        <w:t xml:space="preserve"> for more.</w:t>
+        <w:t xml:space="preserve">Defense counts:</w:t>
+      </w:r>
+      <w:r>
+        <w:t xml:space="preserve"> heavier robots push harder; a robot being pushed while launching makes fewer shots; pinning over 3 s is a major foul (G421).</w:t>
+      </w:r>
+    </w:p>
+    <w:p>
+      <w:pPr>
+        <w:pStyle w:val="Heading2"/>
+        <w:keepNext/>
+        <w:keepLines/>
+        <w:spacing w:after="100" w:before="220"/>
+      </w:pPr>
+      <w:r>
+        <w:t xml:space="preserve">Play with friends</w:t>
       </w:r>
     </w:p>
     <w:p>
@@ -3264,6 +3329,36 @@
           <w:b/>
           <w:bCs/>
         </w:rPr>
+        <w:t xml:space="preserve">On one computer:</w:t>
+      </w:r>
+      <w:r>
+        <w:t xml:space="preserve"> up to 4 teams, each with a driver and an operator controller (8 in all). Press a button on each controller, then pick it on a robot card. Chrome and Edge see 4 controllers – use </w:t>
+      </w:r>
+      <w:r>
+        <w:rPr>
+          <w:b/>
+          <w:bCs/>
+        </w:rPr>
+        <w:t xml:space="preserve">Firefox</w:t>
+      </w:r>
+      <w:r>
+        <w:t xml:space="preserve"> for more.</w:t>
+      </w:r>
+    </w:p>
+    <w:p>
+      <w:pPr>
+        <w:pStyle w:val="ListParagraph"/>
+        <w:numPr>
+          <w:ilvl w:val="0"/>
+          <w:numId w:val="3"/>
+        </w:numPr>
+        <w:spacing w:after="60"/>
+      </w:pPr>
+      <w:r>
+        <w:rPr>
+          <w:b/>
+          <w:bCs/>
+        </w:rPr>
         <w:t xml:space="preserve">Online, each driver on their own laptop:</w:t>
       </w:r>
       <w:r>
@@ -3450,7 +3545,77 @@
         <w:t xml:space="preserve">Start 2:00 TeleOp</w:t>
       </w:r>
       <w:r>
-        <w:t xml:space="preserve">. Everyone sees the same field and gets the results. Your code runs only on your laptop – just your robot’s commands are sent.</w:t>
+        <w:t xml:space="preserve">. Everyone sees the same field and gets the results. Your code runs only on your laptop – just your robot’s commands are sent. Each player picks their own view (2-D or any 3-D camera).</w:t>
+      </w:r>
+    </w:p>
+    <w:p>
+      <w:pPr>
+        <w:pStyle w:val="ListParagraph"/>
+        <w:numPr>
+          <w:ilvl w:val="0"/>
+          <w:numId w:val="3"/>
+        </w:numPr>
+        <w:spacing w:after="60"/>
+      </w:pPr>
+      <w:r>
+        <w:rPr>
+          <w:b/>
+          <w:bCs/>
+        </w:rPr>
+        <w:t xml:space="preserve">Room chat:</w:t>
+      </w:r>
+      <w:r>
+        <w:t xml:space="preserve"> type, or tap a quick message (</w:t>
+      </w:r>
+      <w:r>
+        <w:rPr>
+          <w:i/>
+          <w:iCs/>
+        </w:rPr>
+        <w:t xml:space="preserve">Ready!</w:t>
+      </w:r>
+      <w:r>
+        <w:t xml:space="preserve">, </w:t>
+      </w:r>
+      <w:r>
+        <w:rPr>
+          <w:i/>
+          <w:iCs/>
+        </w:rPr>
+        <w:t xml:space="preserve">I’ll defend</w:t>
+      </w:r>
+      <w:r>
+        <w:t xml:space="preserve">, </w:t>
+      </w:r>
+      <w:r>
+        <w:rPr>
+          <w:i/>
+          <w:iCs/>
+        </w:rPr>
+        <w:t xml:space="preserve">GG</w:t>
+      </w:r>
+      <w:r>
+        <w:t xml:space="preserve">…), to </w:t>
+      </w:r>
+      <w:r>
+        <w:rPr>
+          <w:b/>
+          <w:bCs/>
+        </w:rPr>
+        <w:t xml:space="preserve">Everyone</w:t>
+      </w:r>
+      <w:r>
+        <w:t xml:space="preserve"> or </w:t>
+      </w:r>
+      <w:r>
+        <w:rPr>
+          <w:b/>
+          <w:bCs/>
+        </w:rPr>
+        <w:t xml:space="preserve">My alliance</w:t>
+      </w:r>
+      <w:r>
+        <w:t xml:space="preserve"> – text only, not saved. The host can remove a player.</w:t>
       </w:r>
     </w:p>
     <w:p>
@@ -3846,6 +4011,19 @@
       </w:pPr>
       <w:r>
         <w:t xml:space="preserve">Only team numbers, the score, robot type and a code fingerprint are sent – never your code. TeleOp scores are on the honor system.</w:t>
+      </w:r>
+    </w:p>
+    <w:p>
+      <w:pPr>
+        <w:pStyle w:val="ListParagraph"/>
+        <w:numPr>
+          <w:ilvl w:val="0"/>
+          <w:numId w:val="3"/>
+        </w:numPr>
+        <w:spacing w:after="60"/>
+      </w:pPr>
+      <w:r>
+        <w:t xml:space="preserve">TeleOp scores from before October 28, 2026 included 36 free AUTO points (TeleOp now starts at 0), so the Records page leaves them off.</w:t>
       </w:r>
     </w:p>
     <w:p>

--- a/BIOBUZZ_Simulator_Quick_Start.docx
+++ b/BIOBUZZ_Simulator_Quick_Start.docx
@@ -67,7 +67,7 @@
         </w:rPr>
         <w:t xml:space="preserve">AUTO:  </w:t>
       </w:r>
-      <w:hyperlink w:history="1" r:id="rIdqcs6ufngsch-huniomqwm">
+      <w:hyperlink w:history="1" r:id="rIdrrtr7zcbb9fclhd_trh2i">
         <w:r>
           <w:rPr>
             <w:rStyle w:val="Hyperlink"/>
@@ -87,7 +87,7 @@
         </w:rPr>
         <w:t xml:space="preserve">TeleOp:  </w:t>
       </w:r>
-      <w:hyperlink w:history="1" r:id="rIdbdn2mgjfp9zpm1-faoeyg">
+      <w:hyperlink w:history="1" r:id="rIdo3stpqvitafygpq_-abxt">
         <w:r>
           <w:rPr>
             <w:rStyle w:val="Hyperlink"/>
@@ -107,7 +107,7 @@
         </w:rPr>
         <w:t xml:space="preserve">Full match:  </w:t>
       </w:r>
-      <w:hyperlink w:history="1" r:id="rIds48xi2-o7enus5p1co5iy">
+      <w:hyperlink w:history="1" r:id="rIdcz0zmqbtctymhfbupnwfw">
         <w:r>
           <w:rPr>
             <w:rStyle w:val="Hyperlink"/>
@@ -127,7 +127,7 @@
         </w:rPr>
         <w:t xml:space="preserve">Records:  </w:t>
       </w:r>
-      <w:hyperlink w:history="1" r:id="rIdvep0gtrfbkxkd3tejqjlc">
+      <w:hyperlink w:history="1" r:id="rIdqvchj7p9-ocf_lodnuqux">
         <w:r>
           <w:rPr>
             <w:rStyle w:val="Hyperlink"/>
@@ -161,7 +161,27 @@
         <w:t xml:space="preserve">team number and role</w:t>
       </w:r>
       <w:r>
-        <w:t xml:space="preserve"> once (no names or emails); after that, one visit a day is counted automatically. </w:t>
+        <w:t xml:space="preserve"> once (no names or emails); after that, one visit a day is counted automatically. Then a one-minute </w:t>
+      </w:r>
+      <w:r>
+        <w:rPr>
+          <w:b/>
+          <w:bCs/>
+        </w:rPr>
+        <w:t xml:space="preserve">tour</w:t>
+      </w:r>
+      <w:r>
+        <w:t xml:space="preserve"> offers to show you around – the </w:t>
+      </w:r>
+      <w:r>
+        <w:rPr>
+          <w:b/>
+          <w:bCs/>
+        </w:rPr>
+        <w:t xml:space="preserve">Tour</w:t>
+      </w:r>
+      <w:r>
+        <w:t xml:space="preserve"> button at the top starts it again any time. </w:t>
       </w:r>
       <w:r>
         <w:rPr>
@@ -246,10 +266,20 @@
           <w:b/>
           <w:bCs/>
         </w:rPr>
-        <w:t xml:space="preserve">Upload your code:</w:t>
-      </w:r>
-      <w:r>
-        <w:t xml:space="preserve"> click </w:t>
+        <w:t xml:space="preserve">Java or Blocks:</w:t>
+      </w:r>
+      <w:r>
+        <w:t xml:space="preserve"> set the </w:t>
+      </w:r>
+      <w:r>
+        <w:rPr>
+          <w:b/>
+          <w:bCs/>
+        </w:rPr>
+        <w:t xml:space="preserve">Java | Blocks</w:t>
+      </w:r>
+      <w:r>
+        <w:t xml:space="preserve"> switch beside </w:t>
       </w:r>
       <w:r>
         <w:rPr>
@@ -259,41 +289,7 @@
         <w:t xml:space="preserve">Upload</w:t>
       </w:r>
       <w:r>
-        <w:t xml:space="preserve"> and select your auto </w:t>
-      </w:r>
-      <w:r>
-        <w:rPr>
-          <w:b/>
-          <w:bCs/>
-        </w:rPr>
-        <w:t xml:space="preserve">together with every file it uses</w:t>
-      </w:r>
-      <w:r>
-        <w:t xml:space="preserve"> (base class, </w:t>
-      </w:r>
-      <w:r>
-        <w:rPr>
-          <w:rFonts w:ascii="Consolas" w:cs="Consolas" w:eastAsia="Consolas" w:hAnsi="Consolas"/>
-          <w:color w:val="7A4A00"/>
-          <w:sz w:val="19"/>
-          <w:szCs w:val="19"/>
-        </w:rPr>
-        <w:t xml:space="preserve">Constants.java</w:t>
-      </w:r>
-      <w:r>
-        <w:t xml:space="preserve">, </w:t>
-      </w:r>
-      <w:r>
-        <w:rPr>
-          <w:rFonts w:ascii="Consolas" w:cs="Consolas" w:eastAsia="Consolas" w:hAnsi="Consolas"/>
-          <w:color w:val="7A4A00"/>
-          <w:sz w:val="19"/>
-          <w:szCs w:val="19"/>
-        </w:rPr>
-        <w:t xml:space="preserve">Shooter.java</w:t>
-      </w:r>
-      <w:r>
-        <w:t xml:space="preserve">…) – Ctrl-click (⌘-click on a Mac) to pick several.</w:t>
+        <w:t xml:space="preserve"> to how your team programs.</w:t>
       </w:r>
     </w:p>
     <w:p>
@@ -310,20 +306,86 @@
           <w:b/>
           <w:bCs/>
         </w:rPr>
-        <w:t xml:space="preserve">Choose your AprilTag camera</w:t>
-      </w:r>
-      <w:r>
-        <w:t xml:space="preserve"> under </w:t>
-      </w:r>
-      <w:r>
-        <w:rPr>
-          <w:b/>
-          <w:bCs/>
-        </w:rPr>
-        <w:t xml:space="preserve">Advanced customization → AprilTag recognition</w:t>
-      </w:r>
-      <w:r>
-        <w:t xml:space="preserve"> (Limelight 3A, Logitech C270 or C920 webcam, or None). It’s required – until you choose, the robot has no camera.</w:t>
+        <w:t xml:space="preserve">Upload your code:</w:t>
+      </w:r>
+      <w:r>
+        <w:t xml:space="preserve"> click </w:t>
+      </w:r>
+      <w:r>
+        <w:rPr>
+          <w:b/>
+          <w:bCs/>
+        </w:rPr>
+        <w:t xml:space="preserve">Upload</w:t>
+      </w:r>
+      <w:r>
+        <w:t xml:space="preserve"> and select your auto </w:t>
+      </w:r>
+      <w:r>
+        <w:rPr>
+          <w:b/>
+          <w:bCs/>
+        </w:rPr>
+        <w:t xml:space="preserve">together with every file it uses</w:t>
+      </w:r>
+      <w:r>
+        <w:t xml:space="preserve"> (base class, </w:t>
+      </w:r>
+      <w:r>
+        <w:rPr>
+          <w:rFonts w:ascii="Consolas" w:cs="Consolas" w:eastAsia="Consolas" w:hAnsi="Consolas"/>
+          <w:color w:val="7A4A00"/>
+          <w:sz w:val="19"/>
+          <w:szCs w:val="19"/>
+        </w:rPr>
+        <w:t xml:space="preserve">Constants.java</w:t>
+      </w:r>
+      <w:r>
+        <w:t xml:space="preserve">, </w:t>
+      </w:r>
+      <w:r>
+        <w:rPr>
+          <w:rFonts w:ascii="Consolas" w:cs="Consolas" w:eastAsia="Consolas" w:hAnsi="Consolas"/>
+          <w:color w:val="7A4A00"/>
+          <w:sz w:val="19"/>
+          <w:szCs w:val="19"/>
+        </w:rPr>
+        <w:t xml:space="preserve">Shooter.java</w:t>
+      </w:r>
+      <w:r>
+        <w:t xml:space="preserve">…) – Ctrl-click (⌘-click on a Mac) to pick several. </w:t>
+      </w:r>
+      <w:r>
+        <w:rPr>
+          <w:b/>
+          <w:bCs/>
+        </w:rPr>
+        <w:t xml:space="preserve">Blocks teams:</w:t>
+      </w:r>
+      <w:r>
+        <w:t xml:space="preserve"> upload the </w:t>
+      </w:r>
+      <w:r>
+        <w:rPr>
+          <w:rFonts w:ascii="Consolas" w:cs="Consolas" w:eastAsia="Consolas" w:hAnsi="Consolas"/>
+          <w:color w:val="7A4A00"/>
+          <w:sz w:val="19"/>
+          <w:szCs w:val="19"/>
+        </w:rPr>
+        <w:t xml:space="preserve">.blk</w:t>
+      </w:r>
+      <w:r>
+        <w:t xml:space="preserve"> file from </w:t>
+      </w:r>
+      <w:r>
+        <w:rPr>
+          <w:b/>
+          <w:bCs/>
+        </w:rPr>
+        <w:t xml:space="preserve">Download Op Mode</w:t>
+      </w:r>
+      <w:r>
+        <w:t xml:space="preserve"> in the Blocks editor – one file is the whole OpMode.</w:t>
       </w:r>
     </w:p>
     <w:p>
@@ -340,20 +402,20 @@
           <w:b/>
           <w:bCs/>
         </w:rPr>
-        <w:t xml:space="preserve">Read the line under your card.</w:t>
-      </w:r>
-      <w:r>
-        <w:t xml:space="preserve"> It says what was read, like “Pedro Pathing: 10 paths, 3 servos”. Orange means notes to read; </w:t>
-      </w:r>
-      <w:r>
-        <w:rPr>
-          <w:b/>
-          <w:bCs/>
-        </w:rPr>
-        <w:t xml:space="preserve">Open code</w:t>
-      </w:r>
-      <w:r>
-        <w:t xml:space="preserve"> shows every step.</w:t>
+        <w:t xml:space="preserve">Choose your AprilTag camera</w:t>
+      </w:r>
+      <w:r>
+        <w:t xml:space="preserve"> under </w:t>
+      </w:r>
+      <w:r>
+        <w:rPr>
+          <w:b/>
+          <w:bCs/>
+        </w:rPr>
+        <w:t xml:space="preserve">Advanced customization → AprilTag recognition</w:t>
+      </w:r>
+      <w:r>
+        <w:t xml:space="preserve"> (Limelight 3A, Logitech C270 or C920 webcam, or None). It’s required – until you choose, the robot has no camera.</w:t>
       </w:r>
     </w:p>
     <w:p>
@@ -370,6 +432,36 @@
           <w:b/>
           <w:bCs/>
         </w:rPr>
+        <w:t xml:space="preserve">Read the line under your card.</w:t>
+      </w:r>
+      <w:r>
+        <w:t xml:space="preserve"> It says what was read, like “Pedro Pathing: 10 paths, 3 servos”. Orange means notes to read; </w:t>
+      </w:r>
+      <w:r>
+        <w:rPr>
+          <w:b/>
+          <w:bCs/>
+        </w:rPr>
+        <w:t xml:space="preserve">Open code</w:t>
+      </w:r>
+      <w:r>
+        <w:t xml:space="preserve"> shows every step.</w:t>
+      </w:r>
+    </w:p>
+    <w:p>
+      <w:pPr>
+        <w:pStyle w:val="ListParagraph"/>
+        <w:numPr>
+          <w:ilvl w:val="0"/>
+          <w:numId w:val="2"/>
+        </w:numPr>
+        <w:spacing w:after="60"/>
+      </w:pPr>
+      <w:r>
+        <w:rPr>
+          <w:b/>
+          <w:bCs/>
+        </w:rPr>
         <w:t xml:space="preserve">Press Play.</w:t>
       </w:r>
       <w:r>
@@ -398,7 +490,27 @@
         <w:t xml:space="preserve">Reads:</w:t>
       </w:r>
       <w:r>
-        <w:t xml:space="preserve"> Pedro Pathing 2 and 3, Road Runner 1.0, FTC SDK sample-style autos and the FTC helper library. Built on your own classes? Use </w:t>
+        <w:t xml:space="preserve"> Pedro Pathing 2 and 3, Road Runner 1.0, FTC SDK sample-style autos, the FTC helper library and </w:t>
+      </w:r>
+      <w:r>
+        <w:rPr>
+          <w:b/>
+          <w:bCs/>
+        </w:rPr>
+        <w:t xml:space="preserve">FTC Blocks</w:t>
+      </w:r>
+      <w:r>
+        <w:t xml:space="preserve"> programs – a Blocks AUTO is test-run on your card’s drive motor RPM and wheel size and replayed (re-upload after changing those), and </w:t>
+      </w:r>
+      <w:r>
+        <w:rPr>
+          <w:b/>
+          <w:bCs/>
+        </w:rPr>
+        <w:t xml:space="preserve">View as Java</w:t>
+      </w:r>
+      <w:r>
+        <w:t xml:space="preserve"> shows how your blocks were read; camera blocks aren’t simulated. Built on your own classes? Use </w:t>
       </w:r>
       <w:r>
         <w:rPr>
@@ -2874,7 +2986,27 @@
         <w:t xml:space="preserve">Upload your AUTO and TeleOp files together</w:t>
       </w:r>
       <w:r>
-        <w:t xml:space="preserve"> with their helper files. @Autonomous runs in AUTO, @TeleOp in TeleOp.</w:t>
+        <w:t xml:space="preserve"> with their helper files (or your </w:t>
+      </w:r>
+      <w:r>
+        <w:rPr>
+          <w:b/>
+          <w:bCs/>
+        </w:rPr>
+        <w:t xml:space="preserve">.blk</w:t>
+      </w:r>
+      <w:r>
+        <w:t xml:space="preserve"> files with the switch on </w:t>
+      </w:r>
+      <w:r>
+        <w:rPr>
+          <w:b/>
+          <w:bCs/>
+        </w:rPr>
+        <w:t xml:space="preserve">Blocks</w:t>
+      </w:r>
+      <w:r>
+        <w:t xml:space="preserve">). AUTO OpModes run in AUTO, TeleOp OpModes in TeleOp.</w:t>
       </w:r>
     </w:p>
     <w:p>

--- a/BIOBUZZ_Simulator_Quick_Start.docx
+++ b/BIOBUZZ_Simulator_Quick_Start.docx
@@ -67,7 +67,7 @@
         </w:rPr>
         <w:t xml:space="preserve">AUTO:  </w:t>
       </w:r>
-      <w:hyperlink w:history="1" r:id="rIdrrtr7zcbb9fclhd_trh2i">
+      <w:hyperlink w:history="1" r:id="rIdqcs6ufngsch-huniomqwm">
         <w:r>
           <w:rPr>
             <w:rStyle w:val="Hyperlink"/>
@@ -87,7 +87,7 @@
         </w:rPr>
         <w:t xml:space="preserve">TeleOp:  </w:t>
       </w:r>
-      <w:hyperlink w:history="1" r:id="rIdo3stpqvitafygpq_-abxt">
+      <w:hyperlink w:history="1" r:id="rIdbdn2mgjfp9zpm1-faoeyg">
         <w:r>
           <w:rPr>
             <w:rStyle w:val="Hyperlink"/>
@@ -107,7 +107,7 @@
         </w:rPr>
         <w:t xml:space="preserve">Full match:  </w:t>
       </w:r>
-      <w:hyperlink w:history="1" r:id="rIdcz0zmqbtctymhfbupnwfw">
+      <w:hyperlink w:history="1" r:id="rIds48xi2-o7enus5p1co5iy">
         <w:r>
           <w:rPr>
             <w:rStyle w:val="Hyperlink"/>
@@ -127,7 +127,7 @@
         </w:rPr>
         <w:t xml:space="preserve">Records:  </w:t>
       </w:r>
-      <w:hyperlink w:history="1" r:id="rIdqvchj7p9-ocf_lodnuqux">
+      <w:hyperlink w:history="1" r:id="rIdvep0gtrfbkxkd3tejqjlc">
         <w:r>
           <w:rPr>
             <w:rStyle w:val="Hyperlink"/>
@@ -161,27 +161,7 @@
         <w:t xml:space="preserve">team number and role</w:t>
       </w:r>
       <w:r>
-        <w:t xml:space="preserve"> once (no names or emails); after that, one visit a day is counted automatically. Then a one-minute </w:t>
-      </w:r>
-      <w:r>
-        <w:rPr>
-          <w:b/>
-          <w:bCs/>
-        </w:rPr>
-        <w:t xml:space="preserve">tour</w:t>
-      </w:r>
-      <w:r>
-        <w:t xml:space="preserve"> offers to show you around – the </w:t>
-      </w:r>
-      <w:r>
-        <w:rPr>
-          <w:b/>
-          <w:bCs/>
-        </w:rPr>
-        <w:t xml:space="preserve">Tour</w:t>
-      </w:r>
-      <w:r>
-        <w:t xml:space="preserve"> button at the top starts it again any time. </w:t>
+        <w:t xml:space="preserve"> once (no names or emails); after that, one visit a day is counted automatically. </w:t>
       </w:r>
       <w:r>
         <w:rPr>
@@ -266,20 +246,10 @@
           <w:b/>
           <w:bCs/>
         </w:rPr>
-        <w:t xml:space="preserve">Java or Blocks:</w:t>
-      </w:r>
-      <w:r>
-        <w:t xml:space="preserve"> set the </w:t>
-      </w:r>
-      <w:r>
-        <w:rPr>
-          <w:b/>
-          <w:bCs/>
-        </w:rPr>
-        <w:t xml:space="preserve">Java | Blocks</w:t>
-      </w:r>
-      <w:r>
-        <w:t xml:space="preserve"> switch beside </w:t>
+        <w:t xml:space="preserve">Upload your code:</w:t>
+      </w:r>
+      <w:r>
+        <w:t xml:space="preserve"> click </w:t>
       </w:r>
       <w:r>
         <w:rPr>
@@ -289,7 +259,41 @@
         <w:t xml:space="preserve">Upload</w:t>
       </w:r>
       <w:r>
-        <w:t xml:space="preserve"> to how your team programs.</w:t>
+        <w:t xml:space="preserve"> and select your auto </w:t>
+      </w:r>
+      <w:r>
+        <w:rPr>
+          <w:b/>
+          <w:bCs/>
+        </w:rPr>
+        <w:t xml:space="preserve">together with every file it uses</w:t>
+      </w:r>
+      <w:r>
+        <w:t xml:space="preserve"> (base class, </w:t>
+      </w:r>
+      <w:r>
+        <w:rPr>
+          <w:rFonts w:ascii="Consolas" w:cs="Consolas" w:eastAsia="Consolas" w:hAnsi="Consolas"/>
+          <w:color w:val="7A4A00"/>
+          <w:sz w:val="19"/>
+          <w:szCs w:val="19"/>
+        </w:rPr>
+        <w:t xml:space="preserve">Constants.java</w:t>
+      </w:r>
+      <w:r>
+        <w:t xml:space="preserve">, </w:t>
+      </w:r>
+      <w:r>
+        <w:rPr>
+          <w:rFonts w:ascii="Consolas" w:cs="Consolas" w:eastAsia="Consolas" w:hAnsi="Consolas"/>
+          <w:color w:val="7A4A00"/>
+          <w:sz w:val="19"/>
+          <w:szCs w:val="19"/>
+        </w:rPr>
+        <w:t xml:space="preserve">Shooter.java</w:t>
+      </w:r>
+      <w:r>
+        <w:t xml:space="preserve">…) – Ctrl-click (⌘-click on a Mac) to pick several.</w:t>
       </w:r>
     </w:p>
     <w:p>
@@ -306,86 +310,20 @@
           <w:b/>
           <w:bCs/>
         </w:rPr>
-        <w:t xml:space="preserve">Upload your code:</w:t>
-      </w:r>
-      <w:r>
-        <w:t xml:space="preserve"> click </w:t>
-      </w:r>
-      <w:r>
-        <w:rPr>
-          <w:b/>
-          <w:bCs/>
-        </w:rPr>
-        <w:t xml:space="preserve">Upload</w:t>
-      </w:r>
-      <w:r>
-        <w:t xml:space="preserve"> and select your auto </w:t>
-      </w:r>
-      <w:r>
-        <w:rPr>
-          <w:b/>
-          <w:bCs/>
-        </w:rPr>
-        <w:t xml:space="preserve">together with every file it uses</w:t>
-      </w:r>
-      <w:r>
-        <w:t xml:space="preserve"> (base class, </w:t>
-      </w:r>
-      <w:r>
-        <w:rPr>
-          <w:rFonts w:ascii="Consolas" w:cs="Consolas" w:eastAsia="Consolas" w:hAnsi="Consolas"/>
-          <w:color w:val="7A4A00"/>
-          <w:sz w:val="19"/>
-          <w:szCs w:val="19"/>
-        </w:rPr>
-        <w:t xml:space="preserve">Constants.java</w:t>
-      </w:r>
-      <w:r>
-        <w:t xml:space="preserve">, </w:t>
-      </w:r>
-      <w:r>
-        <w:rPr>
-          <w:rFonts w:ascii="Consolas" w:cs="Consolas" w:eastAsia="Consolas" w:hAnsi="Consolas"/>
-          <w:color w:val="7A4A00"/>
-          <w:sz w:val="19"/>
-          <w:szCs w:val="19"/>
-        </w:rPr>
-        <w:t xml:space="preserve">Shooter.java</w:t>
-      </w:r>
-      <w:r>
-        <w:t xml:space="preserve">…) – Ctrl-click (⌘-click on a Mac) to pick several. </w:t>
-      </w:r>
-      <w:r>
-        <w:rPr>
-          <w:b/>
-          <w:bCs/>
-        </w:rPr>
-        <w:t xml:space="preserve">Blocks teams:</w:t>
-      </w:r>
-      <w:r>
-        <w:t xml:space="preserve"> upload the </w:t>
-      </w:r>
-      <w:r>
-        <w:rPr>
-          <w:rFonts w:ascii="Consolas" w:cs="Consolas" w:eastAsia="Consolas" w:hAnsi="Consolas"/>
-          <w:color w:val="7A4A00"/>
-          <w:sz w:val="19"/>
-          <w:szCs w:val="19"/>
-        </w:rPr>
-        <w:t xml:space="preserve">.blk</w:t>
-      </w:r>
-      <w:r>
-        <w:t xml:space="preserve"> file from </w:t>
-      </w:r>
-      <w:r>
-        <w:rPr>
-          <w:b/>
-          <w:bCs/>
-        </w:rPr>
-        <w:t xml:space="preserve">Download Op Mode</w:t>
-      </w:r>
-      <w:r>
-        <w:t xml:space="preserve"> in the Blocks editor – one file is the whole OpMode.</w:t>
+        <w:t xml:space="preserve">Choose your AprilTag camera</w:t>
+      </w:r>
+      <w:r>
+        <w:t xml:space="preserve"> under </w:t>
+      </w:r>
+      <w:r>
+        <w:rPr>
+          <w:b/>
+          <w:bCs/>
+        </w:rPr>
+        <w:t xml:space="preserve">Advanced customization → AprilTag recognition</w:t>
+      </w:r>
+      <w:r>
+        <w:t xml:space="preserve"> (Limelight 3A, Logitech C270 or C920 webcam, or None). It’s required – until you choose, the robot has no camera.</w:t>
       </w:r>
     </w:p>
     <w:p>
@@ -402,20 +340,20 @@
           <w:b/>
           <w:bCs/>
         </w:rPr>
-        <w:t xml:space="preserve">Choose your AprilTag camera</w:t>
-      </w:r>
-      <w:r>
-        <w:t xml:space="preserve"> under </w:t>
-      </w:r>
-      <w:r>
-        <w:rPr>
-          <w:b/>
-          <w:bCs/>
-        </w:rPr>
-        <w:t xml:space="preserve">Advanced customization → AprilTag recognition</w:t>
-      </w:r>
-      <w:r>
-        <w:t xml:space="preserve"> (Limelight 3A, Logitech C270 or C920 webcam, or None). It’s required – until you choose, the robot has no camera.</w:t>
+        <w:t xml:space="preserve">Read the line under your card.</w:t>
+      </w:r>
+      <w:r>
+        <w:t xml:space="preserve"> It says what was read, like “Pedro Pathing: 10 paths, 3 servos”. Orange means notes to read; </w:t>
+      </w:r>
+      <w:r>
+        <w:rPr>
+          <w:b/>
+          <w:bCs/>
+        </w:rPr>
+        <w:t xml:space="preserve">Open code</w:t>
+      </w:r>
+      <w:r>
+        <w:t xml:space="preserve"> shows every step.</w:t>
       </w:r>
     </w:p>
     <w:p>
@@ -432,36 +370,6 @@
           <w:b/>
           <w:bCs/>
         </w:rPr>
-        <w:t xml:space="preserve">Read the line under your card.</w:t>
-      </w:r>
-      <w:r>
-        <w:t xml:space="preserve"> It says what was read, like “Pedro Pathing: 10 paths, 3 servos”. Orange means notes to read; </w:t>
-      </w:r>
-      <w:r>
-        <w:rPr>
-          <w:b/>
-          <w:bCs/>
-        </w:rPr>
-        <w:t xml:space="preserve">Open code</w:t>
-      </w:r>
-      <w:r>
-        <w:t xml:space="preserve"> shows every step.</w:t>
-      </w:r>
-    </w:p>
-    <w:p>
-      <w:pPr>
-        <w:pStyle w:val="ListParagraph"/>
-        <w:numPr>
-          <w:ilvl w:val="0"/>
-          <w:numId w:val="2"/>
-        </w:numPr>
-        <w:spacing w:after="60"/>
-      </w:pPr>
-      <w:r>
-        <w:rPr>
-          <w:b/>
-          <w:bCs/>
-        </w:rPr>
         <w:t xml:space="preserve">Press Play.</w:t>
       </w:r>
       <w:r>
@@ -490,27 +398,7 @@
         <w:t xml:space="preserve">Reads:</w:t>
       </w:r>
       <w:r>
-        <w:t xml:space="preserve"> Pedro Pathing 2 and 3, Road Runner 1.0, FTC SDK sample-style autos, the FTC helper library and </w:t>
-      </w:r>
-      <w:r>
-        <w:rPr>
-          <w:b/>
-          <w:bCs/>
-        </w:rPr>
-        <w:t xml:space="preserve">FTC Blocks</w:t>
-      </w:r>
-      <w:r>
-        <w:t xml:space="preserve"> programs – a Blocks AUTO is test-run on your card’s drive motor RPM and wheel size and replayed (re-upload after changing those), and </w:t>
-      </w:r>
-      <w:r>
-        <w:rPr>
-          <w:b/>
-          <w:bCs/>
-        </w:rPr>
-        <w:t xml:space="preserve">View as Java</w:t>
-      </w:r>
-      <w:r>
-        <w:t xml:space="preserve"> shows how your blocks were read; camera blocks aren’t simulated. Built on your own classes? Use </w:t>
+        <w:t xml:space="preserve"> Pedro Pathing 2 and 3, Road Runner 1.0, FTC SDK sample-style autos and the FTC helper library. Built on your own classes? Use </w:t>
       </w:r>
       <w:r>
         <w:rPr>
@@ -2986,27 +2874,7 @@
         <w:t xml:space="preserve">Upload your AUTO and TeleOp files together</w:t>
       </w:r>
       <w:r>
-        <w:t xml:space="preserve"> with their helper files (or your </w:t>
-      </w:r>
-      <w:r>
-        <w:rPr>
-          <w:b/>
-          <w:bCs/>
-        </w:rPr>
-        <w:t xml:space="preserve">.blk</w:t>
-      </w:r>
-      <w:r>
-        <w:t xml:space="preserve"> files with the switch on </w:t>
-      </w:r>
-      <w:r>
-        <w:rPr>
-          <w:b/>
-          <w:bCs/>
-        </w:rPr>
-        <w:t xml:space="preserve">Blocks</w:t>
-      </w:r>
-      <w:r>
-        <w:t xml:space="preserve">). AUTO OpModes run in AUTO, TeleOp OpModes in TeleOp.</w:t>
+        <w:t xml:space="preserve"> with their helper files. @Autonomous runs in AUTO, @TeleOp in TeleOp.</w:t>
       </w:r>
     </w:p>
     <w:p>

--- a/BIOBUZZ_Simulator_Quick_Start.docx
+++ b/BIOBUZZ_Simulator_Quick_Start.docx
@@ -67,7 +67,7 @@
         </w:rPr>
         <w:t xml:space="preserve">AUTO:  </w:t>
       </w:r>
-      <w:hyperlink w:history="1" r:id="rIdqcs6ufngsch-huniomqwm">
+      <w:hyperlink w:history="1" r:id="rId9v-pv3bhvm8mmggar4pax">
         <w:r>
           <w:rPr>
             <w:rStyle w:val="Hyperlink"/>
@@ -87,7 +87,7 @@
         </w:rPr>
         <w:t xml:space="preserve">TeleOp:  </w:t>
       </w:r>
-      <w:hyperlink w:history="1" r:id="rIdbdn2mgjfp9zpm1-faoeyg">
+      <w:hyperlink w:history="1" r:id="rIdih0wxa6fdmjuhy-_o3yda">
         <w:r>
           <w:rPr>
             <w:rStyle w:val="Hyperlink"/>
@@ -107,7 +107,7 @@
         </w:rPr>
         <w:t xml:space="preserve">Full match:  </w:t>
       </w:r>
-      <w:hyperlink w:history="1" r:id="rIds48xi2-o7enus5p1co5iy">
+      <w:hyperlink w:history="1" r:id="rIdm8ps6tf2d6blv8hedk4_i">
         <w:r>
           <w:rPr>
             <w:rStyle w:val="Hyperlink"/>
@@ -127,7 +127,7 @@
         </w:rPr>
         <w:t xml:space="preserve">Records:  </w:t>
       </w:r>
-      <w:hyperlink w:history="1" r:id="rIdvep0gtrfbkxkd3tejqjlc">
+      <w:hyperlink w:history="1" r:id="rIdqsxhkql5enr-vepilvmo3">
         <w:r>
           <w:rPr>
             <w:rStyle w:val="Hyperlink"/>
@@ -161,7 +161,27 @@
         <w:t xml:space="preserve">team number and role</w:t>
       </w:r>
       <w:r>
-        <w:t xml:space="preserve"> once (no names or emails); after that, one visit a day is counted automatically. </w:t>
+        <w:t xml:space="preserve"> once (no names or emails); after that, one visit a day is counted automatically. Then a one-minute </w:t>
+      </w:r>
+      <w:r>
+        <w:rPr>
+          <w:b/>
+          <w:bCs/>
+        </w:rPr>
+        <w:t xml:space="preserve">tour</w:t>
+      </w:r>
+      <w:r>
+        <w:t xml:space="preserve"> offers to show you around – the </w:t>
+      </w:r>
+      <w:r>
+        <w:rPr>
+          <w:b/>
+          <w:bCs/>
+        </w:rPr>
+        <w:t xml:space="preserve">Tour</w:t>
+      </w:r>
+      <w:r>
+        <w:t xml:space="preserve"> button at the top starts it again any time. </w:t>
       </w:r>
       <w:r>
         <w:rPr>
@@ -209,10 +229,20 @@
           <w:b/>
           <w:bCs/>
         </w:rPr>
-        <w:t xml:space="preserve">Pick your card</w:t>
-      </w:r>
-      <w:r>
-        <w:t xml:space="preserve"> for where your robot starts (Red audience, Red rear, Blue audience or Blue rear) – it sets your alliance.</w:t>
+        <w:t xml:space="preserve">Choose how many robots</w:t>
+      </w:r>
+      <w:r>
+        <w:t xml:space="preserve"> (1–4) at the top of the Robots panel – the cards stay folded until you do. For 1 robot, pick its </w:t>
+      </w:r>
+      <w:r>
+        <w:rPr>
+          <w:b/>
+          <w:bCs/>
+        </w:rPr>
+        <w:t xml:space="preserve">starting spot</w:t>
+      </w:r>
+      <w:r>
+        <w:t xml:space="preserve"> (Red audience, Red rear, Blue audience or Blue rear) – it sets your alliance. Only the robots you choose are shown and play.</w:t>
       </w:r>
     </w:p>
     <w:p>
@@ -373,7 +403,17 @@
         <w:t xml:space="preserve">Press Play.</w:t>
       </w:r>
       <w:r>
-        <w:t xml:space="preserve"> Watch the field, then read </w:t>
+        <w:t xml:space="preserve"> The field opens in the </w:t>
+      </w:r>
+      <w:r>
+        <w:rPr>
+          <w:b/>
+          <w:bCs/>
+        </w:rPr>
+        <w:t xml:space="preserve">3-D view</w:t>
+      </w:r>
+      <w:r>
+        <w:t xml:space="preserve"> (switch to Top or Broadcast view any time), and the match waits for you – nothing moves until you press it. Watch the field, then read </w:t>
       </w:r>
       <w:r>
         <w:rPr>
@@ -383,7 +423,17 @@
         <w:t xml:space="preserve">Match events → Rules</w:t>
       </w:r>
       <w:r>
-        <w:t xml:space="preserve">. Change one thing at a time and re-run.</w:t>
+        <w:t xml:space="preserve">; the </w:t>
+      </w:r>
+      <w:r>
+        <w:rPr>
+          <w:b/>
+          <w:bCs/>
+        </w:rPr>
+        <w:t xml:space="preserve">Auto score</w:t>
+      </w:r>
+      <w:r>
+        <w:t xml:space="preserve"> appears when the AUTO has played to the end. Change one thing at a time and re-run.</w:t>
       </w:r>
     </w:p>
     <w:p>
@@ -2801,10 +2851,10 @@
           <w:b/>
           <w:bCs/>
         </w:rPr>
-        <w:t xml:space="preserve">Turn on your card</w:t>
-      </w:r>
-      <w:r>
-        <w:t xml:space="preserve">, type your </w:t>
+        <w:t xml:space="preserve">Choose how many robots</w:t>
+      </w:r>
+      <w:r>
+        <w:t xml:space="preserve"> (1–4), then on each card type your </w:t>
       </w:r>
       <w:r>
         <w:rPr>
@@ -2814,7 +2864,7 @@
         <w:t xml:space="preserve">team number and team name</w:t>
       </w:r>
       <w:r>
-        <w:t xml:space="preserve"> (required – the card starts blank), pick a </w:t>
+        <w:t xml:space="preserve"> (required – the card starts blank) and pick a </w:t>
       </w:r>
       <w:r>
         <w:rPr>
@@ -2824,37 +2874,7 @@
         <w:t xml:space="preserve">Driving mode</w:t>
       </w:r>
       <w:r>
-        <w:t xml:space="preserve"> (robot-centric to start, or field-centric), and choose your </w:t>
-      </w:r>
-      <w:r>
-        <w:rPr>
-          <w:b/>
-          <w:bCs/>
-        </w:rPr>
-        <w:t xml:space="preserve">Driver</w:t>
-      </w:r>
-      <w:r>
-        <w:t xml:space="preserve"> (gamepad1) and </w:t>
-      </w:r>
-      <w:r>
-        <w:rPr>
-          <w:b/>
-          <w:bCs/>
-        </w:rPr>
-        <w:t xml:space="preserve">Operator</w:t>
-      </w:r>
-      <w:r>
-        <w:t xml:space="preserve"> (gamepad2) controllers – or </w:t>
-      </w:r>
-      <w:r>
-        <w:rPr>
-          <w:b/>
-          <w:bCs/>
-        </w:rPr>
-        <w:t xml:space="preserve">Keyboard</w:t>
-      </w:r>
-      <w:r>
-        <w:t xml:space="preserve">.</w:t>
+        <w:t xml:space="preserve"> (robot-centric to start, or field-centric).</w:t>
       </w:r>
     </w:p>
     <w:p>
@@ -2871,10 +2891,50 @@
           <w:b/>
           <w:bCs/>
         </w:rPr>
-        <w:t xml:space="preserve">Upload your AUTO and TeleOp files together</w:t>
-      </w:r>
-      <w:r>
-        <w:t xml:space="preserve"> with their helper files. @Autonomous runs in AUTO, @TeleOp in TeleOp.</w:t>
+        <w:t xml:space="preserve">In the Live controller panel</w:t>
+      </w:r>
+      <w:r>
+        <w:t xml:space="preserve"> (top right), pick each robot’s </w:t>
+      </w:r>
+      <w:r>
+        <w:rPr>
+          <w:b/>
+          <w:bCs/>
+        </w:rPr>
+        <w:t xml:space="preserve">Driver</w:t>
+      </w:r>
+      <w:r>
+        <w:t xml:space="preserve"> (gamepad1) and </w:t>
+      </w:r>
+      <w:r>
+        <w:rPr>
+          <w:b/>
+          <w:bCs/>
+        </w:rPr>
+        <w:t xml:space="preserve">Operator</w:t>
+      </w:r>
+      <w:r>
+        <w:t xml:space="preserve"> (gamepad2) controllers – or </w:t>
+      </w:r>
+      <w:r>
+        <w:rPr>
+          <w:b/>
+          <w:bCs/>
+        </w:rPr>
+        <w:t xml:space="preserve">Keyboard</w:t>
+      </w:r>
+      <w:r>
+        <w:t xml:space="preserve"> – and its </w:t>
+      </w:r>
+      <w:r>
+        <w:rPr>
+          <w:b/>
+          <w:bCs/>
+        </w:rPr>
+        <w:t xml:space="preserve">button setup</w:t>
+      </w:r>
+      <w:r>
+        <w:t xml:space="preserve">; change any button there. The controller picture lights up as you press.</w:t>
       </w:r>
     </w:p>
     <w:p>
@@ -2891,40 +2951,10 @@
           <w:b/>
           <w:bCs/>
         </w:rPr>
-        <w:t xml:space="preserve">Match your robot:</w:t>
-      </w:r>
-      <w:r>
-        <w:t xml:space="preserve"> check </w:t>
-      </w:r>
-      <w:r>
-        <w:rPr>
-          <w:b/>
-          <w:bCs/>
-        </w:rPr>
-        <w:t xml:space="preserve">Your robot’s hardware</w:t>
-      </w:r>
-      <w:r>
-        <w:t xml:space="preserve"> – each motor and servo your code uses is listed with its job (drive, intake, feeder, flywheel, turret…). Fix any wrong job. Robot drives the wrong way? Open </w:t>
-      </w:r>
-      <w:r>
-        <w:rPr>
-          <w:b/>
-          <w:bCs/>
-        </w:rPr>
-        <w:t xml:space="preserve">How your code’s numbers become motion</w:t>
-      </w:r>
-      <w:r>
-        <w:t xml:space="preserve"> and flip a side. Open </w:t>
-      </w:r>
-      <w:r>
-        <w:rPr>
-          <w:b/>
-          <w:bCs/>
-        </w:rPr>
-        <w:t xml:space="preserve">Robot build and timing</w:t>
-      </w:r>
-      <w:r>
-        <w:t xml:space="preserve"> for the same numbers as your AUTO card (flower bar, flywheel, timings).</w:t>
+        <w:t xml:space="preserve">Upload your AUTO and TeleOp files together</w:t>
+      </w:r>
+      <w:r>
+        <w:t xml:space="preserve"> with their helper files. @Autonomous runs in AUTO, @TeleOp in TeleOp.</w:t>
       </w:r>
     </w:p>
     <w:p>
@@ -2941,6 +2971,56 @@
           <w:b/>
           <w:bCs/>
         </w:rPr>
+        <w:t xml:space="preserve">Match your robot:</w:t>
+      </w:r>
+      <w:r>
+        <w:t xml:space="preserve"> check </w:t>
+      </w:r>
+      <w:r>
+        <w:rPr>
+          <w:b/>
+          <w:bCs/>
+        </w:rPr>
+        <w:t xml:space="preserve">Your robot’s hardware</w:t>
+      </w:r>
+      <w:r>
+        <w:t xml:space="preserve"> – each motor and servo your code uses is listed with its job (drive, intake, feeder, flywheel, turret…). Fix any wrong job. Robot drives the wrong way? Open </w:t>
+      </w:r>
+      <w:r>
+        <w:rPr>
+          <w:b/>
+          <w:bCs/>
+        </w:rPr>
+        <w:t xml:space="preserve">How your code’s numbers become motion</w:t>
+      </w:r>
+      <w:r>
+        <w:t xml:space="preserve"> and flip a side. Open </w:t>
+      </w:r>
+      <w:r>
+        <w:rPr>
+          <w:b/>
+          <w:bCs/>
+        </w:rPr>
+        <w:t xml:space="preserve">Robot build and timing</w:t>
+      </w:r>
+      <w:r>
+        <w:t xml:space="preserve"> for the same numbers as your AUTO card (flower bar, flywheel, timings).</w:t>
+      </w:r>
+    </w:p>
+    <w:p>
+      <w:pPr>
+        <w:pStyle w:val="ListParagraph"/>
+        <w:numPr>
+          <w:ilvl w:val="0"/>
+          <w:numId w:val="5"/>
+        </w:numPr>
+        <w:spacing w:after="60"/>
+      </w:pPr>
+      <w:r>
+        <w:rPr>
+          <w:b/>
+          <w:bCs/>
+        </w:rPr>
         <w:t xml:space="preserve">No TeleOp code?</w:t>
       </w:r>
       <w:r>
@@ -3214,7 +3294,17 @@
         <w:t xml:space="preserve">0:00</w:t>
       </w:r>
       <w:r>
-        <w:t xml:space="preserve">. At 1:00 a voice says NECTAR may go in FLOWERS; at 0:30, </w:t>
+        <w:t xml:space="preserve">, and the full </w:t>
+      </w:r>
+      <w:r>
+        <w:rPr>
+          <w:b/>
+          <w:bCs/>
+        </w:rPr>
+        <w:t xml:space="preserve">Score</w:t>
+      </w:r>
+      <w:r>
+        <w:t xml:space="preserve"> breakdown appears when the match ends. At 1:00 a voice says NECTAR may go in FLOWERS; at 0:30, </w:t>
       </w:r>
       <w:r>
         <w:rPr>
@@ -3332,7 +3422,17 @@
         <w:t xml:space="preserve">On one computer:</w:t>
       </w:r>
       <w:r>
-        <w:t xml:space="preserve"> up to 4 teams, each with a driver and an operator controller (8 in all). Press a button on each controller, then pick it on a robot card. Chrome and Edge see 4 controllers – use </w:t>
+        <w:t xml:space="preserve"> up to 4 teams, each with a driver and an operator controller (8 in all). Press a button on each controller, then pick it for a robot in the </w:t>
+      </w:r>
+      <w:r>
+        <w:rPr>
+          <w:b/>
+          <w:bCs/>
+        </w:rPr>
+        <w:t xml:space="preserve">Live controller</w:t>
+      </w:r>
+      <w:r>
+        <w:t xml:space="preserve"> panel. Chrome and Edge see 4 controllers – use </w:t>
       </w:r>
       <w:r>
         <w:rPr>
@@ -3412,27 +3512,17 @@
         <w:t xml:space="preserve">Everyone, first:</w:t>
       </w:r>
       <w:r>
-        <w:t xml:space="preserve"> on your own laptop, set up one robot card – team number, your controller as </w:t>
-      </w:r>
-      <w:r>
-        <w:rPr>
-          <w:b/>
-          <w:bCs/>
-        </w:rPr>
-        <w:t xml:space="preserve">Driver</w:t>
-      </w:r>
-      <w:r>
-        <w:t xml:space="preserve"> (and </w:t>
-      </w:r>
-      <w:r>
-        <w:rPr>
-          <w:b/>
-          <w:bCs/>
-        </w:rPr>
-        <w:t xml:space="preserve">Operator</w:t>
-      </w:r>
-      <w:r>
-        <w:t xml:space="preserve">), your buttons or your uploaded TeleOp, and </w:t>
+        <w:t xml:space="preserve"> on your own laptop, choose </w:t>
+      </w:r>
+      <w:r>
+        <w:rPr>
+          <w:b/>
+          <w:bCs/>
+        </w:rPr>
+        <w:t xml:space="preserve">1 robot</w:t>
+      </w:r>
+      <w:r>
+        <w:t xml:space="preserve"> and set up its card – team number, your uploaded TeleOp or (in the Live controller panel) your controller and buttons, and </w:t>
       </w:r>
       <w:r>
         <w:rPr>
@@ -3462,7 +3552,7 @@
         <w:t xml:space="preserve">Host</w:t>
       </w:r>
       <w:r>
-        <w:t xml:space="preserve"> (best internet): turn on only your own robot card(s), press </w:t>
+        <w:t xml:space="preserve"> (best internet): choose only your own robot(s), press </w:t>
       </w:r>
       <w:r>
         <w:rPr>
@@ -3674,17 +3764,17 @@
         <w:spacing w:after="120"/>
       </w:pPr>
       <w:r>
-        <w:t xml:space="preserve">Two boards share one score sheet: </w:t>
-      </w:r>
-      <w:r>
-        <w:rPr>
-          <w:b/>
-          <w:bCs/>
-        </w:rPr>
-        <w:t xml:space="preserve">Top AUTO</w:t>
-      </w:r>
-      <w:r>
-        <w:t xml:space="preserve"> on the AUTO page (top 3 next to the score, top 10 in the right column) and the </w:t>
+        <w:t xml:space="preserve">Two views share one score sheet: the </w:t>
+      </w:r>
+      <w:r>
+        <w:rPr>
+          <w:b/>
+          <w:bCs/>
+        </w:rPr>
+        <w:t xml:space="preserve">top scores band</w:t>
+      </w:r>
+      <w:r>
+        <w:t xml:space="preserve"> across the top of every page (top 5 AUTO and top 5 TeleOp) and the </w:t>
       </w:r>
       <w:r>
         <w:rPr>

--- a/BIOBUZZ_Simulator_Quick_Start.docx
+++ b/BIOBUZZ_Simulator_Quick_Start.docx
@@ -67,7 +67,7 @@
         </w:rPr>
         <w:t xml:space="preserve">AUTO:  </w:t>
       </w:r>
-      <w:hyperlink w:history="1" r:id="rId9v-pv3bhvm8mmggar4pax">
+      <w:hyperlink w:history="1" r:id="rId7nwndusr6_lrhgsv11ywd">
         <w:r>
           <w:rPr>
             <w:rStyle w:val="Hyperlink"/>
@@ -87,7 +87,7 @@
         </w:rPr>
         <w:t xml:space="preserve">TeleOp:  </w:t>
       </w:r>
-      <w:hyperlink w:history="1" r:id="rIdih0wxa6fdmjuhy-_o3yda">
+      <w:hyperlink w:history="1" r:id="rIdixkrffi_sqz9cjwbguqwx">
         <w:r>
           <w:rPr>
             <w:rStyle w:val="Hyperlink"/>
@@ -107,7 +107,7 @@
         </w:rPr>
         <w:t xml:space="preserve">Full match:  </w:t>
       </w:r>
-      <w:hyperlink w:history="1" r:id="rIdm8ps6tf2d6blv8hedk4_i">
+      <w:hyperlink w:history="1" r:id="rIdu40dhqprfg0hfu66khjvm">
         <w:r>
           <w:rPr>
             <w:rStyle w:val="Hyperlink"/>
@@ -127,7 +127,7 @@
         </w:rPr>
         <w:t xml:space="preserve">Records:  </w:t>
       </w:r>
-      <w:hyperlink w:history="1" r:id="rIdqsxhkql5enr-vepilvmo3">
+      <w:hyperlink w:history="1" r:id="rIds4w4r2xdbzsblpljaak-w">
         <w:r>
           <w:rPr>
             <w:rStyle w:val="Hyperlink"/>
@@ -2875,6 +2875,66 @@
       </w:r>
       <w:r>
         <w:t xml:space="preserve"> (robot-centric to start, or field-centric).</w:t>
+      </w:r>
+    </w:p>
+    <w:p>
+      <w:pPr>
+        <w:pStyle w:val="ListParagraph"/>
+        <w:numPr>
+          <w:ilvl w:val="0"/>
+          <w:numId w:val="5"/>
+        </w:numPr>
+        <w:spacing w:after="60"/>
+      </w:pPr>
+      <w:r>
+        <w:rPr>
+          <w:b/>
+          <w:bCs/>
+        </w:rPr>
+        <w:t xml:space="preserve">Want opponents?</w:t>
+      </w:r>
+      <w:r>
+        <w:t xml:space="preserve"> With 1 or 2 robots, set </w:t>
+      </w:r>
+      <w:r>
+        <w:rPr>
+          <w:b/>
+          <w:bCs/>
+        </w:rPr>
+        <w:t xml:space="preserve">Other alliance</w:t>
+      </w:r>
+      <w:r>
+        <w:t xml:space="preserve"> to an AI team – </w:t>
+      </w:r>
+      <w:r>
+        <w:rPr>
+          <w:b/>
+          <w:bCs/>
+        </w:rPr>
+        <w:t xml:space="preserve">Highly competitive</w:t>
+      </w:r>
+      <w:r>
+        <w:t xml:space="preserve">, </w:t>
+      </w:r>
+      <w:r>
+        <w:rPr>
+          <w:b/>
+          <w:bCs/>
+        </w:rPr>
+        <w:t xml:space="preserve">Heavy defense</w:t>
+      </w:r>
+      <w:r>
+        <w:t xml:space="preserve"> or </w:t>
+      </w:r>
+      <w:r>
+        <w:rPr>
+          <w:b/>
+          <w:bCs/>
+        </w:rPr>
+        <w:t xml:space="preserve">Moderate</w:t>
+      </w:r>
+      <w:r>
+        <w:t xml:space="preserve">.</w:t>
       </w:r>
     </w:p>
     <w:p>

--- a/BIOBUZZ_Simulator_Quick_Start.docx
+++ b/BIOBUZZ_Simulator_Quick_Start.docx
@@ -67,7 +67,7 @@
         </w:rPr>
         <w:t xml:space="preserve">AUTO:  </w:t>
       </w:r>
-      <w:hyperlink w:history="1" r:id="rId7nwndusr6_lrhgsv11ywd">
+      <w:hyperlink w:history="1" r:id="rIdls19r6ezu31nxdxkx8ajq">
         <w:r>
           <w:rPr>
             <w:rStyle w:val="Hyperlink"/>
@@ -87,7 +87,7 @@
         </w:rPr>
         <w:t xml:space="preserve">TeleOp:  </w:t>
       </w:r>
-      <w:hyperlink w:history="1" r:id="rIdixkrffi_sqz9cjwbguqwx">
+      <w:hyperlink w:history="1" r:id="rIdeshxxpf2vu0-74km-weei">
         <w:r>
           <w:rPr>
             <w:rStyle w:val="Hyperlink"/>
@@ -107,7 +107,7 @@
         </w:rPr>
         <w:t xml:space="preserve">Full match:  </w:t>
       </w:r>
-      <w:hyperlink w:history="1" r:id="rIdu40dhqprfg0hfu66khjvm">
+      <w:hyperlink w:history="1" r:id="rIdjmsqgo4kqfqxz3sqmrkot">
         <w:r>
           <w:rPr>
             <w:rStyle w:val="Hyperlink"/>
@@ -127,7 +127,7 @@
         </w:rPr>
         <w:t xml:space="preserve">Records:  </w:t>
       </w:r>
-      <w:hyperlink w:history="1" r:id="rIds4w4r2xdbzsblpljaak-w">
+      <w:hyperlink w:history="1" r:id="rIdiuwg3oya4vqwcg1bmjbv_">
         <w:r>
           <w:rPr>
             <w:rStyle w:val="Hyperlink"/>
@@ -609,7 +609,7 @@
       <w:tr>
         <w:trPr>
           <w:cantSplit/>
-          <w:tblHeader w:val="false"/>
+          <w:tblHeader w:val="off"/>
         </w:trPr>
         <w:tc>
           <w:tcPr>
@@ -682,7 +682,7 @@
       <w:tr>
         <w:trPr>
           <w:cantSplit/>
-          <w:tblHeader w:val="false"/>
+          <w:tblHeader w:val="off"/>
         </w:trPr>
         <w:tc>
           <w:tcPr>
@@ -738,7 +738,7 @@
       <w:tr>
         <w:trPr>
           <w:cantSplit/>
-          <w:tblHeader w:val="false"/>
+          <w:tblHeader w:val="off"/>
         </w:trPr>
         <w:tc>
           <w:tcPr>
@@ -794,7 +794,7 @@
       <w:tr>
         <w:trPr>
           <w:cantSplit/>
-          <w:tblHeader w:val="false"/>
+          <w:tblHeader w:val="off"/>
         </w:trPr>
         <w:tc>
           <w:tcPr>
@@ -850,7 +850,7 @@
       <w:tr>
         <w:trPr>
           <w:cantSplit/>
-          <w:tblHeader w:val="false"/>
+          <w:tblHeader w:val="off"/>
         </w:trPr>
         <w:tc>
           <w:tcPr>
@@ -1000,7 +1000,7 @@
       <w:tr>
         <w:trPr>
           <w:cantSplit/>
-          <w:tblHeader w:val="false"/>
+          <w:tblHeader w:val="off"/>
         </w:trPr>
         <w:tc>
           <w:tcPr>
@@ -1066,7 +1066,7 @@
       <w:tr>
         <w:trPr>
           <w:cantSplit/>
-          <w:tblHeader w:val="false"/>
+          <w:tblHeader w:val="off"/>
         </w:trPr>
         <w:tc>
           <w:tcPr>
@@ -1122,7 +1122,7 @@
       <w:tr>
         <w:trPr>
           <w:cantSplit/>
-          <w:tblHeader w:val="false"/>
+          <w:tblHeader w:val="off"/>
         </w:trPr>
         <w:tc>
           <w:tcPr>
@@ -1178,7 +1178,7 @@
       <w:tr>
         <w:trPr>
           <w:cantSplit/>
-          <w:tblHeader w:val="false"/>
+          <w:tblHeader w:val="off"/>
         </w:trPr>
         <w:tc>
           <w:tcPr>
@@ -1234,7 +1234,7 @@
       <w:tr>
         <w:trPr>
           <w:cantSplit/>
-          <w:tblHeader w:val="false"/>
+          <w:tblHeader w:val="off"/>
         </w:trPr>
         <w:tc>
           <w:tcPr>
@@ -1384,7 +1384,7 @@
       <w:tr>
         <w:trPr>
           <w:cantSplit/>
-          <w:tblHeader w:val="false"/>
+          <w:tblHeader w:val="off"/>
         </w:trPr>
         <w:tc>
           <w:tcPr>
@@ -1440,7 +1440,7 @@
       <w:tr>
         <w:trPr>
           <w:cantSplit/>
-          <w:tblHeader w:val="false"/>
+          <w:tblHeader w:val="off"/>
         </w:trPr>
         <w:tc>
           <w:tcPr>
@@ -1496,7 +1496,7 @@
       <w:tr>
         <w:trPr>
           <w:cantSplit/>
-          <w:tblHeader w:val="false"/>
+          <w:tblHeader w:val="off"/>
         </w:trPr>
         <w:tc>
           <w:tcPr>
@@ -1581,7 +1581,7 @@
       <w:tr>
         <w:trPr>
           <w:cantSplit/>
-          <w:tblHeader w:val="false"/>
+          <w:tblHeader w:val="off"/>
         </w:trPr>
         <w:tc>
           <w:tcPr>
@@ -1637,7 +1637,7 @@
       <w:tr>
         <w:trPr>
           <w:cantSplit/>
-          <w:tblHeader w:val="false"/>
+          <w:tblHeader w:val="off"/>
         </w:trPr>
         <w:tc>
           <w:tcPr>
@@ -1693,7 +1693,7 @@
       <w:tr>
         <w:trPr>
           <w:cantSplit/>
-          <w:tblHeader w:val="false"/>
+          <w:tblHeader w:val="off"/>
         </w:trPr>
         <w:tc>
           <w:tcPr>
@@ -1749,7 +1749,7 @@
       <w:tr>
         <w:trPr>
           <w:cantSplit/>
-          <w:tblHeader w:val="false"/>
+          <w:tblHeader w:val="off"/>
         </w:trPr>
         <w:tc>
           <w:tcPr>
@@ -1805,7 +1805,7 @@
       <w:tr>
         <w:trPr>
           <w:cantSplit/>
-          <w:tblHeader w:val="false"/>
+          <w:tblHeader w:val="off"/>
         </w:trPr>
         <w:tc>
           <w:tcPr>
@@ -1861,7 +1861,7 @@
       <w:tr>
         <w:trPr>
           <w:cantSplit/>
-          <w:tblHeader w:val="false"/>
+          <w:tblHeader w:val="off"/>
         </w:trPr>
         <w:tc>
           <w:tcPr>
@@ -1917,7 +1917,7 @@
       <w:tr>
         <w:trPr>
           <w:cantSplit/>
-          <w:tblHeader w:val="false"/>
+          <w:tblHeader w:val="off"/>
         </w:trPr>
         <w:tc>
           <w:tcPr>
@@ -1973,7 +1973,7 @@
       <w:tr>
         <w:trPr>
           <w:cantSplit/>
-          <w:tblHeader w:val="false"/>
+          <w:tblHeader w:val="off"/>
         </w:trPr>
         <w:tc>
           <w:tcPr>
@@ -2029,7 +2029,7 @@
       <w:tr>
         <w:trPr>
           <w:cantSplit/>
-          <w:tblHeader w:val="false"/>
+          <w:tblHeader w:val="off"/>
         </w:trPr>
         <w:tc>
           <w:tcPr>
@@ -2179,7 +2179,7 @@
       <w:tr>
         <w:trPr>
           <w:cantSplit/>
-          <w:tblHeader w:val="false"/>
+          <w:tblHeader w:val="off"/>
         </w:trPr>
         <w:tc>
           <w:tcPr>
@@ -2235,7 +2235,7 @@
       <w:tr>
         <w:trPr>
           <w:cantSplit/>
-          <w:tblHeader w:val="false"/>
+          <w:tblHeader w:val="off"/>
         </w:trPr>
         <w:tc>
           <w:tcPr>
@@ -2291,7 +2291,7 @@
       <w:tr>
         <w:trPr>
           <w:cantSplit/>
-          <w:tblHeader w:val="false"/>
+          <w:tblHeader w:val="off"/>
         </w:trPr>
         <w:tc>
           <w:tcPr>
@@ -2347,7 +2347,7 @@
       <w:tr>
         <w:trPr>
           <w:cantSplit/>
-          <w:tblHeader w:val="false"/>
+          <w:tblHeader w:val="off"/>
         </w:trPr>
         <w:tc>
           <w:tcPr>
@@ -2403,7 +2403,7 @@
       <w:tr>
         <w:trPr>
           <w:cantSplit/>
-          <w:tblHeader w:val="false"/>
+          <w:tblHeader w:val="off"/>
         </w:trPr>
         <w:tc>
           <w:tcPr>
@@ -2459,7 +2459,7 @@
       <w:tr>
         <w:trPr>
           <w:cantSplit/>
-          <w:tblHeader w:val="false"/>
+          <w:tblHeader w:val="off"/>
         </w:trPr>
         <w:tc>
           <w:tcPr>
@@ -2515,7 +2515,7 @@
       <w:tr>
         <w:trPr>
           <w:cantSplit/>
-          <w:tblHeader w:val="false"/>
+          <w:tblHeader w:val="off"/>
         </w:trPr>
         <w:tc>
           <w:tcPr>
@@ -2571,7 +2571,7 @@
       <w:tr>
         <w:trPr>
           <w:cantSplit/>
-          <w:tblHeader w:val="false"/>
+          <w:tblHeader w:val="off"/>
         </w:trPr>
         <w:tc>
           <w:tcPr>
@@ -3144,27 +3144,37 @@
         <w:t xml:space="preserve">Sample – two controllers</w:t>
       </w:r>
       <w:r>
-        <w:t xml:space="preserve"> (driving, intake and flower bar on the driver; transfer, flywheel and turret on the operator) – then change any button in </w:t>
-      </w:r>
-      <w:r>
-        <w:rPr>
-          <w:b/>
-          <w:bCs/>
-        </w:rPr>
-        <w:t xml:space="preserve">Driver buttons</w:t>
-      </w:r>
-      <w:r>
-        <w:t xml:space="preserve"> / </w:t>
-      </w:r>
-      <w:r>
-        <w:rPr>
-          <w:b/>
-          <w:bCs/>
-        </w:rPr>
-        <w:t xml:space="preserve">Operator buttons</w:t>
-      </w:r>
-      <w:r>
-        <w:t xml:space="preserve">, and set the turret, flower bar and transfer in </w:t>
+        <w:t xml:space="preserve"> (driving, intake and flower bar on the driver; transfer, flywheel and turret on the operator) – then change any button with its drop-down in the </w:t>
+      </w:r>
+      <w:r>
+        <w:rPr>
+          <w:b/>
+          <w:bCs/>
+        </w:rPr>
+        <w:t xml:space="preserve">Live controller</w:t>
+      </w:r>
+      <w:r>
+        <w:t xml:space="preserve"> list (pick </w:t>
+      </w:r>
+      <w:r>
+        <w:rPr>
+          <w:b/>
+          <w:bCs/>
+        </w:rPr>
+        <w:t xml:space="preserve">Controller 1</w:t>
+      </w:r>
+      <w:r>
+        <w:t xml:space="preserve"> or </w:t>
+      </w:r>
+      <w:r>
+        <w:rPr>
+          <w:b/>
+          <w:bCs/>
+        </w:rPr>
+        <w:t xml:space="preserve">Controller 2</w:t>
+      </w:r>
+      <w:r>
+        <w:t xml:space="preserve"> to show each one), and set the turret, flower bar and transfer in </w:t>
       </w:r>
       <w:r>
         <w:rPr>
@@ -3972,7 +3982,7 @@
       <w:tr>
         <w:trPr>
           <w:cantSplit/>
-          <w:tblHeader w:val="false"/>
+          <w:tblHeader w:val="off"/>
         </w:trPr>
         <w:tc>
           <w:tcPr>
@@ -4028,7 +4038,7 @@
       <w:tr>
         <w:trPr>
           <w:cantSplit/>
-          <w:tblHeader w:val="false"/>
+          <w:tblHeader w:val="off"/>
         </w:trPr>
         <w:tc>
           <w:tcPr>
@@ -4272,7 +4282,7 @@
       <w:tr>
         <w:trPr>
           <w:cantSplit/>
-          <w:tblHeader w:val="false"/>
+          <w:tblHeader w:val="off"/>
         </w:trPr>
         <w:tc>
           <w:tcPr>
@@ -4338,7 +4348,7 @@
       <w:tr>
         <w:trPr>
           <w:cantSplit/>
-          <w:tblHeader w:val="false"/>
+          <w:tblHeader w:val="off"/>
         </w:trPr>
         <w:tc>
           <w:tcPr>
@@ -4406,7 +4416,7 @@
       <w:tr>
         <w:trPr>
           <w:cantSplit/>
-          <w:tblHeader w:val="false"/>
+          <w:tblHeader w:val="off"/>
         </w:trPr>
         <w:tc>
           <w:tcPr>
@@ -4496,7 +4506,7 @@
       <w:tr>
         <w:trPr>
           <w:cantSplit/>
-          <w:tblHeader w:val="false"/>
+          <w:tblHeader w:val="off"/>
         </w:trPr>
         <w:tc>
           <w:tcPr>
@@ -4552,7 +4562,7 @@
       <w:tr>
         <w:trPr>
           <w:cantSplit/>
-          <w:tblHeader w:val="false"/>
+          <w:tblHeader w:val="off"/>
         </w:trPr>
         <w:tc>
           <w:tcPr>
@@ -4608,7 +4618,7 @@
       <w:tr>
         <w:trPr>
           <w:cantSplit/>
-          <w:tblHeader w:val="false"/>
+          <w:tblHeader w:val="off"/>
         </w:trPr>
         <w:tc>
           <w:tcPr>
@@ -4664,7 +4674,7 @@
       <w:tr>
         <w:trPr>
           <w:cantSplit/>
-          <w:tblHeader w:val="false"/>
+          <w:tblHeader w:val="off"/>
         </w:trPr>
         <w:tc>
           <w:tcPr>
@@ -4720,7 +4730,7 @@
       <w:tr>
         <w:trPr>
           <w:cantSplit/>
-          <w:tblHeader w:val="false"/>
+          <w:tblHeader w:val="off"/>
         </w:trPr>
         <w:tc>
           <w:tcPr>
@@ -4842,7 +4852,7 @@
       </w:r>
     </w:p>
     <w:sectPr>
-      <w:footerReference w:type="default" r:id="rId7"/>
+      <w:footerReference w:type="default" r:id="rId6"/>
       <w:pgSz w:w="12240" w:h="15840" w:orient="portrait"/>
       <w:pgMar w:top="760" w:right="1200" w:bottom="760" w:left="1200" w:header="708" w:footer="708" w:gutter="0"/>
       <w:pgNumType/>
@@ -4850,10 +4860,6 @@
     </w:sectPr>
   </w:body>
 </w:document>
-</file>
-
-<file path=word/comments.xml><?xml version="1.0" encoding="utf-8"?>
-<w:comments xmlns:cx="http://schemas.microsoft.com/office/drawing/2014/chartex" xmlns:cx1="http://schemas.microsoft.com/office/drawing/2015/9/8/chartex" xmlns:cx2="http://schemas.microsoft.com/office/drawing/2015/10/21/chartex" xmlns:cx3="http://schemas.microsoft.com/office/drawing/2016/5/9/chartex" xmlns:cx4="http://schemas.microsoft.com/office/drawing/2016/5/10/chartex" xmlns:cx5="http://schemas.microsoft.com/office/drawing/2016/5/11/chartex" xmlns:cx6="http://schemas.microsoft.com/office/drawing/2016/5/12/chartex" xmlns:cx7="http://schemas.microsoft.com/office/drawing/2016/5/13/chartex" xmlns:cx8="http://schemas.microsoft.com/office/drawing/2016/5/14/chartex" xmlns:mc="http://schemas.openxmlformats.org/markup-compatibility/2006" xmlns:aink="http://schemas.microsoft.com/office/drawing/2016/ink" xmlns:am3d="http://schemas.microsoft.com/office/drawing/2017/model3d" xmlns:o="urn:schemas-microsoft-com:office:office" xmlns:r="http://schemas.openxmlformats.org/officeDocument/2006/relationships" xmlns:m="http://schemas.openxmlformats.org/officeDocument/2006/math" xmlns:v="urn:schemas-microsoft-com:vml" xmlns:wp14="http://schemas.microsoft.com/office/word/2010/wordprocessingDrawing" xmlns:wp="http://schemas.openxmlformats.org/drawingml/2006/wordprocessingDrawing" xmlns:w10="urn:schemas-microsoft-com:office:word" xmlns:w="http://schemas.openxmlformats.org/wordprocessingml/2006/main" xmlns:w14="http://schemas.microsoft.com/office/word/2010/wordml" xmlns:w15="http://schemas.microsoft.com/office/word/2012/wordml" xmlns:w16cex="http://schemas.microsoft.com/office/word/2018/wordml/cex" xmlns:w16cid="http://schemas.microsoft.com/office/word/2016/wordml/cid" xmlns:w16="http://schemas.microsoft.com/office/word/2018/wordml" xmlns:w16sdtdh="http://schemas.microsoft.com/office/word/2020/wordml/sdtdatahash" xmlns:w16se="http://schemas.microsoft.com/office/word/2015/wordml/symex" xmlns:wpg="http://schemas.microsoft.com/office/word/2010/wordprocessingGroup" xmlns:wpi="http://schemas.microsoft.com/office/word/2010/wordprocessingInk" xmlns:wne="http://schemas.microsoft.com/office/word/2006/wordml" xmlns:wps="http://schemas.microsoft.com/office/word/2010/wordprocessingShape"/>
 </file>
 
 <file path=word/endnotes.xml><?xml version="1.0" encoding="utf-8"?>
@@ -4963,7 +4969,7 @@
 <w:numbering xmlns:wpc="http://schemas.microsoft.com/office/word/2010/wordprocessingCanvas" xmlns:mc="http://schemas.openxmlformats.org/markup-compatibility/2006" xmlns:o="urn:schemas-microsoft-com:office:office" xmlns:r="http://schemas.openxmlformats.org/officeDocument/2006/relationships" xmlns:m="http://schemas.openxmlformats.org/officeDocument/2006/math" xmlns:v="urn:schemas-microsoft-com:vml" xmlns:wp14="http://schemas.microsoft.com/office/word/2010/wordprocessingDrawing" xmlns:wp="http://schemas.openxmlformats.org/drawingml/2006/wordprocessingDrawing" xmlns:w10="urn:schemas-microsoft-com:office:word" xmlns:w="http://schemas.openxmlformats.org/wordprocessingml/2006/main" xmlns:w14="http://schemas.microsoft.com/office/word/2010/wordml" xmlns:w15="http://schemas.microsoft.com/office/word/2012/wordml" xmlns:wpg="http://schemas.microsoft.com/office/word/2010/wordprocessingGroup" xmlns:wpi="http://schemas.microsoft.com/office/word/2010/wordprocessingInk" xmlns:wne="http://schemas.microsoft.com/office/word/2006/wordml" xmlns:wps="http://schemas.microsoft.com/office/word/2010/wordprocessingShape" mc:Ignorable="w14 w15 wp14">
   <w:abstractNum w:abstractNumId="1" w15:restartNumberingAfterBreak="0">
     <w:multiLevelType w:val="hybridMultilevel"/>
-    <w:lvl w:ilvl="0" w15:tentative="1">
+    <w:lvl w:ilvl="0" w:tentative="1">
       <w:start w:val="1"/>
       <w:numFmt w:val="bullet"/>
       <w:lvlText w:val="●"/>
@@ -4972,7 +4978,7 @@
         <w:ind w:left="720" w:hanging="360"/>
       </w:pPr>
     </w:lvl>
-    <w:lvl w:ilvl="1" w15:tentative="1">
+    <w:lvl w:ilvl="1" w:tentative="1">
       <w:start w:val="1"/>
       <w:numFmt w:val="bullet"/>
       <w:lvlText w:val="○"/>
@@ -4981,7 +4987,7 @@
         <w:ind w:left="1440" w:hanging="360"/>
       </w:pPr>
     </w:lvl>
-    <w:lvl w:ilvl="2" w15:tentative="1">
+    <w:lvl w:ilvl="2" w:tentative="1">
       <w:start w:val="1"/>
       <w:numFmt w:val="bullet"/>
       <w:lvlText w:val="■"/>
@@ -4990,7 +4996,7 @@
         <w:ind w:left="2160" w:hanging="360"/>
       </w:pPr>
     </w:lvl>
-    <w:lvl w:ilvl="3" w15:tentative="1">
+    <w:lvl w:ilvl="3" w:tentative="1">
       <w:start w:val="1"/>
       <w:numFmt w:val="bullet"/>
       <w:lvlText w:val="●"/>
@@ -4999,7 +5005,7 @@
         <w:ind w:left="2880" w:hanging="360"/>
       </w:pPr>
     </w:lvl>
-    <w:lvl w:ilvl="4" w15:tentative="1">
+    <w:lvl w:ilvl="4" w:tentative="1">
       <w:start w:val="1"/>
       <w:numFmt w:val="bullet"/>
       <w:lvlText w:val="○"/>
@@ -5008,7 +5014,7 @@
         <w:ind w:left="3600" w:hanging="360"/>
       </w:pPr>
     </w:lvl>
-    <w:lvl w:ilvl="5" w15:tentative="1">
+    <w:lvl w:ilvl="5" w:tentative="1">
       <w:start w:val="1"/>
       <w:numFmt w:val="bullet"/>
       <w:lvlText w:val="■"/>
@@ -5017,7 +5023,7 @@
         <w:ind w:left="4320" w:hanging="360"/>
       </w:pPr>
     </w:lvl>
-    <w:lvl w:ilvl="6" w15:tentative="1">
+    <w:lvl w:ilvl="6" w:tentative="1">
       <w:start w:val="1"/>
       <w:numFmt w:val="bullet"/>
       <w:lvlText w:val="●"/>
@@ -5026,7 +5032,7 @@
         <w:ind w:left="5040" w:hanging="360"/>
       </w:pPr>
     </w:lvl>
-    <w:lvl w:ilvl="7" w15:tentative="1">
+    <w:lvl w:ilvl="7" w:tentative="1">
       <w:start w:val="1"/>
       <w:numFmt w:val="bullet"/>
       <w:lvlText w:val="●"/>
@@ -5035,7 +5041,7 @@
         <w:ind w:left="5760" w:hanging="360"/>
       </w:pPr>
     </w:lvl>
-    <w:lvl w:ilvl="8" w15:tentative="1">
+    <w:lvl w:ilvl="8" w:tentative="1">
       <w:start w:val="1"/>
       <w:numFmt w:val="bullet"/>
       <w:lvlText w:val="●"/>
@@ -5047,7 +5053,7 @@
   </w:abstractNum>
   <w:abstractNum w:abstractNumId="2" w15:restartNumberingAfterBreak="0">
     <w:multiLevelType w:val="hybridMultilevel"/>
-    <w:lvl w:ilvl="0" w15:tentative="1">
+    <w:lvl w:ilvl="0" w:tentative="1">
       <w:start w:val="1"/>
       <w:numFmt w:val="bullet"/>
       <w:lvlText w:val="•"/>
@@ -5056,7 +5062,7 @@
         <w:ind w:left="540" w:hanging="270"/>
       </w:pPr>
     </w:lvl>
-    <w:lvl w:ilvl="1" w15:tentative="1">
+    <w:lvl w:ilvl="1" w:tentative="1">
       <w:start w:val="1"/>
       <w:numFmt w:val="bullet"/>
       <w:lvlText w:val="–"/>
@@ -5068,7 +5074,7 @@
   </w:abstractNum>
   <w:abstractNum w:abstractNumId="3" w15:restartNumberingAfterBreak="0">
     <w:multiLevelType w:val="hybridMultilevel"/>
-    <w:lvl w:ilvl="0" w15:tentative="1">
+    <w:lvl w:ilvl="0" w:tentative="1">
       <w:start w:val="1"/>
       <w:numFmt w:val="decimal"/>
       <w:lvlText w:val="%1."/>
@@ -5080,7 +5086,7 @@
   </w:abstractNum>
   <w:abstractNum w:abstractNumId="4" w15:restartNumberingAfterBreak="0">
     <w:multiLevelType w:val="hybridMultilevel"/>
-    <w:lvl w:ilvl="0" w15:tentative="1">
+    <w:lvl w:ilvl="0" w:tentative="1">
       <w:start w:val="1"/>
       <w:numFmt w:val="decimal"/>
       <w:lvlText w:val="%1."/>
@@ -5092,7 +5098,7 @@
   </w:abstractNum>
   <w:abstractNum w:abstractNumId="5" w15:restartNumberingAfterBreak="0">
     <w:multiLevelType w:val="hybridMultilevel"/>
-    <w:lvl w:ilvl="0" w15:tentative="1">
+    <w:lvl w:ilvl="0" w:tentative="1">
       <w:start w:val="1"/>
       <w:numFmt w:val="decimal"/>
       <w:lvlText w:val="%1."/>
@@ -5104,7 +5110,7 @@
   </w:abstractNum>
   <w:abstractNum w:abstractNumId="6" w15:restartNumberingAfterBreak="0">
     <w:multiLevelType w:val="hybridMultilevel"/>
-    <w:lvl w:ilvl="0" w15:tentative="1">
+    <w:lvl w:ilvl="0" w:tentative="1">
       <w:start w:val="1"/>
       <w:numFmt w:val="decimal"/>
       <w:lvlText w:val="%1."/>
@@ -5116,7 +5122,7 @@
   </w:abstractNum>
   <w:abstractNum w:abstractNumId="7" w15:restartNumberingAfterBreak="0">
     <w:multiLevelType w:val="hybridMultilevel"/>
-    <w:lvl w:ilvl="0" w15:tentative="1">
+    <w:lvl w:ilvl="0" w:tentative="1">
       <w:start w:val="1"/>
       <w:numFmt w:val="decimal"/>
       <w:lvlText w:val="%1."/>
@@ -5128,7 +5134,7 @@
   </w:abstractNum>
   <w:abstractNum w:abstractNumId="8" w15:restartNumberingAfterBreak="0">
     <w:multiLevelType w:val="hybridMultilevel"/>
-    <w:lvl w:ilvl="0" w15:tentative="1">
+    <w:lvl w:ilvl="0" w:tentative="1">
       <w:start w:val="1"/>
       <w:numFmt w:val="decimal"/>
       <w:lvlText w:val="%1."/>
@@ -5140,7 +5146,7 @@
   </w:abstractNum>
   <w:abstractNum w:abstractNumId="9" w15:restartNumberingAfterBreak="0">
     <w:multiLevelType w:val="hybridMultilevel"/>
-    <w:lvl w:ilvl="0" w15:tentative="1">
+    <w:lvl w:ilvl="0" w:tentative="1">
       <w:start w:val="1"/>
       <w:numFmt w:val="decimal"/>
       <w:lvlText w:val="%1."/>
@@ -5152,7 +5158,7 @@
   </w:abstractNum>
   <w:abstractNum w:abstractNumId="10" w15:restartNumberingAfterBreak="0">
     <w:multiLevelType w:val="hybridMultilevel"/>
-    <w:lvl w:ilvl="0" w15:tentative="1">
+    <w:lvl w:ilvl="0" w:tentative="1">
       <w:start w:val="1"/>
       <w:numFmt w:val="decimal"/>
       <w:lvlText w:val="%1."/>
@@ -5214,6 +5220,10 @@
     </w:rPrDefault>
     <w:pPrDefault/>
   </w:docDefaults>
+  <w:style w:type="paragraph" w:styleId="Normal" w:default="1">
+    <w:name w:val="Normal"/>
+    <w:qFormat/>
+  </w:style>
   <w:style w:type="paragraph" w:styleId="Title">
     <w:name w:val="Title"/>
     <w:basedOn w:val="Normal"/>
@@ -5222,28 +5232,6 @@
     <w:rPr>
       <w:sz w:val="56"/>
       <w:szCs w:val="56"/>
-    </w:rPr>
-  </w:style>
-  <w:style w:type="paragraph" w:styleId="Heading1">
-    <w:name w:val="Heading 1"/>
-    <w:basedOn w:val="Normal"/>
-    <w:next w:val="Normal"/>
-    <w:qFormat/>
-    <w:rPr>
-      <w:color w:val="2E74B5"/>
-      <w:sz w:val="32"/>
-      <w:szCs w:val="32"/>
-    </w:rPr>
-  </w:style>
-  <w:style w:type="paragraph" w:styleId="Heading2">
-    <w:name w:val="Heading 2"/>
-    <w:basedOn w:val="Normal"/>
-    <w:next w:val="Normal"/>
-    <w:qFormat/>
-    <w:rPr>
-      <w:color w:val="2E74B5"/>
-      <w:sz w:val="26"/>
-      <w:szCs w:val="26"/>
     </w:rPr>
   </w:style>
   <w:style w:type="paragraph" w:styleId="Heading3">
@@ -5420,4 +5408,294 @@
     </w:rPr>
   </w:style>
 </w:styles>
+</file>
+
+<file path=word/theme/theme1.xml><?xml version="1.0" encoding="utf-8"?>
+<a:theme xmlns:a="http://schemas.openxmlformats.org/drawingml/2006/main" name="Office Theme">
+  <a:themeElements>
+    <a:clrScheme name="Office">
+      <a:dk1>
+        <a:sysClr val="windowText" lastClr="000000"/>
+      </a:dk1>
+      <a:lt1>
+        <a:sysClr val="window" lastClr="FFFFFF"/>
+      </a:lt1>
+      <a:dk2>
+        <a:srgbClr val="44546A"/>
+      </a:dk2>
+      <a:lt2>
+        <a:srgbClr val="E7E6E6"/>
+      </a:lt2>
+      <a:accent1>
+        <a:srgbClr val="4472C4"/>
+      </a:accent1>
+      <a:accent2>
+        <a:srgbClr val="ED7D31"/>
+      </a:accent2>
+      <a:accent3>
+        <a:srgbClr val="A5A5A5"/>
+      </a:accent3>
+      <a:accent4>
+        <a:srgbClr val="FFC000"/>
+      </a:accent4>
+      <a:accent5>
+        <a:srgbClr val="5B9BD5"/>
+      </a:accent5>
+      <a:accent6>
+        <a:srgbClr val="70AD47"/>
+      </a:accent6>
+      <a:hlink>
+        <a:srgbClr val="0563C1"/>
+      </a:hlink>
+      <a:folHlink>
+        <a:srgbClr val="954F72"/>
+      </a:folHlink>
+    </a:clrScheme>
+    <a:fontScheme name="Office">
+      <a:majorFont>
+        <a:latin typeface="Calibri Light" panose="020F0302020204030204"/>
+        <a:ea typeface=""/>
+        <a:cs typeface=""/>
+        <a:font script="Jpan" typeface="游ゴシック Light"/>
+        <a:font script="Hang" typeface="맑은 고딕"/>
+        <a:font script="Hans" typeface="等线 Light"/>
+        <a:font script="Hant" typeface="新細明體"/>
+        <a:font script="Arab" typeface="Times New Roman"/>
+        <a:font script="Hebr" typeface="Times New Roman"/>
+        <a:font script="Thai" typeface="Angsana New"/>
+        <a:font script="Ethi" typeface="Nyala"/>
+        <a:font script="Beng" typeface="Vrinda"/>
+        <a:font script="Gujr" typeface="Shruti"/>
+        <a:font script="Khmr" typeface="MoolBoran"/>
+        <a:font script="Knda" typeface="Tunga"/>
+        <a:font script="Guru" typeface="Raavi"/>
+        <a:font script="Cans" typeface="Euphemia"/>
+        <a:font script="Cher" typeface="Plantagenet Cherokee"/>
+        <a:font script="Yiii" typeface="Microsoft Yi Baiti"/>
+        <a:font script="Tibt" typeface="Microsoft Himalaya"/>
+        <a:font script="Thaa" typeface="MV Boli"/>
+        <a:font script="Deva" typeface="Mangal"/>
+        <a:font script="Telu" typeface="Gautami"/>
+        <a:font script="Taml" typeface="Latha"/>
+        <a:font script="Syrc" typeface="Estrangelo Edessa"/>
+        <a:font script="Orya" typeface="Kalinga"/>
+        <a:font script="Mlym" typeface="Kartika"/>
+        <a:font script="Laoo" typeface="DokChampa"/>
+        <a:font script="Sinh" typeface="Iskoola Pota"/>
+        <a:font script="Mong" typeface="Mongolian Baiti"/>
+        <a:font script="Viet" typeface="Times New Roman"/>
+        <a:font script="Uigh" typeface="Microsoft Uighur"/>
+        <a:font script="Geor" typeface="Sylfaen"/>
+        <a:font script="Armn" typeface="Arial"/>
+        <a:font script="Bugi" typeface="Leelawadee UI"/>
+        <a:font script="Bopo" typeface="Microsoft JhengHei"/>
+        <a:font script="Java" typeface="Javanese Text"/>
+        <a:font script="Lisu" typeface="Segoe UI"/>
+        <a:font script="Mymr" typeface="Myanmar Text"/>
+        <a:font script="Nkoo" typeface="Ebrima"/>
+        <a:font script="Olck" typeface="Nirmala UI"/>
+        <a:font script="Osma" typeface="Ebrima"/>
+        <a:font script="Phag" typeface="Phagspa"/>
+        <a:font script="Syrn" typeface="Estrangelo Edessa"/>
+        <a:font script="Syrj" typeface="Estrangelo Edessa"/>
+        <a:font script="Syre" typeface="Estrangelo Edessa"/>
+        <a:font script="Sora" typeface="Nirmala UI"/>
+        <a:font script="Tale" typeface="Microsoft Tai Le"/>
+        <a:font script="Talu" typeface="Microsoft New Tai Lue"/>
+        <a:font script="Tfng" typeface="Ebrima"/>
+      </a:majorFont>
+      <a:minorFont>
+        <a:latin typeface="Calibri" panose="020F0502020204030204"/>
+        <a:ea typeface=""/>
+        <a:cs typeface=""/>
+        <a:font script="Jpan" typeface="游明朝"/>
+        <a:font script="Hang" typeface="맑은 고딕"/>
+        <a:font script="Hans" typeface="等线"/>
+        <a:font script="Hant" typeface="新細明體"/>
+        <a:font script="Arab" typeface="Arial"/>
+        <a:font script="Hebr" typeface="Arial"/>
+        <a:font script="Thai" typeface="Cordia New"/>
+        <a:font script="Ethi" typeface="Nyala"/>
+        <a:font script="Beng" typeface="Vrinda"/>
+        <a:font script="Gujr" typeface="Shruti"/>
+        <a:font script="Khmr" typeface="DaunPenh"/>
+        <a:font script="Knda" typeface="Tunga"/>
+        <a:font script="Guru" typeface="Raavi"/>
+        <a:font script="Cans" typeface="Euphemia"/>
+        <a:font script="Cher" typeface="Plantagenet Cherokee"/>
+        <a:font script="Yiii" typeface="Microsoft Yi Baiti"/>
+        <a:font script="Tibt" typeface="Microsoft Himalaya"/>
+        <a:font script="Thaa" typeface="MV Boli"/>
+        <a:font script="Deva" typeface="Mangal"/>
+        <a:font script="Telu" typeface="Gautami"/>
+        <a:font script="Taml" typeface="Latha"/>
+        <a:font script="Syrc" typeface="Estrangelo Edessa"/>
+        <a:font script="Orya" typeface="Kalinga"/>
+        <a:font script="Mlym" typeface="Kartika"/>
+        <a:font script="Laoo" typeface="DokChampa"/>
+        <a:font script="Sinh" typeface="Iskoola Pota"/>
+        <a:font script="Mong" typeface="Mongolian Baiti"/>
+        <a:font script="Viet" typeface="Arial"/>
+        <a:font script="Uigh" typeface="Microsoft Uighur"/>
+        <a:font script="Geor" typeface="Sylfaen"/>
+        <a:font script="Armn" typeface="Arial"/>
+        <a:font script="Bugi" typeface="Leelawadee UI"/>
+        <a:font script="Bopo" typeface="Microsoft JhengHei"/>
+        <a:font script="Java" typeface="Javanese Text"/>
+        <a:font script="Lisu" typeface="Segoe UI"/>
+        <a:font script="Mymr" typeface="Myanmar Text"/>
+        <a:font script="Nkoo" typeface="Ebrima"/>
+        <a:font script="Olck" typeface="Nirmala UI"/>
+        <a:font script="Osma" typeface="Ebrima"/>
+        <a:font script="Phag" typeface="Phagspa"/>
+        <a:font script="Syrn" typeface="Estrangelo Edessa"/>
+        <a:font script="Syrj" typeface="Estrangelo Edessa"/>
+        <a:font script="Syre" typeface="Estrangelo Edessa"/>
+        <a:font script="Sora" typeface="Nirmala UI"/>
+        <a:font script="Tale" typeface="Microsoft Tai Le"/>
+        <a:font script="Talu" typeface="Microsoft New Tai Lue"/>
+        <a:font script="Tfng" typeface="Ebrima"/>
+      </a:minorFont>
+    </a:fontScheme>
+    <a:fmtScheme name="Office">
+      <a:fillStyleLst>
+        <a:solidFill>
+          <a:schemeClr val="phClr"/>
+        </a:solidFill>
+        <a:gradFill rotWithShape="true">
+          <a:gsLst>
+            <a:gs pos="0">
+              <a:schemeClr val="phClr">
+                <a:lumMod val="110000"/>
+                <a:satMod val="105000"/>
+                <a:tint val="67000"/>
+              </a:schemeClr>
+            </a:gs>
+            <a:gs pos="50000">
+              <a:schemeClr val="phClr">
+                <a:lumMod val="105000"/>
+                <a:satMod val="103000"/>
+                <a:tint val="73000"/>
+              </a:schemeClr>
+            </a:gs>
+            <a:gs pos="100000">
+              <a:schemeClr val="phClr">
+                <a:lumMod val="105000"/>
+                <a:satMod val="109000"/>
+                <a:tint val="81000"/>
+              </a:schemeClr>
+            </a:gs>
+          </a:gsLst>
+          <a:lin ang="5400000" scaled="false"/>
+        </a:gradFill>
+        <a:gradFill rotWithShape="true">
+          <a:gsLst>
+            <a:gs pos="0">
+              <a:schemeClr val="phClr">
+                <a:satMod val="103000"/>
+                <a:lumMod val="102000"/>
+                <a:tint val="94000"/>
+              </a:schemeClr>
+            </a:gs>
+            <a:gs pos="50000">
+              <a:schemeClr val="phClr">
+                <a:satMod val="110000"/>
+                <a:lumMod val="100000"/>
+                <a:shade val="100000"/>
+              </a:schemeClr>
+            </a:gs>
+            <a:gs pos="100000">
+              <a:schemeClr val="phClr">
+                <a:lumMod val="99000"/>
+                <a:satMod val="120000"/>
+                <a:shade val="78000"/>
+              </a:schemeClr>
+            </a:gs>
+          </a:gsLst>
+          <a:lin ang="5400000" scaled="false"/>
+        </a:gradFill>
+      </a:fillStyleLst>
+      <a:lnStyleLst>
+        <a:ln w="6350" cap="flat" cmpd="sng" algn="ctr">
+          <a:solidFill>
+            <a:schemeClr val="phClr"/>
+          </a:solidFill>
+          <a:prstDash val="solid"/>
+          <a:miter lim="800000"/>
+        </a:ln>
+        <a:ln w="12700" cap="flat" cmpd="sng" algn="ctr">
+          <a:solidFill>
+            <a:schemeClr val="phClr"/>
+          </a:solidFill>
+          <a:prstDash val="solid"/>
+          <a:miter lim="800000"/>
+        </a:ln>
+        <a:ln w="19050" cap="flat" cmpd="sng" algn="ctr">
+          <a:solidFill>
+            <a:schemeClr val="phClr"/>
+          </a:solidFill>
+          <a:prstDash val="solid"/>
+          <a:miter lim="800000"/>
+        </a:ln>
+      </a:lnStyleLst>
+      <a:effectStyleLst>
+        <a:effectStyle>
+          <a:effectLst/>
+        </a:effectStyle>
+        <a:effectStyle>
+          <a:effectLst/>
+        </a:effectStyle>
+        <a:effectStyle>
+          <a:effectLst>
+            <a:outerShdw blurRad="57150" dist="19050" dir="5400000" algn="ctr" rotWithShape="false">
+              <a:srgbClr val="000000">
+                <a:alpha val="63000"/>
+              </a:srgbClr>
+            </a:outerShdw>
+          </a:effectLst>
+        </a:effectStyle>
+      </a:effectStyleLst>
+      <a:bgFillStyleLst>
+        <a:solidFill>
+          <a:schemeClr val="phClr"/>
+        </a:solidFill>
+        <a:solidFill>
+          <a:schemeClr val="phClr">
+            <a:tint val="95000"/>
+            <a:satMod val="170000"/>
+          </a:schemeClr>
+        </a:solidFill>
+        <a:gradFill rotWithShape="true">
+          <a:gsLst>
+            <a:gs pos="0">
+              <a:schemeClr val="phClr">
+                <a:tint val="93000"/>
+                <a:satMod val="150000"/>
+                <a:shade val="98000"/>
+                <a:lumMod val="102000"/>
+              </a:schemeClr>
+            </a:gs>
+            <a:gs pos="50000">
+              <a:schemeClr val="phClr">
+                <a:tint val="98000"/>
+                <a:satMod val="130000"/>
+                <a:shade val="90000"/>
+                <a:lumMod val="103000"/>
+              </a:schemeClr>
+            </a:gs>
+            <a:gs pos="100000">
+              <a:schemeClr val="phClr">
+                <a:shade val="63000"/>
+                <a:satMod val="120000"/>
+              </a:schemeClr>
+            </a:gs>
+          </a:gsLst>
+          <a:lin ang="5400000" scaled="false"/>
+        </a:gradFill>
+      </a:bgFillStyleLst>
+    </a:fmtScheme>
+  </a:themeElements>
+  <a:objectDefaults/>
+  <a:extraClrSchemeLst/>
+</a:theme>
 </file>
--- a/BIOBUZZ_Simulator_Quick_Start.docx
+++ b/BIOBUZZ_Simulator_Quick_Start.docx
@@ -67,7 +67,7 @@
         </w:rPr>
         <w:t xml:space="preserve">AUTO:  </w:t>
       </w:r>
-      <w:hyperlink w:history="1" r:id="rIdls19r6ezu31nxdxkx8ajq">
+      <w:hyperlink w:history="1" r:id="rIdcqeyr5ynzk-zkclmsonbz">
         <w:r>
           <w:rPr>
             <w:rStyle w:val="Hyperlink"/>
@@ -87,7 +87,7 @@
         </w:rPr>
         <w:t xml:space="preserve">TeleOp:  </w:t>
       </w:r>
-      <w:hyperlink w:history="1" r:id="rIdeshxxpf2vu0-74km-weei">
+      <w:hyperlink w:history="1" r:id="rIdm25kerl8gd3pb-8l6mktv">
         <w:r>
           <w:rPr>
             <w:rStyle w:val="Hyperlink"/>
@@ -107,7 +107,7 @@
         </w:rPr>
         <w:t xml:space="preserve">Full match:  </w:t>
       </w:r>
-      <w:hyperlink w:history="1" r:id="rIdjmsqgo4kqfqxz3sqmrkot">
+      <w:hyperlink w:history="1" r:id="rIdftczxtqrrqdjvmmdbh-kl">
         <w:r>
           <w:rPr>
             <w:rStyle w:val="Hyperlink"/>
@@ -127,7 +127,7 @@
         </w:rPr>
         <w:t xml:space="preserve">Records:  </w:t>
       </w:r>
-      <w:hyperlink w:history="1" r:id="rIdiuwg3oya4vqwcg1bmjbv_">
+      <w:hyperlink w:history="1" r:id="rIda45mikopuz34vdva8rnm7">
         <w:r>
           <w:rPr>
             <w:rStyle w:val="Hyperlink"/>
@@ -3144,7 +3144,27 @@
         <w:t xml:space="preserve">Sample – two controllers</w:t>
       </w:r>
       <w:r>
-        <w:t xml:space="preserve"> (driving, intake and flower bar on the driver; transfer, flywheel and turret on the operator) – then change any button with its drop-down in the </w:t>
+        <w:t xml:space="preserve"> (driving, intake and flower bar on the driver; transfer, flywheel and turret on the operator) – then open </w:t>
+      </w:r>
+      <w:r>
+        <w:rPr>
+          <w:b/>
+          <w:bCs/>
+        </w:rPr>
+        <w:t xml:space="preserve">Driver functions</w:t>
+      </w:r>
+      <w:r>
+        <w:t xml:space="preserve"> or </w:t>
+      </w:r>
+      <w:r>
+        <w:rPr>
+          <w:b/>
+          <w:bCs/>
+        </w:rPr>
+        <w:t xml:space="preserve">Operator functions</w:t>
+      </w:r>
+      <w:r>
+        <w:t xml:space="preserve"> in the </w:t>
       </w:r>
       <w:r>
         <w:rPr>
@@ -3154,27 +3174,7 @@
         <w:t xml:space="preserve">Live controller</w:t>
       </w:r>
       <w:r>
-        <w:t xml:space="preserve"> list (pick </w:t>
-      </w:r>
-      <w:r>
-        <w:rPr>
-          <w:b/>
-          <w:bCs/>
-        </w:rPr>
-        <w:t xml:space="preserve">Controller 1</w:t>
-      </w:r>
-      <w:r>
-        <w:t xml:space="preserve"> or </w:t>
-      </w:r>
-      <w:r>
-        <w:rPr>
-          <w:b/>
-          <w:bCs/>
-        </w:rPr>
-        <w:t xml:space="preserve">Controller 2</w:t>
-      </w:r>
-      <w:r>
-        <w:t xml:space="preserve"> to show each one), and set the turret, flower bar and transfer in </w:t>
+        <w:t xml:space="preserve"> and change any button with its drop-down (the operator’s list appears once a second controller is connected), and set the turret, flower bar and transfer in </w:t>
       </w:r>
       <w:r>
         <w:rPr>

--- a/BIOBUZZ_Simulator_Quick_Start.docx
+++ b/BIOBUZZ_Simulator_Quick_Start.docx
@@ -67,7 +67,7 @@
         </w:rPr>
         <w:t xml:space="preserve">AUTO:  </w:t>
       </w:r>
-      <w:hyperlink w:history="1" r:id="rIdcqeyr5ynzk-zkclmsonbz">
+      <w:hyperlink w:history="1" r:id="rIdqde8fae3xbtkbimlhxuqa">
         <w:r>
           <w:rPr>
             <w:rStyle w:val="Hyperlink"/>
@@ -87,7 +87,7 @@
         </w:rPr>
         <w:t xml:space="preserve">TeleOp:  </w:t>
       </w:r>
-      <w:hyperlink w:history="1" r:id="rIdm25kerl8gd3pb-8l6mktv">
+      <w:hyperlink w:history="1" r:id="rIdb9qz_suwprv7xkyqymgkx">
         <w:r>
           <w:rPr>
             <w:rStyle w:val="Hyperlink"/>
@@ -107,7 +107,7 @@
         </w:rPr>
         <w:t xml:space="preserve">Full match:  </w:t>
       </w:r>
-      <w:hyperlink w:history="1" r:id="rIdftczxtqrrqdjvmmdbh-kl">
+      <w:hyperlink w:history="1" r:id="rIdjvfan1ggiq9ibgrmje6md">
         <w:r>
           <w:rPr>
             <w:rStyle w:val="Hyperlink"/>
@@ -127,7 +127,7 @@
         </w:rPr>
         <w:t xml:space="preserve">Records:  </w:t>
       </w:r>
-      <w:hyperlink w:history="1" r:id="rIda45mikopuz34vdva8rnm7">
+      <w:hyperlink w:history="1" r:id="rId1oaqtpqgjx-4j4hcq-a36">
         <w:r>
           <w:rPr>
             <w:rStyle w:val="Hyperlink"/>

--- a/BIOBUZZ_Simulator_Quick_Start.docx
+++ b/BIOBUZZ_Simulator_Quick_Start.docx
@@ -67,7 +67,7 @@
         </w:rPr>
         <w:t xml:space="preserve">AUTO:  </w:t>
       </w:r>
-      <w:hyperlink w:history="1" r:id="rIdqde8fae3xbtkbimlhxuqa">
+      <w:hyperlink w:history="1" r:id="rId0613s1-p_2ugyzq-lt8ih">
         <w:r>
           <w:rPr>
             <w:rStyle w:val="Hyperlink"/>
@@ -87,7 +87,7 @@
         </w:rPr>
         <w:t xml:space="preserve">TeleOp:  </w:t>
       </w:r>
-      <w:hyperlink w:history="1" r:id="rIdb9qz_suwprv7xkyqymgkx">
+      <w:hyperlink w:history="1" r:id="rIdhoyytsvclxl7jum9xcsvy">
         <w:r>
           <w:rPr>
             <w:rStyle w:val="Hyperlink"/>
@@ -107,7 +107,7 @@
         </w:rPr>
         <w:t xml:space="preserve">Full match:  </w:t>
       </w:r>
-      <w:hyperlink w:history="1" r:id="rIdjvfan1ggiq9ibgrmje6md">
+      <w:hyperlink w:history="1" r:id="rIdrrtg7ihbwmabll6ilvjjt">
         <w:r>
           <w:rPr>
             <w:rStyle w:val="Hyperlink"/>
@@ -127,7 +127,7 @@
         </w:rPr>
         <w:t xml:space="preserve">Records:  </w:t>
       </w:r>
-      <w:hyperlink w:history="1" r:id="rId1oaqtpqgjx-4j4hcq-a36">
+      <w:hyperlink w:history="1" r:id="rIdqniib4geeum8xqxic1tlm">
         <w:r>
           <w:rPr>
             <w:rStyle w:val="Hyperlink"/>
@@ -3841,10 +3841,10 @@
           <w:b/>
           <w:bCs/>
         </w:rPr>
-        <w:t xml:space="preserve">top scores band</w:t>
-      </w:r>
-      <w:r>
-        <w:t xml:space="preserve"> across the top of every page (top 5 AUTO and top 5 TeleOp) and the </w:t>
+        <w:t xml:space="preserve">Top 10 scores</w:t>
+      </w:r>
+      <w:r>
+        <w:t xml:space="preserve"> card at the top right of every page (top 10 AUTO and top 10 TeleOp; under the header on a phone) and the </w:t>
       </w:r>
       <w:r>
         <w:rPr>

--- a/BIOBUZZ_Simulator_Quick_Start.docx
+++ b/BIOBUZZ_Simulator_Quick_Start.docx
@@ -67,7 +67,7 @@
         </w:rPr>
         <w:t xml:space="preserve">AUTO:  </w:t>
       </w:r>
-      <w:hyperlink w:history="1" r:id="rId0613s1-p_2ugyzq-lt8ih">
+      <w:hyperlink w:history="1" r:id="rIdklbzlrdwnslqyskvrq78n">
         <w:r>
           <w:rPr>
             <w:rStyle w:val="Hyperlink"/>
@@ -87,7 +87,7 @@
         </w:rPr>
         <w:t xml:space="preserve">TeleOp:  </w:t>
       </w:r>
-      <w:hyperlink w:history="1" r:id="rIdhoyytsvclxl7jum9xcsvy">
+      <w:hyperlink w:history="1" r:id="rIdlmkfu5wqoxzntaemgfhaa">
         <w:r>
           <w:rPr>
             <w:rStyle w:val="Hyperlink"/>
@@ -107,7 +107,7 @@
         </w:rPr>
         <w:t xml:space="preserve">Full match:  </w:t>
       </w:r>
-      <w:hyperlink w:history="1" r:id="rIdrrtg7ihbwmabll6ilvjjt">
+      <w:hyperlink w:history="1" r:id="rIdyojhz2sqz43melyhioirh">
         <w:r>
           <w:rPr>
             <w:rStyle w:val="Hyperlink"/>
@@ -127,7 +127,7 @@
         </w:rPr>
         <w:t xml:space="preserve">Records:  </w:t>
       </w:r>
-      <w:hyperlink w:history="1" r:id="rIdqniib4geeum8xqxic1tlm">
+      <w:hyperlink w:history="1" r:id="rIdvvcngmmxmo1yurryeqfpb">
         <w:r>
           <w:rPr>
             <w:rStyle w:val="Hyperlink"/>
@@ -3416,6 +3416,454 @@
     </w:p>
     <w:p>
       <w:pPr>
+        <w:pStyle w:val="Heading2"/>
+        <w:keepNext/>
+        <w:keepLines/>
+        <w:spacing w:after="100" w:before="220"/>
+      </w:pPr>
+      <w:r>
+        <w:t xml:space="preserve">Hive tips (AUTO and TeleOp)</w:t>
+      </w:r>
+    </w:p>
+    <w:p>
+      <w:pPr>
+        <w:spacing w:after="120"/>
+      </w:pPr>
+      <w:r>
+        <w:t xml:space="preserve">A cell tips once </w:t>
+      </w:r>
+      <w:r>
+        <w:rPr>
+          <w:b/>
+          <w:bCs/>
+        </w:rPr>
+        <w:t xml:space="preserve">POLLEN + 1.65 × NECTAR reaches about 7.5</w:t>
+      </w:r>
+      <w:r>
+        <w:t xml:space="preserve">. The manual gives the sizes (POLLEN 2.8 in., NECTAR 3.6 in., both polyethylene balls); taking them as hollow balls, weight goes with diameter², so one NECTAR ≈ (3.6 ÷ 2.8)² ≈ 1.65 POLLEN. The threshold is set so the three known loads – 8 POLLEN, 5 NECTAR, 3 NECTAR + 3 POLLEN – just tip, and nothing smaller does. Each up cell starts AUTO with 3 NECTAR.</w:t>
+      </w:r>
+    </w:p>
+    <w:tbl>
+      <w:tblPr>
+        <w:tblW w:type="dxa" w:w="9720"/>
+        <w:tblBorders>
+          <w:top w:val="single" w:color="auto" w:sz="4"/>
+          <w:left w:val="single" w:color="auto" w:sz="4"/>
+          <w:bottom w:val="single" w:color="auto" w:sz="4"/>
+          <w:right w:val="single" w:color="auto" w:sz="4"/>
+          <w:insideH w:val="single" w:color="auto" w:sz="4"/>
+          <w:insideV w:val="single" w:color="auto" w:sz="4"/>
+        </w:tblBorders>
+      </w:tblPr>
+      <w:tblGrid>
+        <w:gridCol w:w="4860"/>
+        <w:gridCol w:w="4860"/>
+      </w:tblGrid>
+      <w:tr>
+        <w:trPr>
+          <w:cantSplit/>
+          <w:tblHeader/>
+        </w:trPr>
+        <w:tc>
+          <w:tcPr>
+            <w:tcW w:type="dxa" w:w="4860"/>
+            <w:tcBorders>
+              <w:top w:val="single" w:color="C9D2E0" w:sz="4"/>
+              <w:left w:val="single" w:color="C9D2E0" w:sz="4"/>
+              <w:bottom w:val="single" w:color="C9D2E0" w:sz="4"/>
+              <w:right w:val="single" w:color="C9D2E0" w:sz="4"/>
+            </w:tcBorders>
+            <w:shd w:fill="E8EEF7" w:color="auto" w:val="clear"/>
+            <w:tcMar>
+              <w:top w:type="dxa" w:w="70"/>
+              <w:left w:type="dxa" w:w="110"/>
+              <w:bottom w:type="dxa" w:w="70"/>
+              <w:right w:type="dxa" w:w="110"/>
+            </w:tcMar>
+          </w:tcPr>
+          <w:p>
+            <w:pPr>
+              <w:keepNext/>
+            </w:pPr>
+            <w:r>
+              <w:rPr>
+                <w:b/>
+                <w:bCs/>
+              </w:rPr>
+              <w:t xml:space="preserve">NECTAR in the cell</w:t>
+            </w:r>
+          </w:p>
+        </w:tc>
+        <w:tc>
+          <w:tcPr>
+            <w:tcW w:type="dxa" w:w="4860"/>
+            <w:tcBorders>
+              <w:top w:val="single" w:color="C9D2E0" w:sz="4"/>
+              <w:left w:val="single" w:color="C9D2E0" w:sz="4"/>
+              <w:bottom w:val="single" w:color="C9D2E0" w:sz="4"/>
+              <w:right w:val="single" w:color="C9D2E0" w:sz="4"/>
+            </w:tcBorders>
+            <w:shd w:fill="E8EEF7" w:color="auto" w:val="clear"/>
+            <w:tcMar>
+              <w:top w:type="dxa" w:w="70"/>
+              <w:left w:type="dxa" w:w="110"/>
+              <w:bottom w:type="dxa" w:w="70"/>
+              <w:right w:type="dxa" w:w="110"/>
+            </w:tcMar>
+          </w:tcPr>
+          <w:p>
+            <w:pPr>
+              <w:keepNext/>
+            </w:pPr>
+            <w:r>
+              <w:rPr>
+                <w:b/>
+                <w:bCs/>
+              </w:rPr>
+              <w:t xml:space="preserve">POLLEN it takes to tip</w:t>
+            </w:r>
+          </w:p>
+        </w:tc>
+      </w:tr>
+      <w:tr>
+        <w:trPr>
+          <w:cantSplit/>
+          <w:tblHeader w:val="off"/>
+        </w:trPr>
+        <w:tc>
+          <w:tcPr>
+            <w:tcW w:type="dxa" w:w="4860"/>
+            <w:tcBorders>
+              <w:top w:val="single" w:color="C9D2E0" w:sz="4"/>
+              <w:left w:val="single" w:color="C9D2E0" w:sz="4"/>
+              <w:bottom w:val="single" w:color="C9D2E0" w:sz="4"/>
+              <w:right w:val="single" w:color="C9D2E0" w:sz="4"/>
+            </w:tcBorders>
+            <w:tcMar>
+              <w:top w:type="dxa" w:w="70"/>
+              <w:left w:type="dxa" w:w="110"/>
+              <w:bottom w:type="dxa" w:w="70"/>
+              <w:right w:type="dxa" w:w="110"/>
+            </w:tcMar>
+          </w:tcPr>
+          <w:p>
+            <w:pPr>
+              <w:keepNext/>
+            </w:pPr>
+            <w:r>
+              <w:t xml:space="preserve">0</w:t>
+            </w:r>
+          </w:p>
+        </w:tc>
+        <w:tc>
+          <w:tcPr>
+            <w:tcW w:type="dxa" w:w="4860"/>
+            <w:tcBorders>
+              <w:top w:val="single" w:color="C9D2E0" w:sz="4"/>
+              <w:left w:val="single" w:color="C9D2E0" w:sz="4"/>
+              <w:bottom w:val="single" w:color="C9D2E0" w:sz="4"/>
+              <w:right w:val="single" w:color="C9D2E0" w:sz="4"/>
+            </w:tcBorders>
+            <w:tcMar>
+              <w:top w:type="dxa" w:w="70"/>
+              <w:left w:type="dxa" w:w="110"/>
+              <w:bottom w:type="dxa" w:w="70"/>
+              <w:right w:type="dxa" w:w="110"/>
+            </w:tcMar>
+          </w:tcPr>
+          <w:p>
+            <w:pPr>
+              <w:keepNext/>
+            </w:pPr>
+            <w:r>
+              <w:t xml:space="preserve">8</w:t>
+            </w:r>
+          </w:p>
+        </w:tc>
+      </w:tr>
+      <w:tr>
+        <w:trPr>
+          <w:cantSplit/>
+          <w:tblHeader w:val="off"/>
+        </w:trPr>
+        <w:tc>
+          <w:tcPr>
+            <w:tcW w:type="dxa" w:w="4860"/>
+            <w:tcBorders>
+              <w:top w:val="single" w:color="C9D2E0" w:sz="4"/>
+              <w:left w:val="single" w:color="C9D2E0" w:sz="4"/>
+              <w:bottom w:val="single" w:color="C9D2E0" w:sz="4"/>
+              <w:right w:val="single" w:color="C9D2E0" w:sz="4"/>
+            </w:tcBorders>
+            <w:tcMar>
+              <w:top w:type="dxa" w:w="70"/>
+              <w:left w:type="dxa" w:w="110"/>
+              <w:bottom w:type="dxa" w:w="70"/>
+              <w:right w:type="dxa" w:w="110"/>
+            </w:tcMar>
+          </w:tcPr>
+          <w:p>
+            <w:pPr>
+              <w:keepNext w:val="false"/>
+            </w:pPr>
+            <w:r>
+              <w:t xml:space="preserve">1</w:t>
+            </w:r>
+          </w:p>
+        </w:tc>
+        <w:tc>
+          <w:tcPr>
+            <w:tcW w:type="dxa" w:w="4860"/>
+            <w:tcBorders>
+              <w:top w:val="single" w:color="C9D2E0" w:sz="4"/>
+              <w:left w:val="single" w:color="C9D2E0" w:sz="4"/>
+              <w:bottom w:val="single" w:color="C9D2E0" w:sz="4"/>
+              <w:right w:val="single" w:color="C9D2E0" w:sz="4"/>
+            </w:tcBorders>
+            <w:tcMar>
+              <w:top w:type="dxa" w:w="70"/>
+              <w:left w:type="dxa" w:w="110"/>
+              <w:bottom w:type="dxa" w:w="70"/>
+              <w:right w:type="dxa" w:w="110"/>
+            </w:tcMar>
+          </w:tcPr>
+          <w:p>
+            <w:pPr>
+              <w:keepNext w:val="false"/>
+            </w:pPr>
+            <w:r>
+              <w:t xml:space="preserve">6</w:t>
+            </w:r>
+          </w:p>
+        </w:tc>
+      </w:tr>
+      <w:tr>
+        <w:trPr>
+          <w:cantSplit/>
+          <w:tblHeader w:val="off"/>
+        </w:trPr>
+        <w:tc>
+          <w:tcPr>
+            <w:tcW w:type="dxa" w:w="4860"/>
+            <w:tcBorders>
+              <w:top w:val="single" w:color="C9D2E0" w:sz="4"/>
+              <w:left w:val="single" w:color="C9D2E0" w:sz="4"/>
+              <w:bottom w:val="single" w:color="C9D2E0" w:sz="4"/>
+              <w:right w:val="single" w:color="C9D2E0" w:sz="4"/>
+            </w:tcBorders>
+            <w:tcMar>
+              <w:top w:type="dxa" w:w="70"/>
+              <w:left w:type="dxa" w:w="110"/>
+              <w:bottom w:type="dxa" w:w="70"/>
+              <w:right w:type="dxa" w:w="110"/>
+            </w:tcMar>
+          </w:tcPr>
+          <w:p>
+            <w:pPr>
+              <w:keepNext w:val="false"/>
+            </w:pPr>
+            <w:r>
+              <w:t xml:space="preserve">2</w:t>
+            </w:r>
+          </w:p>
+        </w:tc>
+        <w:tc>
+          <w:tcPr>
+            <w:tcW w:type="dxa" w:w="4860"/>
+            <w:tcBorders>
+              <w:top w:val="single" w:color="C9D2E0" w:sz="4"/>
+              <w:left w:val="single" w:color="C9D2E0" w:sz="4"/>
+              <w:bottom w:val="single" w:color="C9D2E0" w:sz="4"/>
+              <w:right w:val="single" w:color="C9D2E0" w:sz="4"/>
+            </w:tcBorders>
+            <w:tcMar>
+              <w:top w:type="dxa" w:w="70"/>
+              <w:left w:type="dxa" w:w="110"/>
+              <w:bottom w:type="dxa" w:w="70"/>
+              <w:right w:type="dxa" w:w="110"/>
+            </w:tcMar>
+          </w:tcPr>
+          <w:p>
+            <w:pPr>
+              <w:keepNext w:val="false"/>
+            </w:pPr>
+            <w:r>
+              <w:t xml:space="preserve">5</w:t>
+            </w:r>
+          </w:p>
+        </w:tc>
+      </w:tr>
+      <w:tr>
+        <w:trPr>
+          <w:cantSplit/>
+          <w:tblHeader w:val="off"/>
+        </w:trPr>
+        <w:tc>
+          <w:tcPr>
+            <w:tcW w:type="dxa" w:w="4860"/>
+            <w:tcBorders>
+              <w:top w:val="single" w:color="C9D2E0" w:sz="4"/>
+              <w:left w:val="single" w:color="C9D2E0" w:sz="4"/>
+              <w:bottom w:val="single" w:color="C9D2E0" w:sz="4"/>
+              <w:right w:val="single" w:color="C9D2E0" w:sz="4"/>
+            </w:tcBorders>
+            <w:tcMar>
+              <w:top w:type="dxa" w:w="70"/>
+              <w:left w:type="dxa" w:w="110"/>
+              <w:bottom w:type="dxa" w:w="70"/>
+              <w:right w:type="dxa" w:w="110"/>
+            </w:tcMar>
+          </w:tcPr>
+          <w:p>
+            <w:pPr>
+              <w:keepNext w:val="false"/>
+            </w:pPr>
+            <w:r>
+              <w:t xml:space="preserve">3</w:t>
+            </w:r>
+          </w:p>
+        </w:tc>
+        <w:tc>
+          <w:tcPr>
+            <w:tcW w:type="dxa" w:w="4860"/>
+            <w:tcBorders>
+              <w:top w:val="single" w:color="C9D2E0" w:sz="4"/>
+              <w:left w:val="single" w:color="C9D2E0" w:sz="4"/>
+              <w:bottom w:val="single" w:color="C9D2E0" w:sz="4"/>
+              <w:right w:val="single" w:color="C9D2E0" w:sz="4"/>
+            </w:tcBorders>
+            <w:tcMar>
+              <w:top w:type="dxa" w:w="70"/>
+              <w:left w:type="dxa" w:w="110"/>
+              <w:bottom w:type="dxa" w:w="70"/>
+              <w:right w:type="dxa" w:w="110"/>
+            </w:tcMar>
+          </w:tcPr>
+          <w:p>
+            <w:pPr>
+              <w:keepNext w:val="false"/>
+            </w:pPr>
+            <w:r>
+              <w:t xml:space="preserve">3</w:t>
+            </w:r>
+          </w:p>
+        </w:tc>
+      </w:tr>
+      <w:tr>
+        <w:trPr>
+          <w:cantSplit/>
+          <w:tblHeader w:val="off"/>
+        </w:trPr>
+        <w:tc>
+          <w:tcPr>
+            <w:tcW w:type="dxa" w:w="4860"/>
+            <w:tcBorders>
+              <w:top w:val="single" w:color="C9D2E0" w:sz="4"/>
+              <w:left w:val="single" w:color="C9D2E0" w:sz="4"/>
+              <w:bottom w:val="single" w:color="C9D2E0" w:sz="4"/>
+              <w:right w:val="single" w:color="C9D2E0" w:sz="4"/>
+            </w:tcBorders>
+            <w:tcMar>
+              <w:top w:type="dxa" w:w="70"/>
+              <w:left w:type="dxa" w:w="110"/>
+              <w:bottom w:type="dxa" w:w="70"/>
+              <w:right w:type="dxa" w:w="110"/>
+            </w:tcMar>
+          </w:tcPr>
+          <w:p>
+            <w:pPr>
+              <w:keepNext w:val="false"/>
+            </w:pPr>
+            <w:r>
+              <w:t xml:space="preserve">4</w:t>
+            </w:r>
+          </w:p>
+        </w:tc>
+        <w:tc>
+          <w:tcPr>
+            <w:tcW w:type="dxa" w:w="4860"/>
+            <w:tcBorders>
+              <w:top w:val="single" w:color="C9D2E0" w:sz="4"/>
+              <w:left w:val="single" w:color="C9D2E0" w:sz="4"/>
+              <w:bottom w:val="single" w:color="C9D2E0" w:sz="4"/>
+              <w:right w:val="single" w:color="C9D2E0" w:sz="4"/>
+            </w:tcBorders>
+            <w:tcMar>
+              <w:top w:type="dxa" w:w="70"/>
+              <w:left w:type="dxa" w:w="110"/>
+              <w:bottom w:type="dxa" w:w="70"/>
+              <w:right w:type="dxa" w:w="110"/>
+            </w:tcMar>
+          </w:tcPr>
+          <w:p>
+            <w:pPr>
+              <w:keepNext w:val="false"/>
+            </w:pPr>
+            <w:r>
+              <w:t xml:space="preserve">1</w:t>
+            </w:r>
+          </w:p>
+        </w:tc>
+      </w:tr>
+      <w:tr>
+        <w:trPr>
+          <w:cantSplit/>
+          <w:tblHeader w:val="off"/>
+        </w:trPr>
+        <w:tc>
+          <w:tcPr>
+            <w:tcW w:type="dxa" w:w="4860"/>
+            <w:tcBorders>
+              <w:top w:val="single" w:color="C9D2E0" w:sz="4"/>
+              <w:left w:val="single" w:color="C9D2E0" w:sz="4"/>
+              <w:bottom w:val="single" w:color="C9D2E0" w:sz="4"/>
+              <w:right w:val="single" w:color="C9D2E0" w:sz="4"/>
+            </w:tcBorders>
+            <w:tcMar>
+              <w:top w:type="dxa" w:w="70"/>
+              <w:left w:type="dxa" w:w="110"/>
+              <w:bottom w:type="dxa" w:w="70"/>
+              <w:right w:type="dxa" w:w="110"/>
+            </w:tcMar>
+          </w:tcPr>
+          <w:p>
+            <w:pPr>
+              <w:keepNext w:val="false"/>
+            </w:pPr>
+            <w:r>
+              <w:t xml:space="preserve">5</w:t>
+            </w:r>
+          </w:p>
+        </w:tc>
+        <w:tc>
+          <w:tcPr>
+            <w:tcW w:type="dxa" w:w="4860"/>
+            <w:tcBorders>
+              <w:top w:val="single" w:color="C9D2E0" w:sz="4"/>
+              <w:left w:val="single" w:color="C9D2E0" w:sz="4"/>
+              <w:bottom w:val="single" w:color="C9D2E0" w:sz="4"/>
+              <w:right w:val="single" w:color="C9D2E0" w:sz="4"/>
+            </w:tcBorders>
+            <w:tcMar>
+              <w:top w:type="dxa" w:w="70"/>
+              <w:left w:type="dxa" w:w="110"/>
+              <w:bottom w:type="dxa" w:w="70"/>
+              <w:right w:type="dxa" w:w="110"/>
+            </w:tcMar>
+          </w:tcPr>
+          <w:p>
+            <w:pPr>
+              <w:keepNext w:val="false"/>
+            </w:pPr>
+            <w:r>
+              <w:t xml:space="preserve">0 – 5 NECTAR tip it alone</w:t>
+            </w:r>
+          </w:p>
+        </w:tc>
+      </w:tr>
+    </w:tbl>
+    <w:p>
+      <w:pPr>
         <w:pStyle w:val="ListParagraph"/>
         <w:numPr>
           <w:ilvl w:val="0"/>
@@ -3841,10 +4289,30 @@
           <w:b/>
           <w:bCs/>
         </w:rPr>
-        <w:t xml:space="preserve">Top 10 scores</w:t>
-      </w:r>
-      <w:r>
-        <w:t xml:space="preserve"> card at the top right of every page (top 10 AUTO and top 10 TeleOp; under the header on a phone) and the </w:t>
+        <w:t xml:space="preserve">Top 10</w:t>
+      </w:r>
+      <w:r>
+        <w:t xml:space="preserve"> card at the top right of every page – each page shows only its own scores: AUTO on the AUTO page, TeleOp (split into </w:t>
+      </w:r>
+      <w:r>
+        <w:rPr>
+          <w:b/>
+          <w:bCs/>
+        </w:rPr>
+        <w:t xml:space="preserve">Sample code</w:t>
+      </w:r>
+      <w:r>
+        <w:t xml:space="preserve"> and </w:t>
+      </w:r>
+      <w:r>
+        <w:rPr>
+          <w:b/>
+          <w:bCs/>
+        </w:rPr>
+        <w:t xml:space="preserve">Own code</w:t>
+      </w:r>
+      <w:r>
+        <w:t xml:space="preserve">) on the TeleOp page, and full matches on the Full match page (under the header on a phone) – and the </w:t>
       </w:r>
       <w:r>
         <w:rPr>
@@ -3864,6 +4332,16 @@
         <w:t xml:space="preserve">AUTO</w:t>
       </w:r>
       <w:r>
+        <w:t xml:space="preserve">, </w:t>
+      </w:r>
+      <w:r>
+        <w:rPr>
+          <w:b/>
+          <w:bCs/>
+        </w:rPr>
+        <w:t xml:space="preserve">TeleOp</w:t>
+      </w:r>
+      <w:r>
         <w:t xml:space="preserve"> or </w:t>
       </w:r>
       <w:r>
@@ -3871,7 +4349,7 @@
           <w:b/>
           <w:bCs/>
         </w:rPr>
-        <w:t xml:space="preserve">TeleOp</w:t>
+        <w:t xml:space="preserve">Full match</w:t>
       </w:r>
       <w:r>
         <w:t xml:space="preserve">, </w:t>
@@ -3894,7 +4372,7 @@
         <w:t xml:space="preserve">Duo</w:t>
       </w:r>
       <w:r>
-        <w:t xml:space="preserve">, filtered by robot type, with a team search for your best, average and number of runs.</w:t>
+        <w:t xml:space="preserve">, sample or own code, filtered by robot type, with a team search for your best, average and number of runs.</w:t>
       </w:r>
     </w:p>
     <w:tbl>
